--- a/src/main/java/architect/Architect.docx
+++ b/src/main/java/architect/Architect.docx
@@ -212,6 +212,74 @@
       </w:r>
       <w:r>
         <w:t>—business architecture like mop, crossborder area, swift etc</w:t>
+      </w:r>
+    </w:p>
+    <w:p>
+      <w:pPr>
+        <w:pStyle w:val="ListParagraph"/>
+        <w:numPr>
+          <w:ilvl w:val="0"/>
+          <w:numId w:val="71"/>
+        </w:numPr>
+        <w:spacing w:line="240" w:lineRule="auto"/>
+      </w:pPr>
+      <w:r>
+        <w:t>DB types and architecture, query and operation</w:t>
+      </w:r>
+    </w:p>
+    <w:p>
+      <w:pPr>
+        <w:pStyle w:val="ListParagraph"/>
+        <w:numPr>
+          <w:ilvl w:val="0"/>
+          <w:numId w:val="71"/>
+        </w:numPr>
+        <w:spacing w:line="240" w:lineRule="auto"/>
+      </w:pPr>
+      <w:r>
+        <w:t>Hibernate and jpa</w:t>
+      </w:r>
+    </w:p>
+    <w:p>
+      <w:pPr>
+        <w:pStyle w:val="ListParagraph"/>
+        <w:numPr>
+          <w:ilvl w:val="0"/>
+          <w:numId w:val="71"/>
+        </w:numPr>
+        <w:spacing w:line="240" w:lineRule="auto"/>
+      </w:pPr>
+      <w:r>
+        <w:t>AI usage</w:t>
+      </w:r>
+    </w:p>
+    <w:p>
+      <w:pPr>
+        <w:pStyle w:val="ListParagraph"/>
+        <w:numPr>
+          <w:ilvl w:val="0"/>
+          <w:numId w:val="71"/>
+        </w:numPr>
+        <w:spacing w:line="240" w:lineRule="auto"/>
+      </w:pPr>
+      <w:r>
+        <w:t>Draw.io</w:t>
+      </w:r>
+    </w:p>
+    <w:p>
+      <w:pPr>
+        <w:pStyle w:val="ListParagraph"/>
+        <w:numPr>
+          <w:ilvl w:val="0"/>
+          <w:numId w:val="71"/>
+        </w:numPr>
+        <w:spacing w:line="240" w:lineRule="auto"/>
+      </w:pPr>
+      <w:r>
+        <w:t>Confluence page design, user stories, sprint and its related termology</w:t>
+      </w:r>
+      <w:r>
+        <w:t xml:space="preserve"> etc</w:t>
       </w:r>
     </w:p>
     <w:p>
@@ -12197,7 +12265,9 @@
     <w:rsid w:val="003729BC"/>
     <w:rsid w:val="00424D0E"/>
     <w:rsid w:val="00736F4F"/>
+    <w:rsid w:val="008474B6"/>
     <w:rsid w:val="00C6146D"/>
+    <w:rsid w:val="00D94638"/>
   </w:rsids>
   <m:mathPr>
     <m:mathFont m:val="Cambria Math"/>

--- a/src/main/java/architect/Architect.docx
+++ b/src/main/java/architect/Architect.docx
@@ -50,13 +50,29 @@
         <w:spacing w:line="240" w:lineRule="auto"/>
       </w:pPr>
       <w:r>
-        <w:t>How to design a architecture if 1 lacs request will be there</w:t>
+        <w:t xml:space="preserve">How to design </w:t>
+      </w:r>
+      <w:proofErr w:type="gramStart"/>
+      <w:r>
+        <w:t>a</w:t>
+      </w:r>
+      <w:proofErr w:type="gramEnd"/>
+      <w:r>
+        <w:t xml:space="preserve"> architecture if 1 lacs request will be there</w:t>
       </w:r>
       <w:r>
-        <w:t>—all types of possibilities</w:t>
+        <w:t xml:space="preserve">—all types of </w:t>
+      </w:r>
+      <w:proofErr w:type="gramStart"/>
+      <w:r>
+        <w:t>possibilities</w:t>
       </w:r>
       <w:r>
-        <w:t xml:space="preserve">  same for AWS</w:t>
+        <w:t xml:space="preserve">  same</w:t>
+      </w:r>
+      <w:proofErr w:type="gramEnd"/>
+      <w:r>
+        <w:t xml:space="preserve"> for AWS</w:t>
       </w:r>
     </w:p>
     <w:p>
@@ -69,11 +85,24 @@
         <w:spacing w:line="240" w:lineRule="auto"/>
       </w:pPr>
       <w:r>
-        <w:t>Docker. Kubernetes, hashcorp, password storing systems</w:t>
+        <w:t xml:space="preserve">Docker. Kubernetes, </w:t>
+      </w:r>
+      <w:proofErr w:type="spellStart"/>
+      <w:r>
+        <w:t>hashcorp</w:t>
+      </w:r>
+      <w:proofErr w:type="spellEnd"/>
+      <w:r>
+        <w:t>, password storing systems</w:t>
       </w:r>
       <w:r>
-        <w:t>—same for aws</w:t>
+        <w:t xml:space="preserve">—same for </w:t>
       </w:r>
+      <w:proofErr w:type="spellStart"/>
+      <w:r>
+        <w:t>aws</w:t>
+      </w:r>
+      <w:proofErr w:type="spellEnd"/>
     </w:p>
     <w:p>
       <w:pPr>
@@ -91,8 +120,13 @@
         <w:t>-relation with K8s</w:t>
       </w:r>
       <w:r>
-        <w:t>—same for aws</w:t>
+        <w:t xml:space="preserve">—same for </w:t>
       </w:r>
+      <w:proofErr w:type="spellStart"/>
+      <w:r>
+        <w:t>aws</w:t>
+      </w:r>
+      <w:proofErr w:type="spellEnd"/>
     </w:p>
     <w:p>
       <w:pPr>
@@ -103,8 +137,21 @@
         </w:numPr>
         <w:spacing w:line="240" w:lineRule="auto"/>
       </w:pPr>
+      <w:proofErr w:type="spellStart"/>
       <w:r>
-        <w:t>Springboot (synch, asynch and hybrid)</w:t>
+        <w:t>Springboot</w:t>
+      </w:r>
+      <w:proofErr w:type="spellEnd"/>
+      <w:r>
+        <w:t xml:space="preserve"> (synch, </w:t>
+      </w:r>
+      <w:proofErr w:type="spellStart"/>
+      <w:r>
+        <w:t>asynch</w:t>
+      </w:r>
+      <w:proofErr w:type="spellEnd"/>
+      <w:r>
+        <w:t xml:space="preserve"> and hybrid)</w:t>
       </w:r>
     </w:p>
     <w:p>
@@ -117,8 +164,21 @@
         <w:spacing w:line="240" w:lineRule="auto"/>
       </w:pPr>
       <w:r>
-        <w:t>Soap api vs rest api</w:t>
+        <w:t xml:space="preserve">Soap </w:t>
       </w:r>
+      <w:proofErr w:type="spellStart"/>
+      <w:r>
+        <w:t>api</w:t>
+      </w:r>
+      <w:proofErr w:type="spellEnd"/>
+      <w:r>
+        <w:t xml:space="preserve"> vs rest </w:t>
+      </w:r>
+      <w:proofErr w:type="spellStart"/>
+      <w:r>
+        <w:t>api</w:t>
+      </w:r>
+      <w:proofErr w:type="spellEnd"/>
     </w:p>
     <w:p>
       <w:pPr>
@@ -130,8 +190,13 @@
         <w:spacing w:line="240" w:lineRule="auto"/>
       </w:pPr>
       <w:r>
-        <w:t>Message broker in details</w:t>
+        <w:t xml:space="preserve">Message broker in </w:t>
       </w:r>
+      <w:proofErr w:type="gramStart"/>
+      <w:r>
+        <w:t>details</w:t>
+      </w:r>
+      <w:proofErr w:type="gramEnd"/>
     </w:p>
     <w:p>
       <w:pPr>
@@ -156,7 +221,15 @@
         <w:spacing w:line="240" w:lineRule="auto"/>
       </w:pPr>
       <w:r>
-        <w:t>Java 8 programming leet code and all types of general java 8 programing with features</w:t>
+        <w:t xml:space="preserve">Java 8 programming </w:t>
+      </w:r>
+      <w:proofErr w:type="spellStart"/>
+      <w:r>
+        <w:t>leet</w:t>
+      </w:r>
+      <w:proofErr w:type="spellEnd"/>
+      <w:r>
+        <w:t xml:space="preserve"> code and all types of general java 8 programing with features</w:t>
       </w:r>
     </w:p>
     <w:p>
@@ -169,7 +242,21 @@
         <w:spacing w:line="240" w:lineRule="auto"/>
       </w:pPr>
       <w:r>
-        <w:t xml:space="preserve"> Multithreading , future vs completable future, cioncurrent interface</w:t>
+        <w:t xml:space="preserve"> </w:t>
+      </w:r>
+      <w:r>
+        <w:t>Multithreading,</w:t>
+      </w:r>
+      <w:r>
+        <w:t xml:space="preserve"> future vs completable future, </w:t>
+      </w:r>
+      <w:proofErr w:type="spellStart"/>
+      <w:r>
+        <w:t>cioncurrent</w:t>
+      </w:r>
+      <w:proofErr w:type="spellEnd"/>
+      <w:r>
+        <w:t xml:space="preserve"> interface</w:t>
       </w:r>
     </w:p>
     <w:p>
@@ -182,7 +269,47 @@
         <w:spacing w:line="240" w:lineRule="auto"/>
       </w:pPr>
       <w:r>
-        <w:t>Internal working of hashmap, hashset and concurrenyt hashmaop, concurrent hashset and list</w:t>
+        <w:t xml:space="preserve">Internal working of </w:t>
+      </w:r>
+      <w:proofErr w:type="spellStart"/>
+      <w:r>
+        <w:t>hashmap</w:t>
+      </w:r>
+      <w:proofErr w:type="spellEnd"/>
+      <w:r>
+        <w:t xml:space="preserve">, </w:t>
+      </w:r>
+      <w:proofErr w:type="spellStart"/>
+      <w:r>
+        <w:t>hashset</w:t>
+      </w:r>
+      <w:proofErr w:type="spellEnd"/>
+      <w:r>
+        <w:t xml:space="preserve"> and </w:t>
+      </w:r>
+      <w:proofErr w:type="spellStart"/>
+      <w:r>
+        <w:t>concurrenyt</w:t>
+      </w:r>
+      <w:proofErr w:type="spellEnd"/>
+      <w:r>
+        <w:t xml:space="preserve"> </w:t>
+      </w:r>
+      <w:proofErr w:type="spellStart"/>
+      <w:r>
+        <w:t>hashmaop</w:t>
+      </w:r>
+      <w:proofErr w:type="spellEnd"/>
+      <w:r>
+        <w:t xml:space="preserve">, concurrent </w:t>
+      </w:r>
+      <w:proofErr w:type="spellStart"/>
+      <w:r>
+        <w:t>hashset</w:t>
+      </w:r>
+      <w:proofErr w:type="spellEnd"/>
+      <w:r>
+        <w:t xml:space="preserve"> and list</w:t>
       </w:r>
     </w:p>
     <w:p>
@@ -195,7 +322,15 @@
         <w:spacing w:line="240" w:lineRule="auto"/>
       </w:pPr>
       <w:r>
-        <w:t>Payment service message formate and its usage and types</w:t>
+        <w:t xml:space="preserve">Payment service message </w:t>
+      </w:r>
+      <w:proofErr w:type="spellStart"/>
+      <w:r>
+        <w:t>formate</w:t>
+      </w:r>
+      <w:proofErr w:type="spellEnd"/>
+      <w:r>
+        <w:t xml:space="preserve"> and its usage and types</w:t>
       </w:r>
     </w:p>
     <w:p>
@@ -207,12 +342,30 @@
         </w:numPr>
         <w:spacing w:line="240" w:lineRule="auto"/>
       </w:pPr>
+      <w:proofErr w:type="gramStart"/>
       <w:r>
-        <w:t>Payments architecture</w:t>
+        <w:t>Payments</w:t>
+      </w:r>
+      <w:proofErr w:type="gramEnd"/>
+      <w:r>
+        <w:t xml:space="preserve"> architecture</w:t>
       </w:r>
       <w:r>
-        <w:t>—business architecture like mop, crossborder area, swift etc</w:t>
+        <w:t xml:space="preserve">—business architecture like mop, </w:t>
       </w:r>
+      <w:proofErr w:type="spellStart"/>
+      <w:r>
+        <w:t>crossborder</w:t>
+      </w:r>
+      <w:proofErr w:type="spellEnd"/>
+      <w:r>
+        <w:t xml:space="preserve"> area, swift </w:t>
+      </w:r>
+      <w:proofErr w:type="spellStart"/>
+      <w:r>
+        <w:t>etc</w:t>
+      </w:r>
+      <w:proofErr w:type="spellEnd"/>
     </w:p>
     <w:p>
       <w:pPr>
@@ -237,8 +390,13 @@
         <w:spacing w:line="240" w:lineRule="auto"/>
       </w:pPr>
       <w:r>
-        <w:t>Hibernate and jpa</w:t>
+        <w:t xml:space="preserve">Hibernate and </w:t>
       </w:r>
+      <w:proofErr w:type="spellStart"/>
+      <w:r>
+        <w:t>jpa</w:t>
+      </w:r>
+      <w:proofErr w:type="spellEnd"/>
     </w:p>
     <w:p>
       <w:pPr>
@@ -276,11 +434,21 @@
         <w:spacing w:line="240" w:lineRule="auto"/>
       </w:pPr>
       <w:r>
-        <w:t>Confluence page design, user stories, sprint and its related termology</w:t>
+        <w:t xml:space="preserve">Confluence page design, user stories, sprint and its related </w:t>
       </w:r>
+      <w:proofErr w:type="spellStart"/>
       <w:r>
-        <w:t xml:space="preserve"> etc</w:t>
+        <w:t>termology</w:t>
       </w:r>
+      <w:proofErr w:type="spellEnd"/>
+      <w:r>
+        <w:t xml:space="preserve"> </w:t>
+      </w:r>
+      <w:proofErr w:type="spellStart"/>
+      <w:r>
+        <w:t>etc</w:t>
+      </w:r>
+      <w:proofErr w:type="spellEnd"/>
     </w:p>
     <w:p>
       <w:pPr>
@@ -290,8 +458,84 @@
         <w:t>*************************************************************************************</w:t>
       </w:r>
     </w:p>
+    <w:p>
+      <w:pPr>
+        <w:spacing w:line="240" w:lineRule="auto"/>
+      </w:pPr>
+      <w:r>
+        <w:t xml:space="preserve">                                                  Microservices Architecture</w:t>
+      </w:r>
+    </w:p>
+    <w:p>
+      <w:pPr>
+        <w:spacing w:line="240" w:lineRule="auto"/>
+      </w:pPr>
+      <w:hyperlink r:id="rId7" w:history="1">
+        <w:proofErr w:type="gramStart"/>
+        <w:r>
+          <w:rPr>
+            <w:rStyle w:val="Hyperlink"/>
+          </w:rPr>
+          <w:t>..</w:t>
+        </w:r>
+        <w:proofErr w:type="gramEnd"/>
+        <w:r>
+          <w:rPr>
+            <w:rStyle w:val="Hyperlink"/>
+          </w:rPr>
+          <w:t>\..\..\..\..\..\OneDrive - Capgemini\Documents\Microservice-</w:t>
+        </w:r>
+        <w:r>
+          <w:rPr>
+            <w:rStyle w:val="Hyperlink"/>
+          </w:rPr>
+          <w:t>d</w:t>
+        </w:r>
+        <w:r>
+          <w:rPr>
+            <w:rStyle w:val="Hyperlink"/>
+          </w:rPr>
+          <w:t>esign-</w:t>
+        </w:r>
+        <w:proofErr w:type="spellStart"/>
+        <w:r>
+          <w:rPr>
+            <w:rStyle w:val="Hyperlink"/>
+          </w:rPr>
+          <w:t>pattern.drawio</w:t>
+        </w:r>
+        <w:proofErr w:type="spellEnd"/>
+      </w:hyperlink>
+      <w:r>
+        <w:object w:dxaOrig="1508" w:dyaOrig="984" w14:anchorId="2EC39C66">
+          <v:shapetype id="_x0000_t75" coordsize="21600,21600" o:spt="75" o:preferrelative="t" path="m@4@5l@4@11@9@11@9@5xe" filled="f" stroked="f">
+            <v:stroke joinstyle="miter"/>
+            <v:formulas>
+              <v:f eqn="if lineDrawn pixelLineWidth 0"/>
+              <v:f eqn="sum @0 1 0"/>
+              <v:f eqn="sum 0 0 @1"/>
+              <v:f eqn="prod @2 1 2"/>
+              <v:f eqn="prod @3 21600 pixelWidth"/>
+              <v:f eqn="prod @3 21600 pixelHeight"/>
+              <v:f eqn="sum @0 0 1"/>
+              <v:f eqn="prod @6 1 2"/>
+              <v:f eqn="prod @7 21600 pixelWidth"/>
+              <v:f eqn="sum @8 21600 0"/>
+              <v:f eqn="prod @7 21600 pixelHeight"/>
+              <v:f eqn="sum @10 21600 0"/>
+            </v:formulas>
+            <v:path o:extrusionok="f" gradientshapeok="t" o:connecttype="rect"/>
+            <o:lock v:ext="edit" aspectratio="t"/>
+          </v:shapetype>
+          <v:shape id="_x0000_i1033" type="#_x0000_t75" style="width:75.5pt;height:49pt" o:ole="">
+            <v:imagedata r:id="rId8" o:title=""/>
+          </v:shape>
+          <o:OLEObject Type="Embed" ProgID="Package" ShapeID="_x0000_i1033" DrawAspect="Icon" ObjectID="_1840195834" r:id="rId9"/>
+        </w:object>
+      </w:r>
+    </w:p>
     <w:sectPr>
-      <w:headerReference w:type="default" r:id="rId7"/>
+      <w:headerReference w:type="default" r:id="rId10"/>
       <w:pgSz w:w="12240" w:h="15840"/>
       <w:pgMar w:top="1440" w:right="1440" w:bottom="1440" w:left="1440" w:header="708" w:footer="708" w:gutter="0"/>
       <w:pgBorders w:offsetFrom="page">
@@ -12156,6 +12400,41 @@
     <w:basedOn w:val="DefaultParagraphFont"/>
     <w:rsid w:val="00097B9B"/>
   </w:style>
+  <w:style w:type="character" w:styleId="Hyperlink">
+    <w:name w:val="Hyperlink"/>
+    <w:basedOn w:val="DefaultParagraphFont"/>
+    <w:uiPriority w:val="99"/>
+    <w:unhideWhenUsed/>
+    <w:rsid w:val="00041970"/>
+    <w:rPr>
+      <w:color w:val="467886" w:themeColor="hyperlink"/>
+      <w:u w:val="single"/>
+    </w:rPr>
+  </w:style>
+  <w:style w:type="character" w:styleId="UnresolvedMention">
+    <w:name w:val="Unresolved Mention"/>
+    <w:basedOn w:val="DefaultParagraphFont"/>
+    <w:uiPriority w:val="99"/>
+    <w:semiHidden/>
+    <w:unhideWhenUsed/>
+    <w:rsid w:val="00041970"/>
+    <w:rPr>
+      <w:color w:val="605E5C"/>
+      <w:shd w:val="clear" w:color="auto" w:fill="E1DFDD"/>
+    </w:rPr>
+  </w:style>
+  <w:style w:type="character" w:styleId="FollowedHyperlink">
+    <w:name w:val="FollowedHyperlink"/>
+    <w:basedOn w:val="DefaultParagraphFont"/>
+    <w:uiPriority w:val="99"/>
+    <w:semiHidden/>
+    <w:unhideWhenUsed/>
+    <w:rsid w:val="00041970"/>
+    <w:rPr>
+      <w:color w:val="96607D" w:themeColor="followedHyperlink"/>
+      <w:u w:val="single"/>
+    </w:rPr>
+  </w:style>
 </w:styles>
 </file>
 
@@ -12264,8 +12543,10 @@
     <w:rsid w:val="003311E6"/>
     <w:rsid w:val="003729BC"/>
     <w:rsid w:val="00424D0E"/>
+    <w:rsid w:val="006371B1"/>
     <w:rsid w:val="00736F4F"/>
     <w:rsid w:val="008474B6"/>
+    <w:rsid w:val="009C53AA"/>
     <w:rsid w:val="00C6146D"/>
     <w:rsid w:val="00D94638"/>
   </w:rsids>

--- a/src/main/java/architect/Architect.docx
+++ b/src/main/java/architect/Architect.docx
@@ -85,11 +85,24 @@
         <w:spacing w:line="240" w:lineRule="auto"/>
       </w:pPr>
       <w:r>
-        <w:t>Docker. Kubernetes, hashcorp, password storing systems</w:t>
-      </w:r>
-      <w:r>
-        <w:t>—same for aws</w:t>
-      </w:r>
+        <w:t xml:space="preserve">Docker. Kubernetes, </w:t>
+      </w:r>
+      <w:proofErr w:type="spellStart"/>
+      <w:r>
+        <w:t>hashcorp</w:t>
+      </w:r>
+      <w:proofErr w:type="spellEnd"/>
+      <w:r>
+        <w:t>, password storing systems</w:t>
+      </w:r>
+      <w:r>
+        <w:t xml:space="preserve">—same for </w:t>
+      </w:r>
+      <w:proofErr w:type="spellStart"/>
+      <w:r>
+        <w:t>aws</w:t>
+      </w:r>
+      <w:proofErr w:type="spellEnd"/>
     </w:p>
     <w:p>
       <w:pPr>
@@ -107,8 +120,13 @@
         <w:t>-relation with K8s</w:t>
       </w:r>
       <w:r>
-        <w:t>—same for aws</w:t>
-      </w:r>
+        <w:t xml:space="preserve">—same for </w:t>
+      </w:r>
+      <w:proofErr w:type="spellStart"/>
+      <w:r>
+        <w:t>aws</w:t>
+      </w:r>
+      <w:proofErr w:type="spellEnd"/>
     </w:p>
     <w:p>
       <w:pPr>
@@ -119,8 +137,21 @@
         </w:numPr>
         <w:spacing w:line="240" w:lineRule="auto"/>
       </w:pPr>
-      <w:r>
-        <w:t>Springboot (synch, asynch and hybrid)</w:t>
+      <w:proofErr w:type="spellStart"/>
+      <w:r>
+        <w:t>Springboot</w:t>
+      </w:r>
+      <w:proofErr w:type="spellEnd"/>
+      <w:r>
+        <w:t xml:space="preserve"> (synch, </w:t>
+      </w:r>
+      <w:proofErr w:type="spellStart"/>
+      <w:r>
+        <w:t>asynch</w:t>
+      </w:r>
+      <w:proofErr w:type="spellEnd"/>
+      <w:r>
+        <w:t xml:space="preserve"> and hybrid)</w:t>
       </w:r>
     </w:p>
     <w:p>
@@ -133,8 +164,21 @@
         <w:spacing w:line="240" w:lineRule="auto"/>
       </w:pPr>
       <w:r>
-        <w:t>Soap api vs rest api</w:t>
-      </w:r>
+        <w:t xml:space="preserve">Soap </w:t>
+      </w:r>
+      <w:proofErr w:type="spellStart"/>
+      <w:r>
+        <w:t>api</w:t>
+      </w:r>
+      <w:proofErr w:type="spellEnd"/>
+      <w:r>
+        <w:t xml:space="preserve"> vs rest </w:t>
+      </w:r>
+      <w:proofErr w:type="spellStart"/>
+      <w:r>
+        <w:t>api</w:t>
+      </w:r>
+      <w:proofErr w:type="spellEnd"/>
     </w:p>
     <w:p>
       <w:pPr>
@@ -172,7 +216,15 @@
         <w:spacing w:line="240" w:lineRule="auto"/>
       </w:pPr>
       <w:r>
-        <w:t>Java 8 programming leet code and all types of general java 8 programing with features</w:t>
+        <w:t xml:space="preserve">Java 8 programming </w:t>
+      </w:r>
+      <w:proofErr w:type="spellStart"/>
+      <w:r>
+        <w:t>leet</w:t>
+      </w:r>
+      <w:proofErr w:type="spellEnd"/>
+      <w:r>
+        <w:t xml:space="preserve"> code and all types of general java 8 programing with features</w:t>
       </w:r>
     </w:p>
     <w:p>
@@ -191,7 +243,15 @@
         <w:t>Multithreading,</w:t>
       </w:r>
       <w:r>
-        <w:t xml:space="preserve"> future vs completable future, cioncurrent interface</w:t>
+        <w:t xml:space="preserve"> future vs completable future, </w:t>
+      </w:r>
+      <w:proofErr w:type="spellStart"/>
+      <w:r>
+        <w:t>cioncurrent</w:t>
+      </w:r>
+      <w:proofErr w:type="spellEnd"/>
+      <w:r>
+        <w:t xml:space="preserve"> interface</w:t>
       </w:r>
     </w:p>
     <w:p>
@@ -204,7 +264,47 @@
         <w:spacing w:line="240" w:lineRule="auto"/>
       </w:pPr>
       <w:r>
-        <w:t>Internal working of hashmap, hashset and concurrenyt hashmaop, concurrent hashset and list</w:t>
+        <w:t xml:space="preserve">Internal working of </w:t>
+      </w:r>
+      <w:proofErr w:type="spellStart"/>
+      <w:r>
+        <w:t>hashmap</w:t>
+      </w:r>
+      <w:proofErr w:type="spellEnd"/>
+      <w:r>
+        <w:t xml:space="preserve">, </w:t>
+      </w:r>
+      <w:proofErr w:type="spellStart"/>
+      <w:r>
+        <w:t>hashset</w:t>
+      </w:r>
+      <w:proofErr w:type="spellEnd"/>
+      <w:r>
+        <w:t xml:space="preserve"> and </w:t>
+      </w:r>
+      <w:proofErr w:type="spellStart"/>
+      <w:r>
+        <w:t>concurrenyt</w:t>
+      </w:r>
+      <w:proofErr w:type="spellEnd"/>
+      <w:r>
+        <w:t xml:space="preserve"> </w:t>
+      </w:r>
+      <w:proofErr w:type="spellStart"/>
+      <w:r>
+        <w:t>hashmaop</w:t>
+      </w:r>
+      <w:proofErr w:type="spellEnd"/>
+      <w:r>
+        <w:t xml:space="preserve">, concurrent </w:t>
+      </w:r>
+      <w:proofErr w:type="spellStart"/>
+      <w:r>
+        <w:t>hashset</w:t>
+      </w:r>
+      <w:proofErr w:type="spellEnd"/>
+      <w:r>
+        <w:t xml:space="preserve"> and list</w:t>
       </w:r>
     </w:p>
     <w:p>
@@ -217,7 +317,15 @@
         <w:spacing w:line="240" w:lineRule="auto"/>
       </w:pPr>
       <w:r>
-        <w:t>Payment service message formate and its usage and types</w:t>
+        <w:t xml:space="preserve">Payment service message </w:t>
+      </w:r>
+      <w:proofErr w:type="spellStart"/>
+      <w:r>
+        <w:t>formate</w:t>
+      </w:r>
+      <w:proofErr w:type="spellEnd"/>
+      <w:r>
+        <w:t xml:space="preserve"> and its usage and types</w:t>
       </w:r>
     </w:p>
     <w:p>
@@ -233,8 +341,21 @@
         <w:t>Payments architecture</w:t>
       </w:r>
       <w:r>
-        <w:t>—business architecture like mop, crossborder area, swift etc</w:t>
-      </w:r>
+        <w:t xml:space="preserve">—business architecture like mop, </w:t>
+      </w:r>
+      <w:proofErr w:type="spellStart"/>
+      <w:r>
+        <w:t>crossborder</w:t>
+      </w:r>
+      <w:proofErr w:type="spellEnd"/>
+      <w:r>
+        <w:t xml:space="preserve"> area, swift </w:t>
+      </w:r>
+      <w:proofErr w:type="spellStart"/>
+      <w:r>
+        <w:t>etc</w:t>
+      </w:r>
+      <w:proofErr w:type="spellEnd"/>
     </w:p>
     <w:p>
       <w:pPr>
@@ -259,8 +380,13 @@
         <w:spacing w:line="240" w:lineRule="auto"/>
       </w:pPr>
       <w:r>
-        <w:t>Hibernate and jpa</w:t>
-      </w:r>
+        <w:t xml:space="preserve">Hibernate and </w:t>
+      </w:r>
+      <w:proofErr w:type="spellStart"/>
+      <w:r>
+        <w:t>jpa</w:t>
+      </w:r>
+      <w:proofErr w:type="spellEnd"/>
     </w:p>
     <w:p>
       <w:pPr>
@@ -298,11 +424,21 @@
         <w:spacing w:line="240" w:lineRule="auto"/>
       </w:pPr>
       <w:r>
-        <w:t>Confluence page design, user stories, sprint and its related termology</w:t>
-      </w:r>
-      <w:r>
-        <w:t xml:space="preserve"> etc</w:t>
-      </w:r>
+        <w:t xml:space="preserve">Confluence page design, user stories, sprint and its related </w:t>
+      </w:r>
+      <w:proofErr w:type="spellStart"/>
+      <w:r>
+        <w:t>termology</w:t>
+      </w:r>
+      <w:proofErr w:type="spellEnd"/>
+      <w:r>
+        <w:t xml:space="preserve"> </w:t>
+      </w:r>
+      <w:proofErr w:type="spellStart"/>
+      <w:r>
+        <w:t>etc</w:t>
+      </w:r>
+      <w:proofErr w:type="spellEnd"/>
     </w:p>
     <w:p>
       <w:pPr>
@@ -313,8 +449,13 @@
         </w:numPr>
         <w:spacing w:line="240" w:lineRule="auto"/>
       </w:pPr>
-      <w:r>
-        <w:t>OpenAPi/Swagger</w:t>
+      <w:proofErr w:type="spellStart"/>
+      <w:r>
+        <w:t>OpenAPi</w:t>
+      </w:r>
+      <w:proofErr w:type="spellEnd"/>
+      <w:r>
+        <w:t>/Swagger</w:t>
       </w:r>
     </w:p>
     <w:p>
@@ -380,6 +521,2478 @@
     <w:p>
       <w:pPr>
         <w:spacing w:line="240" w:lineRule="auto"/>
+        <w:rPr>
+          <w:b/>
+          <w:bCs/>
+          <w:sz w:val="28"/>
+          <w:szCs w:val="28"/>
+        </w:rPr>
+      </w:pPr>
+      <w:r>
+        <w:rPr>
+          <w:b/>
+          <w:bCs/>
+          <w:sz w:val="28"/>
+          <w:szCs w:val="28"/>
+        </w:rPr>
+        <w:t xml:space="preserve">  SOLID</w:t>
+      </w:r>
+    </w:p>
+    <w:p>
+      <w:pPr>
+        <w:spacing w:line="240" w:lineRule="auto"/>
+        <w:ind w:left="720"/>
+      </w:pPr>
+      <w:r>
+        <w:t>S</w:t>
+      </w:r>
+      <w:r>
+        <w:sym w:font="Wingdings" w:char="F0E0"/>
+      </w:r>
+      <w:r>
+        <w:t>Single responsibility principle</w:t>
+      </w:r>
+    </w:p>
+    <w:p>
+      <w:pPr>
+        <w:spacing w:line="240" w:lineRule="auto"/>
+        <w:ind w:left="720"/>
+      </w:pPr>
+      <w:r>
+        <w:t>O</w:t>
+      </w:r>
+      <w:r>
+        <w:sym w:font="Wingdings" w:char="F0E0"/>
+      </w:r>
+      <w:r>
+        <w:t xml:space="preserve">Open/closed principle </w:t>
+      </w:r>
+    </w:p>
+    <w:p>
+      <w:pPr>
+        <w:spacing w:line="240" w:lineRule="auto"/>
+        <w:ind w:left="720"/>
+      </w:pPr>
+      <w:r>
+        <w:t>L</w:t>
+      </w:r>
+      <w:r>
+        <w:sym w:font="Wingdings" w:char="F0E0"/>
+      </w:r>
+      <w:r>
+        <w:t xml:space="preserve"> </w:t>
+      </w:r>
+      <w:r>
+        <w:t>Liskov’s substitution</w:t>
+      </w:r>
+      <w:r>
+        <w:t xml:space="preserve"> Principle</w:t>
+      </w:r>
+    </w:p>
+    <w:p>
+      <w:pPr>
+        <w:spacing w:line="240" w:lineRule="auto"/>
+        <w:ind w:left="720"/>
+      </w:pPr>
+      <w:r>
+        <w:t>I</w:t>
+      </w:r>
+      <w:r>
+        <w:sym w:font="Wingdings" w:char="F0E0"/>
+      </w:r>
+      <w:r>
+        <w:t xml:space="preserve"> Interface Segregation Principle</w:t>
+      </w:r>
+    </w:p>
+    <w:p>
+      <w:pPr>
+        <w:spacing w:line="240" w:lineRule="auto"/>
+        <w:ind w:left="720"/>
+      </w:pPr>
+      <w:r>
+        <w:t>D</w:t>
+      </w:r>
+      <w:r>
+        <w:sym w:font="Wingdings" w:char="F0E0"/>
+      </w:r>
+      <w:r>
+        <w:t xml:space="preserve"> Dependency Inversion Principle</w:t>
+      </w:r>
+    </w:p>
+    <w:p>
+      <w:pPr>
+        <w:spacing w:line="240" w:lineRule="auto"/>
+        <w:ind w:left="720"/>
+      </w:pPr>
+    </w:p>
+    <w:p>
+      <w:pPr>
+        <w:spacing w:line="240" w:lineRule="auto"/>
+        <w:ind w:left="720"/>
+      </w:pPr>
+    </w:p>
+    <w:p>
+      <w:pPr>
+        <w:spacing w:line="240" w:lineRule="auto"/>
+        <w:ind w:left="720"/>
+      </w:pPr>
+    </w:p>
+    <w:p>
+      <w:pPr>
+        <w:spacing w:line="240" w:lineRule="auto"/>
+        <w:rPr>
+          <w:b/>
+          <w:bCs/>
+        </w:rPr>
+      </w:pPr>
+      <w:r>
+        <w:rPr>
+          <w:b/>
+          <w:bCs/>
+        </w:rPr>
+        <w:lastRenderedPageBreak/>
+        <w:t>Real-World Understanding</w:t>
+      </w:r>
+    </w:p>
+    <w:p>
+      <w:pPr>
+        <w:numPr>
+          <w:ilvl w:val="0"/>
+          <w:numId w:val="15"/>
+        </w:numPr>
+        <w:spacing w:line="240" w:lineRule="auto"/>
+      </w:pPr>
+      <w:r>
+        <w:t>SRP → One team → One task</w:t>
+      </w:r>
+    </w:p>
+    <w:p>
+      <w:pPr>
+        <w:numPr>
+          <w:ilvl w:val="0"/>
+          <w:numId w:val="15"/>
+        </w:numPr>
+        <w:spacing w:line="240" w:lineRule="auto"/>
+      </w:pPr>
+      <w:r>
+        <w:t>OCP → Add feature, don’t break old code</w:t>
+      </w:r>
+    </w:p>
+    <w:p>
+      <w:pPr>
+        <w:numPr>
+          <w:ilvl w:val="0"/>
+          <w:numId w:val="15"/>
+        </w:numPr>
+        <w:spacing w:line="240" w:lineRule="auto"/>
+      </w:pPr>
+      <w:r>
+        <w:t>LSP → Child behaves like parent</w:t>
+      </w:r>
+    </w:p>
+    <w:p>
+      <w:pPr>
+        <w:numPr>
+          <w:ilvl w:val="0"/>
+          <w:numId w:val="15"/>
+        </w:numPr>
+        <w:spacing w:line="240" w:lineRule="auto"/>
+      </w:pPr>
+      <w:r>
+        <w:t>ISP → Don’t overload users</w:t>
+      </w:r>
+    </w:p>
+    <w:p>
+      <w:pPr>
+        <w:numPr>
+          <w:ilvl w:val="0"/>
+          <w:numId w:val="15"/>
+        </w:numPr>
+        <w:spacing w:line="240" w:lineRule="auto"/>
+      </w:pPr>
+      <w:r>
+        <w:t>DIP → Depend on interfaces, not implementations</w:t>
+      </w:r>
+    </w:p>
+    <w:p>
+      <w:pPr>
+        <w:spacing w:line="240" w:lineRule="auto"/>
+        <w:ind w:left="720"/>
+      </w:pPr>
+    </w:p>
+    <w:p>
+      <w:pPr>
+        <w:spacing w:line="240" w:lineRule="auto"/>
+        <w:rPr>
+          <w:b/>
+          <w:bCs/>
+        </w:rPr>
+      </w:pPr>
+      <w:r>
+        <w:rPr>
+          <w:b/>
+          <w:bCs/>
+        </w:rPr>
+        <w:t>ACID</w:t>
+      </w:r>
+      <w:r>
+        <w:rPr>
+          <w:b/>
+          <w:bCs/>
+        </w:rPr>
+        <w:t xml:space="preserve"> Properties</w:t>
+      </w:r>
+    </w:p>
+    <w:p>
+      <w:pPr>
+        <w:spacing w:line="240" w:lineRule="auto"/>
+        <w:ind w:left="720"/>
+      </w:pPr>
+      <w:r>
+        <w:t>A</w:t>
+      </w:r>
+      <w:r>
+        <w:sym w:font="Wingdings" w:char="F0E0"/>
+      </w:r>
+      <w:r>
+        <w:t xml:space="preserve"> </w:t>
+      </w:r>
+      <w:r>
+        <w:t>Atomicity</w:t>
+      </w:r>
+    </w:p>
+    <w:p>
+      <w:pPr>
+        <w:spacing w:line="240" w:lineRule="auto"/>
+        <w:ind w:left="720"/>
+      </w:pPr>
+      <w:r>
+        <w:t>C</w:t>
+      </w:r>
+      <w:r>
+        <w:sym w:font="Wingdings" w:char="F0E0"/>
+      </w:r>
+      <w:r>
+        <w:t xml:space="preserve"> Consistency</w:t>
+      </w:r>
+    </w:p>
+    <w:p>
+      <w:pPr>
+        <w:spacing w:line="240" w:lineRule="auto"/>
+        <w:ind w:left="720"/>
+      </w:pPr>
+      <w:r>
+        <w:t>I</w:t>
+      </w:r>
+      <w:r>
+        <w:sym w:font="Wingdings" w:char="F0E0"/>
+      </w:r>
+      <w:r>
+        <w:t xml:space="preserve"> Isolation</w:t>
+      </w:r>
+    </w:p>
+    <w:p>
+      <w:pPr>
+        <w:spacing w:line="240" w:lineRule="auto"/>
+        <w:ind w:left="720"/>
+        <w:rPr>
+          <w:b/>
+          <w:bCs/>
+        </w:rPr>
+      </w:pPr>
+      <w:r>
+        <w:t>D</w:t>
+      </w:r>
+      <w:r>
+        <w:sym w:font="Wingdings" w:char="F0E0"/>
+      </w:r>
+      <w:r>
+        <w:t xml:space="preserve"> Durability</w:t>
+      </w:r>
+    </w:p>
+    <w:p>
+      <w:pPr>
+        <w:spacing w:line="240" w:lineRule="auto"/>
+        <w:rPr>
+          <w:b/>
+          <w:bCs/>
+        </w:rPr>
+      </w:pPr>
+      <w:r>
+        <w:rPr>
+          <w:b/>
+          <w:bCs/>
+        </w:rPr>
+        <w:t>ACID is a set of properties that ensure reliable transactions in a database system.</w:t>
+      </w:r>
+    </w:p>
+    <w:p>
+      <w:pPr>
+        <w:spacing w:line="240" w:lineRule="auto"/>
+        <w:rPr>
+          <w:b/>
+          <w:bCs/>
+        </w:rPr>
+      </w:pPr>
+      <w:r>
+        <w:rPr>
+          <w:b/>
+          <w:bCs/>
+        </w:rPr>
+        <w:pict w14:anchorId="5917EFAD">
+          <v:rect id="_x0000_i1025" style="width:0;height:1.5pt" o:hralign="center" o:hrstd="t" o:hr="t" fillcolor="#a0a0a0" stroked="f"/>
+        </w:pict>
+      </w:r>
+    </w:p>
+    <w:p>
+      <w:pPr>
+        <w:spacing w:line="240" w:lineRule="auto"/>
+        <w:rPr>
+          <w:sz w:val="22"/>
+          <w:szCs w:val="22"/>
+        </w:rPr>
+      </w:pPr>
+      <w:r>
+        <w:rPr>
+          <w:rFonts w:ascii="Segoe UI Emoji" w:hAnsi="Segoe UI Emoji" w:cs="Segoe UI Emoji"/>
+          <w:sz w:val="22"/>
+          <w:szCs w:val="22"/>
+        </w:rPr>
+        <w:t>✅</w:t>
+      </w:r>
+      <w:r>
+        <w:rPr>
+          <w:sz w:val="22"/>
+          <w:szCs w:val="22"/>
+        </w:rPr>
+        <w:t xml:space="preserve"> ACID Stands For:</w:t>
+      </w:r>
+    </w:p>
+    <w:p>
+      <w:pPr>
+        <w:numPr>
+          <w:ilvl w:val="0"/>
+          <w:numId w:val="5"/>
+        </w:numPr>
+        <w:spacing w:line="240" w:lineRule="auto"/>
+        <w:rPr>
+          <w:sz w:val="22"/>
+          <w:szCs w:val="22"/>
+        </w:rPr>
+      </w:pPr>
+      <w:r>
+        <w:rPr>
+          <w:sz w:val="22"/>
+          <w:szCs w:val="22"/>
+        </w:rPr>
+        <w:t>A – Atomicity</w:t>
+      </w:r>
+    </w:p>
+    <w:p>
+      <w:pPr>
+        <w:numPr>
+          <w:ilvl w:val="1"/>
+          <w:numId w:val="5"/>
+        </w:numPr>
+        <w:spacing w:line="240" w:lineRule="auto"/>
+        <w:rPr>
+          <w:sz w:val="22"/>
+          <w:szCs w:val="22"/>
+        </w:rPr>
+      </w:pPr>
+      <w:r>
+        <w:rPr>
+          <w:sz w:val="22"/>
+          <w:szCs w:val="22"/>
+        </w:rPr>
+        <w:t>“All or nothing” principle</w:t>
+      </w:r>
+    </w:p>
+    <w:p>
+      <w:pPr>
+        <w:numPr>
+          <w:ilvl w:val="1"/>
+          <w:numId w:val="5"/>
+        </w:numPr>
+        <w:spacing w:line="240" w:lineRule="auto"/>
+        <w:rPr>
+          <w:sz w:val="22"/>
+          <w:szCs w:val="22"/>
+        </w:rPr>
+      </w:pPr>
+      <w:r>
+        <w:rPr>
+          <w:sz w:val="22"/>
+          <w:szCs w:val="22"/>
+        </w:rPr>
+        <w:t>A transaction either completes fully or not at all</w:t>
+      </w:r>
+    </w:p>
+    <w:p>
+      <w:pPr>
+        <w:numPr>
+          <w:ilvl w:val="1"/>
+          <w:numId w:val="5"/>
+        </w:numPr>
+        <w:spacing w:line="240" w:lineRule="auto"/>
+        <w:rPr>
+          <w:sz w:val="22"/>
+          <w:szCs w:val="22"/>
+        </w:rPr>
+      </w:pPr>
+      <w:r>
+        <w:rPr>
+          <w:sz w:val="22"/>
+          <w:szCs w:val="22"/>
+        </w:rPr>
+        <w:t>If any part fails → entire transaction is rolled back</w:t>
+      </w:r>
+    </w:p>
+    <w:p>
+      <w:pPr>
+        <w:spacing w:line="240" w:lineRule="auto"/>
+        <w:rPr>
+          <w:sz w:val="22"/>
+          <w:szCs w:val="22"/>
+        </w:rPr>
+      </w:pPr>
+      <w:r>
+        <w:rPr>
+          <w:rFonts w:ascii="Segoe UI Emoji" w:hAnsi="Segoe UI Emoji" w:cs="Segoe UI Emoji"/>
+          <w:sz w:val="22"/>
+          <w:szCs w:val="22"/>
+        </w:rPr>
+        <w:t>✅</w:t>
+      </w:r>
+      <w:r>
+        <w:rPr>
+          <w:sz w:val="22"/>
+          <w:szCs w:val="22"/>
+        </w:rPr>
+        <w:t xml:space="preserve"> </w:t>
+      </w:r>
+      <w:r>
+        <w:rPr>
+          <w:i/>
+          <w:iCs/>
+          <w:sz w:val="22"/>
+          <w:szCs w:val="22"/>
+        </w:rPr>
+        <w:t>Example:</w:t>
+      </w:r>
+      <w:r>
+        <w:rPr>
+          <w:sz w:val="22"/>
+          <w:szCs w:val="22"/>
+        </w:rPr>
+        <w:br/>
+        <w:t>Transferring money:</w:t>
+      </w:r>
+    </w:p>
+    <w:p>
+      <w:pPr>
+        <w:numPr>
+          <w:ilvl w:val="1"/>
+          <w:numId w:val="5"/>
+        </w:numPr>
+        <w:spacing w:line="240" w:lineRule="auto"/>
+        <w:rPr>
+          <w:sz w:val="22"/>
+          <w:szCs w:val="22"/>
+        </w:rPr>
+      </w:pPr>
+      <w:r>
+        <w:rPr>
+          <w:sz w:val="22"/>
+          <w:szCs w:val="22"/>
+        </w:rPr>
+        <w:t xml:space="preserve">Debit from Account A </w:t>
+      </w:r>
+      <w:r>
+        <w:rPr>
+          <w:rFonts w:ascii="Segoe UI Emoji" w:hAnsi="Segoe UI Emoji" w:cs="Segoe UI Emoji"/>
+          <w:sz w:val="22"/>
+          <w:szCs w:val="22"/>
+        </w:rPr>
+        <w:t>✅</w:t>
+      </w:r>
+    </w:p>
+    <w:p>
+      <w:pPr>
+        <w:numPr>
+          <w:ilvl w:val="1"/>
+          <w:numId w:val="5"/>
+        </w:numPr>
+        <w:spacing w:line="240" w:lineRule="auto"/>
+        <w:rPr>
+          <w:sz w:val="22"/>
+          <w:szCs w:val="22"/>
+        </w:rPr>
+      </w:pPr>
+      <w:r>
+        <w:rPr>
+          <w:sz w:val="22"/>
+          <w:szCs w:val="22"/>
+        </w:rPr>
+        <w:t xml:space="preserve">Credit to Account B </w:t>
+      </w:r>
+      <w:r>
+        <w:rPr>
+          <w:rFonts w:ascii="Segoe UI Emoji" w:hAnsi="Segoe UI Emoji" w:cs="Segoe UI Emoji"/>
+          <w:sz w:val="22"/>
+          <w:szCs w:val="22"/>
+        </w:rPr>
+        <w:t>❌</w:t>
+      </w:r>
+      <w:r>
+        <w:rPr>
+          <w:sz w:val="22"/>
+          <w:szCs w:val="22"/>
+        </w:rPr>
+        <w:t xml:space="preserve"> (fails)</w:t>
+      </w:r>
+      <w:r>
+        <w:rPr>
+          <w:sz w:val="22"/>
+          <w:szCs w:val="22"/>
+        </w:rPr>
+        <w:br/>
+      </w:r>
+      <w:r>
+        <w:rPr>
+          <w:rFonts w:ascii="Aptos" w:hAnsi="Aptos" w:cs="Aptos"/>
+          <w:sz w:val="22"/>
+          <w:szCs w:val="22"/>
+        </w:rPr>
+        <w:t>→</w:t>
+      </w:r>
+      <w:r>
+        <w:rPr>
+          <w:sz w:val="22"/>
+          <w:szCs w:val="22"/>
+        </w:rPr>
+        <w:t xml:space="preserve"> Entire transaction is canceled (no money lost)</w:t>
+      </w:r>
+    </w:p>
+    <w:p>
+      <w:pPr>
+        <w:spacing w:line="240" w:lineRule="auto"/>
+        <w:rPr>
+          <w:sz w:val="22"/>
+          <w:szCs w:val="22"/>
+        </w:rPr>
+      </w:pPr>
+      <w:r>
+        <w:rPr>
+          <w:sz w:val="22"/>
+          <w:szCs w:val="22"/>
+        </w:rPr>
+        <w:pict w14:anchorId="0652A621">
+          <v:rect id="_x0000_i1026" style="width:0;height:1.5pt" o:hralign="center" o:hrstd="t" o:hr="t" fillcolor="#a0a0a0" stroked="f"/>
+        </w:pict>
+      </w:r>
+    </w:p>
+    <w:p>
+      <w:pPr>
+        <w:numPr>
+          <w:ilvl w:val="0"/>
+          <w:numId w:val="6"/>
+        </w:numPr>
+        <w:spacing w:line="240" w:lineRule="auto"/>
+        <w:rPr>
+          <w:sz w:val="22"/>
+          <w:szCs w:val="22"/>
+        </w:rPr>
+      </w:pPr>
+      <w:r>
+        <w:rPr>
+          <w:sz w:val="22"/>
+          <w:szCs w:val="22"/>
+        </w:rPr>
+        <w:t>C – Consistency</w:t>
+      </w:r>
+    </w:p>
+    <w:p>
+      <w:pPr>
+        <w:numPr>
+          <w:ilvl w:val="1"/>
+          <w:numId w:val="6"/>
+        </w:numPr>
+        <w:spacing w:line="240" w:lineRule="auto"/>
+        <w:rPr>
+          <w:sz w:val="22"/>
+          <w:szCs w:val="22"/>
+        </w:rPr>
+      </w:pPr>
+      <w:r>
+        <w:rPr>
+          <w:sz w:val="22"/>
+          <w:szCs w:val="22"/>
+        </w:rPr>
+        <w:t>Database must remain in a valid state before and after a transaction</w:t>
+      </w:r>
+    </w:p>
+    <w:p>
+      <w:pPr>
+        <w:numPr>
+          <w:ilvl w:val="1"/>
+          <w:numId w:val="6"/>
+        </w:numPr>
+        <w:spacing w:line="240" w:lineRule="auto"/>
+        <w:rPr>
+          <w:sz w:val="22"/>
+          <w:szCs w:val="22"/>
+        </w:rPr>
+      </w:pPr>
+      <w:r>
+        <w:rPr>
+          <w:sz w:val="22"/>
+          <w:szCs w:val="22"/>
+        </w:rPr>
+        <w:t>All rules, constraints, and integrity must be maintained</w:t>
+      </w:r>
+    </w:p>
+    <w:p>
+      <w:pPr>
+        <w:spacing w:line="240" w:lineRule="auto"/>
+        <w:rPr>
+          <w:sz w:val="22"/>
+          <w:szCs w:val="22"/>
+        </w:rPr>
+      </w:pPr>
+      <w:r>
+        <w:rPr>
+          <w:rFonts w:ascii="Segoe UI Emoji" w:hAnsi="Segoe UI Emoji" w:cs="Segoe UI Emoji"/>
+          <w:sz w:val="22"/>
+          <w:szCs w:val="22"/>
+        </w:rPr>
+        <w:lastRenderedPageBreak/>
+        <w:t>✅</w:t>
+      </w:r>
+      <w:r>
+        <w:rPr>
+          <w:sz w:val="22"/>
+          <w:szCs w:val="22"/>
+        </w:rPr>
+        <w:t xml:space="preserve"> </w:t>
+      </w:r>
+      <w:r>
+        <w:rPr>
+          <w:i/>
+          <w:iCs/>
+          <w:sz w:val="22"/>
+          <w:szCs w:val="22"/>
+        </w:rPr>
+        <w:t>Example:</w:t>
+      </w:r>
+      <w:r>
+        <w:rPr>
+          <w:sz w:val="22"/>
+          <w:szCs w:val="22"/>
+        </w:rPr>
+        <w:br/>
+        <w:t>If total balance must always remain constant, the system ensures it is correct after every transaction</w:t>
+      </w:r>
+    </w:p>
+    <w:p>
+      <w:pPr>
+        <w:spacing w:line="240" w:lineRule="auto"/>
+        <w:rPr>
+          <w:sz w:val="22"/>
+          <w:szCs w:val="22"/>
+        </w:rPr>
+      </w:pPr>
+      <w:r>
+        <w:rPr>
+          <w:sz w:val="22"/>
+          <w:szCs w:val="22"/>
+        </w:rPr>
+        <w:pict w14:anchorId="2BBBF125">
+          <v:rect id="_x0000_i1027" style="width:0;height:1.5pt" o:hralign="center" o:hrstd="t" o:hr="t" fillcolor="#a0a0a0" stroked="f"/>
+        </w:pict>
+      </w:r>
+    </w:p>
+    <w:p>
+      <w:pPr>
+        <w:numPr>
+          <w:ilvl w:val="0"/>
+          <w:numId w:val="7"/>
+        </w:numPr>
+        <w:spacing w:line="240" w:lineRule="auto"/>
+        <w:rPr>
+          <w:sz w:val="22"/>
+          <w:szCs w:val="22"/>
+        </w:rPr>
+      </w:pPr>
+      <w:r>
+        <w:rPr>
+          <w:sz w:val="22"/>
+          <w:szCs w:val="22"/>
+        </w:rPr>
+        <w:t>I – Isolation</w:t>
+      </w:r>
+    </w:p>
+    <w:p>
+      <w:pPr>
+        <w:numPr>
+          <w:ilvl w:val="1"/>
+          <w:numId w:val="7"/>
+        </w:numPr>
+        <w:spacing w:line="240" w:lineRule="auto"/>
+        <w:rPr>
+          <w:sz w:val="22"/>
+          <w:szCs w:val="22"/>
+        </w:rPr>
+      </w:pPr>
+      <w:r>
+        <w:rPr>
+          <w:sz w:val="22"/>
+          <w:szCs w:val="22"/>
+        </w:rPr>
+        <w:t>Multiple transactions should not interfere with each other</w:t>
+      </w:r>
+    </w:p>
+    <w:p>
+      <w:pPr>
+        <w:numPr>
+          <w:ilvl w:val="1"/>
+          <w:numId w:val="7"/>
+        </w:numPr>
+        <w:spacing w:line="240" w:lineRule="auto"/>
+        <w:rPr>
+          <w:sz w:val="22"/>
+          <w:szCs w:val="22"/>
+        </w:rPr>
+      </w:pPr>
+      <w:r>
+        <w:rPr>
+          <w:sz w:val="22"/>
+          <w:szCs w:val="22"/>
+        </w:rPr>
+        <w:t>Each transaction behaves as if it is running alone</w:t>
+      </w:r>
+    </w:p>
+    <w:p>
+      <w:pPr>
+        <w:spacing w:line="240" w:lineRule="auto"/>
+        <w:rPr>
+          <w:sz w:val="22"/>
+          <w:szCs w:val="22"/>
+        </w:rPr>
+      </w:pPr>
+      <w:r>
+        <w:rPr>
+          <w:rFonts w:ascii="Segoe UI Emoji" w:hAnsi="Segoe UI Emoji" w:cs="Segoe UI Emoji"/>
+          <w:sz w:val="22"/>
+          <w:szCs w:val="22"/>
+        </w:rPr>
+        <w:t>✅</w:t>
+      </w:r>
+      <w:r>
+        <w:rPr>
+          <w:sz w:val="22"/>
+          <w:szCs w:val="22"/>
+        </w:rPr>
+        <w:t xml:space="preserve"> </w:t>
+      </w:r>
+      <w:r>
+        <w:rPr>
+          <w:i/>
+          <w:iCs/>
+          <w:sz w:val="22"/>
+          <w:szCs w:val="22"/>
+        </w:rPr>
+        <w:t>Example:</w:t>
+      </w:r>
+      <w:r>
+        <w:rPr>
+          <w:sz w:val="22"/>
+          <w:szCs w:val="22"/>
+        </w:rPr>
+        <w:br/>
+        <w:t>Two users updating the same bank account at the same time won’t see each other’s incomplete changes</w:t>
+      </w:r>
+    </w:p>
+    <w:p>
+      <w:pPr>
+        <w:spacing w:line="240" w:lineRule="auto"/>
+        <w:rPr>
+          <w:sz w:val="22"/>
+          <w:szCs w:val="22"/>
+        </w:rPr>
+      </w:pPr>
+      <w:r>
+        <w:rPr>
+          <w:sz w:val="22"/>
+          <w:szCs w:val="22"/>
+        </w:rPr>
+        <w:pict w14:anchorId="641ED1E9">
+          <v:rect id="_x0000_i1028" style="width:0;height:1.5pt" o:hralign="center" o:hrstd="t" o:hr="t" fillcolor="#a0a0a0" stroked="f"/>
+        </w:pict>
+      </w:r>
+    </w:p>
+    <w:p>
+      <w:pPr>
+        <w:numPr>
+          <w:ilvl w:val="0"/>
+          <w:numId w:val="8"/>
+        </w:numPr>
+        <w:spacing w:line="240" w:lineRule="auto"/>
+        <w:rPr>
+          <w:sz w:val="22"/>
+          <w:szCs w:val="22"/>
+        </w:rPr>
+      </w:pPr>
+      <w:r>
+        <w:rPr>
+          <w:sz w:val="22"/>
+          <w:szCs w:val="22"/>
+        </w:rPr>
+        <w:t>D – Durability</w:t>
+      </w:r>
+    </w:p>
+    <w:p>
+      <w:pPr>
+        <w:numPr>
+          <w:ilvl w:val="1"/>
+          <w:numId w:val="8"/>
+        </w:numPr>
+        <w:spacing w:line="240" w:lineRule="auto"/>
+        <w:rPr>
+          <w:sz w:val="22"/>
+          <w:szCs w:val="22"/>
+        </w:rPr>
+      </w:pPr>
+      <w:r>
+        <w:rPr>
+          <w:sz w:val="22"/>
+          <w:szCs w:val="22"/>
+        </w:rPr>
+        <w:t>Once a transaction is committed, it is permanently saved</w:t>
+      </w:r>
+    </w:p>
+    <w:p>
+      <w:pPr>
+        <w:numPr>
+          <w:ilvl w:val="1"/>
+          <w:numId w:val="8"/>
+        </w:numPr>
+        <w:spacing w:line="240" w:lineRule="auto"/>
+        <w:rPr>
+          <w:sz w:val="22"/>
+          <w:szCs w:val="22"/>
+        </w:rPr>
+      </w:pPr>
+      <w:r>
+        <w:rPr>
+          <w:sz w:val="22"/>
+          <w:szCs w:val="22"/>
+        </w:rPr>
+        <w:t>Data will not be lost even in case of system crash</w:t>
+      </w:r>
+    </w:p>
+    <w:p>
+      <w:pPr>
+        <w:spacing w:line="240" w:lineRule="auto"/>
+        <w:rPr>
+          <w:sz w:val="22"/>
+          <w:szCs w:val="22"/>
+        </w:rPr>
+      </w:pPr>
+      <w:r>
+        <w:rPr>
+          <w:rFonts w:ascii="Segoe UI Emoji" w:hAnsi="Segoe UI Emoji" w:cs="Segoe UI Emoji"/>
+          <w:sz w:val="22"/>
+          <w:szCs w:val="22"/>
+        </w:rPr>
+        <w:t>✅</w:t>
+      </w:r>
+      <w:r>
+        <w:rPr>
+          <w:sz w:val="22"/>
+          <w:szCs w:val="22"/>
+        </w:rPr>
+        <w:t xml:space="preserve"> </w:t>
+      </w:r>
+      <w:r>
+        <w:rPr>
+          <w:i/>
+          <w:iCs/>
+          <w:sz w:val="22"/>
+          <w:szCs w:val="22"/>
+        </w:rPr>
+        <w:t>Example:</w:t>
+      </w:r>
+      <w:r>
+        <w:rPr>
+          <w:sz w:val="22"/>
+          <w:szCs w:val="22"/>
+        </w:rPr>
+        <w:br/>
+        <w:t>After payment success, even if the system crashes, the transaction remains stored</w:t>
+      </w:r>
+    </w:p>
+    <w:p>
+      <w:pPr>
+        <w:spacing w:line="240" w:lineRule="auto"/>
+        <w:rPr>
+          <w:sz w:val="22"/>
+          <w:szCs w:val="22"/>
+        </w:rPr>
+      </w:pPr>
+      <w:r>
+        <w:rPr>
+          <w:sz w:val="22"/>
+          <w:szCs w:val="22"/>
+        </w:rPr>
+        <w:pict w14:anchorId="0D67BDB3">
+          <v:rect id="_x0000_i1029" style="width:0;height:1.5pt" o:hralign="center" o:hrstd="t" o:hr="t" fillcolor="#a0a0a0" stroked="f"/>
+        </w:pict>
+      </w:r>
+    </w:p>
+    <w:p>
+      <w:pPr>
+        <w:spacing w:line="240" w:lineRule="auto"/>
+        <w:rPr>
+          <w:sz w:val="22"/>
+          <w:szCs w:val="22"/>
+        </w:rPr>
+      </w:pPr>
+      <w:r>
+        <w:rPr>
+          <w:rFonts w:ascii="Segoe UI Emoji" w:hAnsi="Segoe UI Emoji" w:cs="Segoe UI Emoji"/>
+          <w:sz w:val="22"/>
+          <w:szCs w:val="22"/>
+        </w:rPr>
+        <w:t>📌</w:t>
+      </w:r>
+      <w:r>
+        <w:rPr>
+          <w:sz w:val="22"/>
+          <w:szCs w:val="22"/>
+        </w:rPr>
+        <w:t xml:space="preserve"> Summary Table</w:t>
+      </w:r>
+    </w:p>
+    <w:tbl>
+      <w:tblPr>
+        <w:tblW w:w="0" w:type="auto"/>
+        <w:tblCellSpacing w:w="15" w:type="dxa"/>
+        <w:tblCellMar>
+          <w:top w:w="15" w:type="dxa"/>
+          <w:left w:w="15" w:type="dxa"/>
+          <w:bottom w:w="15" w:type="dxa"/>
+          <w:right w:w="15" w:type="dxa"/>
+        </w:tblCellMar>
+        <w:tblLook w:val="04A0" w:firstRow="1" w:lastRow="0" w:firstColumn="1" w:lastColumn="0" w:noHBand="0" w:noVBand="1"/>
+      </w:tblPr>
+      <w:tblGrid>
+        <w:gridCol w:w="1287"/>
+        <w:gridCol w:w="2547"/>
+      </w:tblGrid>
+      <w:tr>
+        <w:trPr>
+          <w:tblCellSpacing w:w="15" w:type="dxa"/>
+        </w:trPr>
+        <w:tc>
+          <w:tcPr>
+            <w:tcW w:w="0" w:type="auto"/>
+            <w:tcBorders>
+              <w:top w:val="single" w:sz="6" w:space="0" w:color="E6E6E6"/>
+              <w:left w:val="single" w:sz="6" w:space="0" w:color="E6E6E6"/>
+              <w:bottom w:val="single" w:sz="6" w:space="0" w:color="E6E6E6"/>
+              <w:right w:val="single" w:sz="6" w:space="0" w:color="E6E6E6"/>
+            </w:tcBorders>
+            <w:shd w:val="clear" w:color="auto" w:fill="F5F5F5"/>
+            <w:vAlign w:val="center"/>
+            <w:hideMark/>
+          </w:tcPr>
+          <w:p>
+            <w:pPr>
+              <w:spacing w:line="240" w:lineRule="auto"/>
+              <w:rPr>
+                <w:sz w:val="22"/>
+                <w:szCs w:val="22"/>
+              </w:rPr>
+            </w:pPr>
+            <w:r>
+              <w:rPr>
+                <w:sz w:val="22"/>
+                <w:szCs w:val="22"/>
+              </w:rPr>
+              <w:t>Property</w:t>
+            </w:r>
+          </w:p>
+        </w:tc>
+        <w:tc>
+          <w:tcPr>
+            <w:tcW w:w="0" w:type="auto"/>
+            <w:tcBorders>
+              <w:top w:val="single" w:sz="6" w:space="0" w:color="E6E6E6"/>
+              <w:left w:val="single" w:sz="6" w:space="0" w:color="E6E6E6"/>
+              <w:bottom w:val="single" w:sz="6" w:space="0" w:color="E6E6E6"/>
+              <w:right w:val="single" w:sz="6" w:space="0" w:color="E6E6E6"/>
+            </w:tcBorders>
+            <w:shd w:val="clear" w:color="auto" w:fill="F5F5F5"/>
+            <w:vAlign w:val="center"/>
+            <w:hideMark/>
+          </w:tcPr>
+          <w:p>
+            <w:pPr>
+              <w:spacing w:line="240" w:lineRule="auto"/>
+              <w:rPr>
+                <w:sz w:val="22"/>
+                <w:szCs w:val="22"/>
+              </w:rPr>
+            </w:pPr>
+            <w:r>
+              <w:rPr>
+                <w:sz w:val="22"/>
+                <w:szCs w:val="22"/>
+              </w:rPr>
+              <w:t>Meaning</w:t>
+            </w:r>
+          </w:p>
+        </w:tc>
+      </w:tr>
+      <w:tr>
+        <w:trPr>
+          <w:tblCellSpacing w:w="15" w:type="dxa"/>
+        </w:trPr>
+        <w:tc>
+          <w:tcPr>
+            <w:tcW w:w="0" w:type="auto"/>
+            <w:tcBorders>
+              <w:top w:val="single" w:sz="6" w:space="0" w:color="E6E6E6"/>
+              <w:left w:val="single" w:sz="6" w:space="0" w:color="E6E6E6"/>
+              <w:bottom w:val="single" w:sz="6" w:space="0" w:color="E6E6E6"/>
+              <w:right w:val="single" w:sz="6" w:space="0" w:color="E6E6E6"/>
+            </w:tcBorders>
+            <w:vAlign w:val="center"/>
+            <w:hideMark/>
+          </w:tcPr>
+          <w:p>
+            <w:pPr>
+              <w:spacing w:line="240" w:lineRule="auto"/>
+              <w:rPr>
+                <w:sz w:val="22"/>
+                <w:szCs w:val="22"/>
+              </w:rPr>
+            </w:pPr>
+            <w:r>
+              <w:rPr>
+                <w:sz w:val="22"/>
+                <w:szCs w:val="22"/>
+              </w:rPr>
+              <w:t>Atomicity</w:t>
+            </w:r>
+          </w:p>
+        </w:tc>
+        <w:tc>
+          <w:tcPr>
+            <w:tcW w:w="0" w:type="auto"/>
+            <w:tcBorders>
+              <w:top w:val="single" w:sz="6" w:space="0" w:color="E6E6E6"/>
+              <w:left w:val="single" w:sz="6" w:space="0" w:color="E6E6E6"/>
+              <w:bottom w:val="single" w:sz="6" w:space="0" w:color="E6E6E6"/>
+              <w:right w:val="single" w:sz="6" w:space="0" w:color="E6E6E6"/>
+            </w:tcBorders>
+            <w:vAlign w:val="center"/>
+            <w:hideMark/>
+          </w:tcPr>
+          <w:p>
+            <w:pPr>
+              <w:spacing w:line="240" w:lineRule="auto"/>
+              <w:rPr>
+                <w:sz w:val="22"/>
+                <w:szCs w:val="22"/>
+              </w:rPr>
+            </w:pPr>
+            <w:r>
+              <w:rPr>
+                <w:sz w:val="22"/>
+                <w:szCs w:val="22"/>
+              </w:rPr>
+              <w:t>All or nothing</w:t>
+            </w:r>
+          </w:p>
+        </w:tc>
+      </w:tr>
+      <w:tr>
+        <w:trPr>
+          <w:tblCellSpacing w:w="15" w:type="dxa"/>
+        </w:trPr>
+        <w:tc>
+          <w:tcPr>
+            <w:tcW w:w="0" w:type="auto"/>
+            <w:tcBorders>
+              <w:top w:val="single" w:sz="6" w:space="0" w:color="E6E6E6"/>
+              <w:left w:val="single" w:sz="6" w:space="0" w:color="E6E6E6"/>
+              <w:bottom w:val="single" w:sz="6" w:space="0" w:color="E6E6E6"/>
+              <w:right w:val="single" w:sz="6" w:space="0" w:color="E6E6E6"/>
+            </w:tcBorders>
+            <w:vAlign w:val="center"/>
+            <w:hideMark/>
+          </w:tcPr>
+          <w:p>
+            <w:pPr>
+              <w:spacing w:line="240" w:lineRule="auto"/>
+              <w:rPr>
+                <w:sz w:val="22"/>
+                <w:szCs w:val="22"/>
+              </w:rPr>
+            </w:pPr>
+            <w:r>
+              <w:rPr>
+                <w:sz w:val="22"/>
+                <w:szCs w:val="22"/>
+              </w:rPr>
+              <w:t>Consistency</w:t>
+            </w:r>
+          </w:p>
+        </w:tc>
+        <w:tc>
+          <w:tcPr>
+            <w:tcW w:w="0" w:type="auto"/>
+            <w:tcBorders>
+              <w:top w:val="single" w:sz="6" w:space="0" w:color="E6E6E6"/>
+              <w:left w:val="single" w:sz="6" w:space="0" w:color="E6E6E6"/>
+              <w:bottom w:val="single" w:sz="6" w:space="0" w:color="E6E6E6"/>
+              <w:right w:val="single" w:sz="6" w:space="0" w:color="E6E6E6"/>
+            </w:tcBorders>
+            <w:vAlign w:val="center"/>
+            <w:hideMark/>
+          </w:tcPr>
+          <w:p>
+            <w:pPr>
+              <w:spacing w:line="240" w:lineRule="auto"/>
+              <w:rPr>
+                <w:sz w:val="22"/>
+                <w:szCs w:val="22"/>
+              </w:rPr>
+            </w:pPr>
+            <w:r>
+              <w:rPr>
+                <w:sz w:val="22"/>
+                <w:szCs w:val="22"/>
+              </w:rPr>
+              <w:t>Valid state maintained</w:t>
+            </w:r>
+          </w:p>
+        </w:tc>
+      </w:tr>
+      <w:tr>
+        <w:trPr>
+          <w:tblCellSpacing w:w="15" w:type="dxa"/>
+        </w:trPr>
+        <w:tc>
+          <w:tcPr>
+            <w:tcW w:w="0" w:type="auto"/>
+            <w:tcBorders>
+              <w:top w:val="single" w:sz="6" w:space="0" w:color="E6E6E6"/>
+              <w:left w:val="single" w:sz="6" w:space="0" w:color="E6E6E6"/>
+              <w:bottom w:val="single" w:sz="6" w:space="0" w:color="E6E6E6"/>
+              <w:right w:val="single" w:sz="6" w:space="0" w:color="E6E6E6"/>
+            </w:tcBorders>
+            <w:vAlign w:val="center"/>
+            <w:hideMark/>
+          </w:tcPr>
+          <w:p>
+            <w:pPr>
+              <w:spacing w:line="240" w:lineRule="auto"/>
+              <w:rPr>
+                <w:sz w:val="22"/>
+                <w:szCs w:val="22"/>
+              </w:rPr>
+            </w:pPr>
+            <w:r>
+              <w:rPr>
+                <w:sz w:val="22"/>
+                <w:szCs w:val="22"/>
+              </w:rPr>
+              <w:t>Isolation</w:t>
+            </w:r>
+          </w:p>
+        </w:tc>
+        <w:tc>
+          <w:tcPr>
+            <w:tcW w:w="0" w:type="auto"/>
+            <w:tcBorders>
+              <w:top w:val="single" w:sz="6" w:space="0" w:color="E6E6E6"/>
+              <w:left w:val="single" w:sz="6" w:space="0" w:color="E6E6E6"/>
+              <w:bottom w:val="single" w:sz="6" w:space="0" w:color="E6E6E6"/>
+              <w:right w:val="single" w:sz="6" w:space="0" w:color="E6E6E6"/>
+            </w:tcBorders>
+            <w:vAlign w:val="center"/>
+            <w:hideMark/>
+          </w:tcPr>
+          <w:p>
+            <w:pPr>
+              <w:spacing w:line="240" w:lineRule="auto"/>
+              <w:rPr>
+                <w:sz w:val="22"/>
+                <w:szCs w:val="22"/>
+              </w:rPr>
+            </w:pPr>
+            <w:r>
+              <w:rPr>
+                <w:sz w:val="22"/>
+                <w:szCs w:val="22"/>
+              </w:rPr>
+              <w:t>Independent transactions</w:t>
+            </w:r>
+          </w:p>
+        </w:tc>
+      </w:tr>
+      <w:tr>
+        <w:trPr>
+          <w:tblCellSpacing w:w="15" w:type="dxa"/>
+        </w:trPr>
+        <w:tc>
+          <w:tcPr>
+            <w:tcW w:w="0" w:type="auto"/>
+            <w:tcBorders>
+              <w:top w:val="single" w:sz="6" w:space="0" w:color="E6E6E6"/>
+              <w:left w:val="single" w:sz="6" w:space="0" w:color="E6E6E6"/>
+              <w:bottom w:val="single" w:sz="6" w:space="0" w:color="E6E6E6"/>
+              <w:right w:val="single" w:sz="6" w:space="0" w:color="E6E6E6"/>
+            </w:tcBorders>
+            <w:vAlign w:val="center"/>
+            <w:hideMark/>
+          </w:tcPr>
+          <w:p>
+            <w:pPr>
+              <w:spacing w:line="240" w:lineRule="auto"/>
+              <w:rPr>
+                <w:sz w:val="22"/>
+                <w:szCs w:val="22"/>
+              </w:rPr>
+            </w:pPr>
+            <w:r>
+              <w:rPr>
+                <w:sz w:val="22"/>
+                <w:szCs w:val="22"/>
+              </w:rPr>
+              <w:t>Durability</w:t>
+            </w:r>
+          </w:p>
+        </w:tc>
+        <w:tc>
+          <w:tcPr>
+            <w:tcW w:w="0" w:type="auto"/>
+            <w:tcBorders>
+              <w:top w:val="single" w:sz="6" w:space="0" w:color="E6E6E6"/>
+              <w:left w:val="single" w:sz="6" w:space="0" w:color="E6E6E6"/>
+              <w:bottom w:val="single" w:sz="6" w:space="0" w:color="E6E6E6"/>
+              <w:right w:val="single" w:sz="6" w:space="0" w:color="E6E6E6"/>
+            </w:tcBorders>
+            <w:vAlign w:val="center"/>
+            <w:hideMark/>
+          </w:tcPr>
+          <w:p>
+            <w:pPr>
+              <w:spacing w:line="240" w:lineRule="auto"/>
+              <w:rPr>
+                <w:sz w:val="22"/>
+                <w:szCs w:val="22"/>
+              </w:rPr>
+            </w:pPr>
+            <w:r>
+              <w:rPr>
+                <w:sz w:val="22"/>
+                <w:szCs w:val="22"/>
+              </w:rPr>
+              <w:t>Permanent data storage</w:t>
+            </w:r>
+          </w:p>
+        </w:tc>
+      </w:tr>
+    </w:tbl>
+    <w:p>
+      <w:pPr>
+        <w:spacing w:line="240" w:lineRule="auto"/>
+        <w:rPr>
+          <w:sz w:val="22"/>
+          <w:szCs w:val="22"/>
+        </w:rPr>
+      </w:pPr>
+      <w:r>
+        <w:rPr>
+          <w:sz w:val="22"/>
+          <w:szCs w:val="22"/>
+        </w:rPr>
+        <w:pict w14:anchorId="5FE53EA3">
+          <v:rect id="_x0000_i1030" style="width:0;height:1.5pt" o:hralign="center" o:hrstd="t" o:hr="t" fillcolor="#a0a0a0" stroked="f"/>
+        </w:pict>
+      </w:r>
+    </w:p>
+    <w:p>
+      <w:pPr>
+        <w:spacing w:line="240" w:lineRule="auto"/>
+        <w:rPr>
+          <w:sz w:val="22"/>
+          <w:szCs w:val="22"/>
+        </w:rPr>
+      </w:pPr>
+      <w:r>
+        <w:rPr>
+          <w:rFonts w:ascii="Segoe UI Emoji" w:hAnsi="Segoe UI Emoji" w:cs="Segoe UI Emoji"/>
+          <w:sz w:val="22"/>
+          <w:szCs w:val="22"/>
+        </w:rPr>
+        <w:t>✅</w:t>
+      </w:r>
+      <w:r>
+        <w:rPr>
+          <w:sz w:val="22"/>
+          <w:szCs w:val="22"/>
+        </w:rPr>
+        <w:t xml:space="preserve"> In short:</w:t>
+      </w:r>
+      <w:r>
+        <w:rPr>
+          <w:sz w:val="22"/>
+          <w:szCs w:val="22"/>
+        </w:rPr>
+        <w:br/>
+        <w:t>ACID ensures safe, reliable, and consistent database transactions.</w:t>
+      </w:r>
+    </w:p>
+    <w:p>
+      <w:pPr>
+        <w:spacing w:line="240" w:lineRule="auto"/>
+        <w:rPr>
+          <w:b/>
+          <w:bCs/>
+        </w:rPr>
+      </w:pPr>
+    </w:p>
+    <w:p>
+      <w:pPr>
+        <w:spacing w:line="240" w:lineRule="auto"/>
+        <w:rPr>
+          <w:b/>
+          <w:bCs/>
+        </w:rPr>
+      </w:pPr>
+      <w:r>
+        <w:rPr>
+          <w:rFonts w:ascii="Segoe UI Emoji" w:hAnsi="Segoe UI Emoji" w:cs="Segoe UI Emoji"/>
+          <w:b/>
+          <w:bCs/>
+        </w:rPr>
+        <w:t>🔹</w:t>
+      </w:r>
+      <w:r>
+        <w:rPr>
+          <w:b/>
+          <w:bCs/>
+        </w:rPr>
+        <w:t xml:space="preserve"> BASE (NoSQL Databases)</w:t>
+      </w:r>
+    </w:p>
+    <w:p>
+      <w:pPr>
+        <w:spacing w:line="240" w:lineRule="auto"/>
+      </w:pPr>
+      <w:r>
+        <w:t>BASE is more flexible and scalable.</w:t>
+      </w:r>
+    </w:p>
+    <w:p>
+      <w:pPr>
+        <w:spacing w:line="240" w:lineRule="auto"/>
+        <w:rPr>
+          <w:b/>
+          <w:bCs/>
+        </w:rPr>
+      </w:pPr>
+      <w:r>
+        <w:rPr>
+          <w:rFonts w:ascii="Segoe UI Emoji" w:hAnsi="Segoe UI Emoji" w:cs="Segoe UI Emoji"/>
+          <w:b/>
+          <w:bCs/>
+        </w:rPr>
+        <w:t>✅</w:t>
+      </w:r>
+      <w:r>
+        <w:rPr>
+          <w:b/>
+          <w:bCs/>
+        </w:rPr>
+        <w:t xml:space="preserve"> BASE Stands For:</w:t>
+      </w:r>
+    </w:p>
+    <w:p>
+      <w:pPr>
+        <w:numPr>
+          <w:ilvl w:val="0"/>
+          <w:numId w:val="9"/>
+        </w:numPr>
+        <w:spacing w:line="240" w:lineRule="auto"/>
+      </w:pPr>
+      <w:r>
+        <w:rPr>
+          <w:b/>
+          <w:bCs/>
+        </w:rPr>
+        <w:lastRenderedPageBreak/>
+        <w:t>B – Basically Available</w:t>
+      </w:r>
+    </w:p>
+    <w:p>
+      <w:pPr>
+        <w:numPr>
+          <w:ilvl w:val="1"/>
+          <w:numId w:val="9"/>
+        </w:numPr>
+        <w:spacing w:line="240" w:lineRule="auto"/>
+      </w:pPr>
+      <w:r>
+        <w:t>System is always available for requests (even if data is not perfect)</w:t>
+      </w:r>
+    </w:p>
+    <w:p>
+      <w:pPr>
+        <w:numPr>
+          <w:ilvl w:val="0"/>
+          <w:numId w:val="9"/>
+        </w:numPr>
+        <w:spacing w:line="240" w:lineRule="auto"/>
+      </w:pPr>
+      <w:r>
+        <w:rPr>
+          <w:b/>
+          <w:bCs/>
+        </w:rPr>
+        <w:t>A – Soft State</w:t>
+      </w:r>
+    </w:p>
+    <w:p>
+      <w:pPr>
+        <w:numPr>
+          <w:ilvl w:val="1"/>
+          <w:numId w:val="9"/>
+        </w:numPr>
+        <w:spacing w:line="240" w:lineRule="auto"/>
+      </w:pPr>
+      <w:r>
+        <w:t>Data may change over time (even without input)</w:t>
+      </w:r>
+    </w:p>
+    <w:p>
+      <w:pPr>
+        <w:numPr>
+          <w:ilvl w:val="0"/>
+          <w:numId w:val="9"/>
+        </w:numPr>
+        <w:spacing w:line="240" w:lineRule="auto"/>
+      </w:pPr>
+      <w:r>
+        <w:rPr>
+          <w:b/>
+          <w:bCs/>
+        </w:rPr>
+        <w:t>S – Eventually Consistent</w:t>
+      </w:r>
+    </w:p>
+    <w:p>
+      <w:pPr>
+        <w:numPr>
+          <w:ilvl w:val="1"/>
+          <w:numId w:val="9"/>
+        </w:numPr>
+        <w:spacing w:line="240" w:lineRule="auto"/>
+      </w:pPr>
+      <w:r>
+        <w:t>Data will become consistent eventually (not immediately)</w:t>
+      </w:r>
+    </w:p>
+    <w:p>
+      <w:pPr>
+        <w:spacing w:line="240" w:lineRule="auto"/>
+      </w:pPr>
+    </w:p>
+    <w:p>
+      <w:pPr>
+        <w:spacing w:line="240" w:lineRule="auto"/>
+      </w:pPr>
+    </w:p>
+    <w:p>
+      <w:pPr>
+        <w:spacing w:line="240" w:lineRule="auto"/>
+      </w:pPr>
+    </w:p>
+    <w:tbl>
+      <w:tblPr>
+        <w:tblW w:w="0" w:type="auto"/>
+        <w:tblCellSpacing w:w="15" w:type="dxa"/>
+        <w:tblCellMar>
+          <w:top w:w="15" w:type="dxa"/>
+          <w:left w:w="15" w:type="dxa"/>
+          <w:bottom w:w="15" w:type="dxa"/>
+          <w:right w:w="15" w:type="dxa"/>
+        </w:tblCellMar>
+        <w:tblLook w:val="04A0" w:firstRow="1" w:lastRow="0" w:firstColumn="1" w:lastColumn="0" w:noHBand="0" w:noVBand="1"/>
+      </w:tblPr>
+      <w:tblGrid>
+        <w:gridCol w:w="1043"/>
+        <w:gridCol w:w="4250"/>
+      </w:tblGrid>
+      <w:tr>
+        <w:trPr>
+          <w:tblCellSpacing w:w="15" w:type="dxa"/>
+        </w:trPr>
+        <w:tc>
+          <w:tcPr>
+            <w:tcW w:w="0" w:type="auto"/>
+            <w:tcBorders>
+              <w:top w:val="single" w:sz="6" w:space="0" w:color="E6E6E6"/>
+              <w:left w:val="single" w:sz="6" w:space="0" w:color="E6E6E6"/>
+              <w:bottom w:val="single" w:sz="6" w:space="0" w:color="E6E6E6"/>
+              <w:right w:val="single" w:sz="6" w:space="0" w:color="E6E6E6"/>
+            </w:tcBorders>
+            <w:shd w:val="clear" w:color="auto" w:fill="F5F5F5"/>
+            <w:vAlign w:val="center"/>
+            <w:hideMark/>
+          </w:tcPr>
+          <w:p>
+            <w:pPr>
+              <w:spacing w:line="240" w:lineRule="auto"/>
+              <w:rPr>
+                <w:b/>
+                <w:bCs/>
+              </w:rPr>
+            </w:pPr>
+            <w:r>
+              <w:rPr>
+                <w:b/>
+                <w:bCs/>
+              </w:rPr>
+              <w:t>Concept</w:t>
+            </w:r>
+          </w:p>
+        </w:tc>
+        <w:tc>
+          <w:tcPr>
+            <w:tcW w:w="0" w:type="auto"/>
+            <w:tcBorders>
+              <w:top w:val="single" w:sz="6" w:space="0" w:color="E6E6E6"/>
+              <w:left w:val="single" w:sz="6" w:space="0" w:color="E6E6E6"/>
+              <w:bottom w:val="single" w:sz="6" w:space="0" w:color="E6E6E6"/>
+              <w:right w:val="single" w:sz="6" w:space="0" w:color="E6E6E6"/>
+            </w:tcBorders>
+            <w:shd w:val="clear" w:color="auto" w:fill="F5F5F5"/>
+            <w:vAlign w:val="center"/>
+            <w:hideMark/>
+          </w:tcPr>
+          <w:p>
+            <w:pPr>
+              <w:spacing w:line="240" w:lineRule="auto"/>
+              <w:rPr>
+                <w:b/>
+                <w:bCs/>
+              </w:rPr>
+            </w:pPr>
+            <w:r>
+              <w:rPr>
+                <w:b/>
+                <w:bCs/>
+              </w:rPr>
+              <w:t>Trick</w:t>
+            </w:r>
+          </w:p>
+        </w:tc>
+      </w:tr>
+      <w:tr>
+        <w:trPr>
+          <w:tblCellSpacing w:w="15" w:type="dxa"/>
+        </w:trPr>
+        <w:tc>
+          <w:tcPr>
+            <w:tcW w:w="0" w:type="auto"/>
+            <w:tcBorders>
+              <w:top w:val="single" w:sz="6" w:space="0" w:color="E6E6E6"/>
+              <w:left w:val="single" w:sz="6" w:space="0" w:color="E6E6E6"/>
+              <w:bottom w:val="single" w:sz="6" w:space="0" w:color="E6E6E6"/>
+              <w:right w:val="single" w:sz="6" w:space="0" w:color="E6E6E6"/>
+            </w:tcBorders>
+            <w:vAlign w:val="center"/>
+            <w:hideMark/>
+          </w:tcPr>
+          <w:p>
+            <w:pPr>
+              <w:spacing w:line="240" w:lineRule="auto"/>
+            </w:pPr>
+            <w:r>
+              <w:t>ACID</w:t>
+            </w:r>
+          </w:p>
+        </w:tc>
+        <w:tc>
+          <w:tcPr>
+            <w:tcW w:w="0" w:type="auto"/>
+            <w:tcBorders>
+              <w:top w:val="single" w:sz="6" w:space="0" w:color="E6E6E6"/>
+              <w:left w:val="single" w:sz="6" w:space="0" w:color="E6E6E6"/>
+              <w:bottom w:val="single" w:sz="6" w:space="0" w:color="E6E6E6"/>
+              <w:right w:val="single" w:sz="6" w:space="0" w:color="E6E6E6"/>
+            </w:tcBorders>
+            <w:vAlign w:val="center"/>
+            <w:hideMark/>
+          </w:tcPr>
+          <w:p>
+            <w:pPr>
+              <w:spacing w:line="240" w:lineRule="auto"/>
+            </w:pPr>
+            <w:r>
+              <w:rPr>
+                <w:rFonts w:ascii="Segoe UI Emoji" w:hAnsi="Segoe UI Emoji" w:cs="Segoe UI Emoji"/>
+              </w:rPr>
+              <w:t>💰</w:t>
+            </w:r>
+            <w:r>
+              <w:t xml:space="preserve"> Banking → Accuracy is critical</w:t>
+            </w:r>
+          </w:p>
+        </w:tc>
+      </w:tr>
+      <w:tr>
+        <w:trPr>
+          <w:tblCellSpacing w:w="15" w:type="dxa"/>
+        </w:trPr>
+        <w:tc>
+          <w:tcPr>
+            <w:tcW w:w="0" w:type="auto"/>
+            <w:tcBorders>
+              <w:top w:val="single" w:sz="6" w:space="0" w:color="E6E6E6"/>
+              <w:left w:val="single" w:sz="6" w:space="0" w:color="E6E6E6"/>
+              <w:bottom w:val="single" w:sz="6" w:space="0" w:color="E6E6E6"/>
+              <w:right w:val="single" w:sz="6" w:space="0" w:color="E6E6E6"/>
+            </w:tcBorders>
+            <w:vAlign w:val="center"/>
+            <w:hideMark/>
+          </w:tcPr>
+          <w:p>
+            <w:pPr>
+              <w:spacing w:line="240" w:lineRule="auto"/>
+            </w:pPr>
+            <w:r>
+              <w:t>BASE</w:t>
+            </w:r>
+          </w:p>
+        </w:tc>
+        <w:tc>
+          <w:tcPr>
+            <w:tcW w:w="0" w:type="auto"/>
+            <w:tcBorders>
+              <w:top w:val="single" w:sz="6" w:space="0" w:color="E6E6E6"/>
+              <w:left w:val="single" w:sz="6" w:space="0" w:color="E6E6E6"/>
+              <w:bottom w:val="single" w:sz="6" w:space="0" w:color="E6E6E6"/>
+              <w:right w:val="single" w:sz="6" w:space="0" w:color="E6E6E6"/>
+            </w:tcBorders>
+            <w:vAlign w:val="center"/>
+            <w:hideMark/>
+          </w:tcPr>
+          <w:p>
+            <w:pPr>
+              <w:spacing w:line="240" w:lineRule="auto"/>
+            </w:pPr>
+            <w:r>
+              <w:rPr>
+                <w:rFonts w:ascii="Segoe UI Emoji" w:hAnsi="Segoe UI Emoji" w:cs="Segoe UI Emoji"/>
+              </w:rPr>
+              <w:t>📱</w:t>
+            </w:r>
+            <w:r>
+              <w:t xml:space="preserve"> Social apps → Speed &amp; scale matters</w:t>
+            </w:r>
+          </w:p>
+        </w:tc>
+      </w:tr>
+    </w:tbl>
+    <w:p>
+      <w:pPr>
+        <w:spacing w:line="240" w:lineRule="auto"/>
+      </w:pPr>
+    </w:p>
+    <w:p>
+      <w:pPr>
+        <w:spacing w:line="240" w:lineRule="auto"/>
+        <w:rPr>
+          <w:b/>
+          <w:bCs/>
+        </w:rPr>
+      </w:pPr>
+      <w:r>
+        <w:rPr>
+          <w:rFonts w:ascii="Segoe UI Emoji" w:hAnsi="Segoe UI Emoji" w:cs="Segoe UI Emoji"/>
+          <w:b/>
+          <w:bCs/>
+        </w:rPr>
+        <w:t>✅</w:t>
+      </w:r>
+      <w:r>
+        <w:rPr>
+          <w:b/>
+          <w:bCs/>
+        </w:rPr>
+        <w:t xml:space="preserve"> One-Line Summary</w:t>
+      </w:r>
+    </w:p>
+    <w:p>
+      <w:pPr>
+        <w:spacing w:line="240" w:lineRule="auto"/>
+      </w:pPr>
+      <w:r>
+        <w:rPr>
+          <w:rFonts w:ascii="Segoe UI Emoji" w:hAnsi="Segoe UI Emoji" w:cs="Segoe UI Emoji"/>
+        </w:rPr>
+        <w:t>👉</w:t>
+      </w:r>
+      <w:r>
+        <w:t xml:space="preserve"> </w:t>
+      </w:r>
+      <w:r>
+        <w:rPr>
+          <w:b/>
+          <w:bCs/>
+        </w:rPr>
+        <w:t>CAP Theorem explains trade-offs in distributed systems:</w:t>
+      </w:r>
+    </w:p>
+    <w:p>
+      <w:pPr>
+        <w:numPr>
+          <w:ilvl w:val="0"/>
+          <w:numId w:val="10"/>
+        </w:numPr>
+        <w:spacing w:line="240" w:lineRule="auto"/>
+      </w:pPr>
+      <w:r>
+        <w:rPr>
+          <w:b/>
+          <w:bCs/>
+        </w:rPr>
+        <w:t>ACID → Consistency first (CP)</w:t>
+      </w:r>
+    </w:p>
+    <w:p>
+      <w:pPr>
+        <w:numPr>
+          <w:ilvl w:val="0"/>
+          <w:numId w:val="10"/>
+        </w:numPr>
+        <w:spacing w:line="240" w:lineRule="auto"/>
+      </w:pPr>
+      <w:r>
+        <w:rPr>
+          <w:b/>
+          <w:bCs/>
+        </w:rPr>
+        <w:t>BASE → Availability first (AP)</w:t>
+      </w:r>
+    </w:p>
+    <w:p>
+      <w:pPr>
+        <w:spacing w:line="240" w:lineRule="auto"/>
+        <w:rPr>
+          <w:b/>
+          <w:bCs/>
+        </w:rPr>
+      </w:pPr>
+      <w:r>
+        <w:rPr>
+          <w:b/>
+          <w:bCs/>
+        </w:rPr>
+        <w:t>CAP Theorem (and its relation to ACID &amp; BASE)</w:t>
+      </w:r>
+    </w:p>
+    <w:p>
+      <w:pPr>
+        <w:spacing w:line="240" w:lineRule="auto"/>
+      </w:pPr>
+      <w:r>
+        <w:pict w14:anchorId="1F0D7056">
+          <v:rect id="_x0000_i1031" style="width:0;height:1.5pt" o:hralign="center" o:hrstd="t" o:hr="t" fillcolor="#a0a0a0" stroked="f"/>
+        </w:pict>
+      </w:r>
+    </w:p>
+    <w:p>
+      <w:pPr>
+        <w:spacing w:line="240" w:lineRule="auto"/>
+        <w:rPr>
+          <w:b/>
+          <w:bCs/>
+        </w:rPr>
+      </w:pPr>
+      <w:r>
+        <w:rPr>
+          <w:rFonts w:ascii="Segoe UI Emoji" w:hAnsi="Segoe UI Emoji" w:cs="Segoe UI Emoji"/>
+          <w:b/>
+          <w:bCs/>
+        </w:rPr>
+        <w:t>📌</w:t>
+      </w:r>
+      <w:r>
+        <w:rPr>
+          <w:b/>
+          <w:bCs/>
+        </w:rPr>
+        <w:t xml:space="preserve"> What is CAP Theorem?</w:t>
+      </w:r>
+    </w:p>
+    <w:p>
+      <w:pPr>
+        <w:spacing w:line="240" w:lineRule="auto"/>
+      </w:pPr>
+      <w:r>
+        <w:rPr>
+          <w:b/>
+          <w:bCs/>
+        </w:rPr>
+        <w:t>CAP Theorem states:</w:t>
+      </w:r>
+    </w:p>
+    <w:p>
+      <w:pPr>
+        <w:spacing w:line="240" w:lineRule="auto"/>
+      </w:pPr>
+      <w:r>
+        <w:t xml:space="preserve">In a distributed system, you can guarantee only </w:t>
+      </w:r>
+      <w:r>
+        <w:rPr>
+          <w:b/>
+          <w:bCs/>
+        </w:rPr>
+        <w:t>2 out of these 3 properties</w:t>
+      </w:r>
+      <w:r>
+        <w:t>:</w:t>
+      </w:r>
+    </w:p>
+    <w:p>
+      <w:pPr>
+        <w:numPr>
+          <w:ilvl w:val="0"/>
+          <w:numId w:val="11"/>
+        </w:numPr>
+        <w:spacing w:line="240" w:lineRule="auto"/>
+      </w:pPr>
+      <w:r>
+        <w:rPr>
+          <w:b/>
+          <w:bCs/>
+        </w:rPr>
+        <w:t>C – Consistency</w:t>
+      </w:r>
+    </w:p>
+    <w:p>
+      <w:pPr>
+        <w:numPr>
+          <w:ilvl w:val="0"/>
+          <w:numId w:val="11"/>
+        </w:numPr>
+        <w:spacing w:line="240" w:lineRule="auto"/>
+      </w:pPr>
+      <w:r>
+        <w:rPr>
+          <w:b/>
+          <w:bCs/>
+        </w:rPr>
+        <w:t>A – Availability</w:t>
+      </w:r>
+    </w:p>
+    <w:p>
+      <w:pPr>
+        <w:numPr>
+          <w:ilvl w:val="0"/>
+          <w:numId w:val="11"/>
+        </w:numPr>
+        <w:spacing w:line="240" w:lineRule="auto"/>
+      </w:pPr>
+      <w:r>
+        <w:rPr>
+          <w:b/>
+          <w:bCs/>
+        </w:rPr>
+        <w:t>P – Partition Tolerance</w:t>
+      </w:r>
+    </w:p>
+    <w:p>
+      <w:pPr>
+        <w:spacing w:line="240" w:lineRule="auto"/>
+      </w:pPr>
+      <w:r>
+        <w:pict w14:anchorId="619B4A3D">
+          <v:rect id="_x0000_i1032" style="width:0;height:1.5pt" o:hralign="center" o:hrstd="t" o:hr="t" fillcolor="#a0a0a0" stroked="f"/>
+        </w:pict>
+      </w:r>
+    </w:p>
+    <w:p>
+      <w:pPr>
+        <w:spacing w:line="240" w:lineRule="auto"/>
+        <w:rPr>
+          <w:b/>
+          <w:bCs/>
+        </w:rPr>
+      </w:pPr>
+      <w:r>
+        <w:rPr>
+          <w:rFonts w:ascii="Segoe UI Emoji" w:hAnsi="Segoe UI Emoji" w:cs="Segoe UI Emoji"/>
+          <w:b/>
+          <w:bCs/>
+        </w:rPr>
+        <w:t>🔑</w:t>
+      </w:r>
+      <w:r>
+        <w:rPr>
+          <w:b/>
+          <w:bCs/>
+        </w:rPr>
+        <w:t xml:space="preserve"> Definitions</w:t>
+      </w:r>
+    </w:p>
+    <w:p>
+      <w:pPr>
+        <w:spacing w:line="240" w:lineRule="auto"/>
+        <w:rPr>
+          <w:b/>
+          <w:bCs/>
+        </w:rPr>
+      </w:pPr>
+      <w:r>
+        <w:rPr>
+          <w:rFonts w:ascii="Segoe UI Emoji" w:hAnsi="Segoe UI Emoji" w:cs="Segoe UI Emoji"/>
+          <w:b/>
+          <w:bCs/>
+        </w:rPr>
+        <w:lastRenderedPageBreak/>
+        <w:t>🔹</w:t>
+      </w:r>
+      <w:r>
+        <w:rPr>
+          <w:b/>
+          <w:bCs/>
+        </w:rPr>
+        <w:t xml:space="preserve"> 1. Consistency (C)</w:t>
+      </w:r>
+    </w:p>
+    <w:p>
+      <w:pPr>
+        <w:numPr>
+          <w:ilvl w:val="0"/>
+          <w:numId w:val="12"/>
+        </w:numPr>
+        <w:spacing w:line="240" w:lineRule="auto"/>
+      </w:pPr>
+      <w:r>
+        <w:t xml:space="preserve">Every read gets the </w:t>
+      </w:r>
+      <w:r>
+        <w:rPr>
+          <w:b/>
+          <w:bCs/>
+        </w:rPr>
+        <w:t>latest correct data</w:t>
+      </w:r>
+    </w:p>
+    <w:p>
+      <w:pPr>
+        <w:numPr>
+          <w:ilvl w:val="0"/>
+          <w:numId w:val="12"/>
+        </w:numPr>
+        <w:spacing w:line="240" w:lineRule="auto"/>
+      </w:pPr>
+      <w:r>
+        <w:t>Same data across all nodes</w:t>
+      </w:r>
+    </w:p>
+    <w:p>
+      <w:pPr>
+        <w:spacing w:line="240" w:lineRule="auto"/>
+      </w:pPr>
+      <w:r>
+        <w:rPr>
+          <w:rFonts w:ascii="Segoe UI Emoji" w:hAnsi="Segoe UI Emoji" w:cs="Segoe UI Emoji"/>
+        </w:rPr>
+        <w:t>👉</w:t>
+      </w:r>
+      <w:r>
+        <w:t xml:space="preserve"> Example: Bank balance must always be accurate</w:t>
+      </w:r>
+    </w:p>
+    <w:p>
+      <w:pPr>
+        <w:spacing w:line="240" w:lineRule="auto"/>
+      </w:pPr>
+      <w:r>
+        <w:pict w14:anchorId="1D7BEC71">
+          <v:rect id="_x0000_i1033" style="width:0;height:1.5pt" o:hralign="center" o:hrstd="t" o:hr="t" fillcolor="#a0a0a0" stroked="f"/>
+        </w:pict>
+      </w:r>
+    </w:p>
+    <w:p>
+      <w:pPr>
+        <w:spacing w:line="240" w:lineRule="auto"/>
+        <w:rPr>
+          <w:b/>
+          <w:bCs/>
+        </w:rPr>
+      </w:pPr>
+      <w:r>
+        <w:rPr>
+          <w:rFonts w:ascii="Segoe UI Emoji" w:hAnsi="Segoe UI Emoji" w:cs="Segoe UI Emoji"/>
+          <w:b/>
+          <w:bCs/>
+        </w:rPr>
+        <w:t>🔹</w:t>
+      </w:r>
+      <w:r>
+        <w:rPr>
+          <w:b/>
+          <w:bCs/>
+        </w:rPr>
+        <w:t xml:space="preserve"> 2. Availability (A)</w:t>
+      </w:r>
+    </w:p>
+    <w:p>
+      <w:pPr>
+        <w:numPr>
+          <w:ilvl w:val="0"/>
+          <w:numId w:val="13"/>
+        </w:numPr>
+        <w:spacing w:line="240" w:lineRule="auto"/>
+      </w:pPr>
+      <w:r>
+        <w:t>System always responds (success/failure)</w:t>
+      </w:r>
+    </w:p>
+    <w:p>
+      <w:pPr>
+        <w:numPr>
+          <w:ilvl w:val="0"/>
+          <w:numId w:val="13"/>
+        </w:numPr>
+        <w:spacing w:line="240" w:lineRule="auto"/>
+      </w:pPr>
+      <w:r>
+        <w:t>No request should fail</w:t>
+      </w:r>
+    </w:p>
+    <w:p>
+      <w:pPr>
+        <w:spacing w:line="240" w:lineRule="auto"/>
+      </w:pPr>
+      <w:r>
+        <w:rPr>
+          <w:rFonts w:ascii="Segoe UI Emoji" w:hAnsi="Segoe UI Emoji" w:cs="Segoe UI Emoji"/>
+        </w:rPr>
+        <w:t>👉</w:t>
+      </w:r>
+      <w:r>
+        <w:t xml:space="preserve"> Example: Social media always loads (even if data is slightly old)</w:t>
+      </w:r>
+    </w:p>
+    <w:p>
+      <w:pPr>
+        <w:spacing w:line="240" w:lineRule="auto"/>
+      </w:pPr>
+      <w:r>
+        <w:pict w14:anchorId="362A5C34">
+          <v:rect id="_x0000_i1034" style="width:0;height:1.5pt" o:hralign="center" o:hrstd="t" o:hr="t" fillcolor="#a0a0a0" stroked="f"/>
+        </w:pict>
+      </w:r>
+    </w:p>
+    <w:p>
+      <w:pPr>
+        <w:spacing w:line="240" w:lineRule="auto"/>
+        <w:rPr>
+          <w:b/>
+          <w:bCs/>
+        </w:rPr>
+      </w:pPr>
+      <w:r>
+        <w:rPr>
+          <w:rFonts w:ascii="Segoe UI Emoji" w:hAnsi="Segoe UI Emoji" w:cs="Segoe UI Emoji"/>
+          <w:b/>
+          <w:bCs/>
+        </w:rPr>
+        <w:t>🔹</w:t>
+      </w:r>
+      <w:r>
+        <w:rPr>
+          <w:b/>
+          <w:bCs/>
+        </w:rPr>
+        <w:t xml:space="preserve"> 3. Partition Tolerance (P)</w:t>
+      </w:r>
+    </w:p>
+    <w:p>
+      <w:pPr>
+        <w:numPr>
+          <w:ilvl w:val="0"/>
+          <w:numId w:val="14"/>
+        </w:numPr>
+        <w:spacing w:line="240" w:lineRule="auto"/>
+      </w:pPr>
+      <w:r>
+        <w:t xml:space="preserve">System continues to work </w:t>
+      </w:r>
+      <w:r>
+        <w:rPr>
+          <w:b/>
+          <w:bCs/>
+        </w:rPr>
+        <w:t>even if network fails between nodes</w:t>
+      </w:r>
+    </w:p>
+    <w:p>
+      <w:pPr>
+        <w:spacing w:line="240" w:lineRule="auto"/>
+      </w:pPr>
+      <w:r>
+        <w:rPr>
+          <w:rFonts w:ascii="Segoe UI Emoji" w:hAnsi="Segoe UI Emoji" w:cs="Segoe UI Emoji"/>
+        </w:rPr>
+        <w:t>👉</w:t>
+      </w:r>
+      <w:r>
+        <w:t xml:space="preserve"> Example: Servers in different locations still work if connection breaks</w:t>
+      </w:r>
+    </w:p>
+    <w:p>
+      <w:pPr>
+        <w:spacing w:line="240" w:lineRule="auto"/>
+      </w:pPr>
+      <w:r>
+        <w:pict w14:anchorId="122016BA">
+          <v:rect id="_x0000_i1035" style="width:0;height:1.5pt" o:hralign="center" o:hrstd="t" o:hr="t" fillcolor="#a0a0a0" stroked="f"/>
+        </w:pict>
+      </w:r>
+    </w:p>
+    <w:p>
+      <w:pPr>
+        <w:spacing w:line="240" w:lineRule="auto"/>
+        <w:rPr>
+          <w:b/>
+          <w:bCs/>
+        </w:rPr>
+      </w:pPr>
+      <w:r>
+        <w:rPr>
+          <w:rFonts w:ascii="Segoe UI Emoji" w:hAnsi="Segoe UI Emoji" w:cs="Segoe UI Emoji"/>
+          <w:b/>
+          <w:bCs/>
+        </w:rPr>
+        <w:t>⚖️</w:t>
+      </w:r>
+      <w:r>
+        <w:rPr>
+          <w:b/>
+          <w:bCs/>
+        </w:rPr>
+        <w:t xml:space="preserve"> CAP Trade-Off</w:t>
+      </w:r>
+    </w:p>
+    <w:p>
+      <w:pPr>
+        <w:spacing w:line="240" w:lineRule="auto"/>
+      </w:pPr>
+      <w:r>
+        <w:rPr>
+          <w:rFonts w:ascii="Segoe UI Emoji" w:hAnsi="Segoe UI Emoji" w:cs="Segoe UI Emoji"/>
+        </w:rPr>
+        <w:t>👉</w:t>
+      </w:r>
+      <w:r>
+        <w:t xml:space="preserve"> You can choose:</w:t>
+      </w:r>
+    </w:p>
+    <w:tbl>
+      <w:tblPr>
+        <w:tblW w:w="0" w:type="auto"/>
+        <w:tblCellSpacing w:w="15" w:type="dxa"/>
+        <w:tblCellMar>
+          <w:top w:w="15" w:type="dxa"/>
+          <w:left w:w="15" w:type="dxa"/>
+          <w:bottom w:w="15" w:type="dxa"/>
+          <w:right w:w="15" w:type="dxa"/>
+        </w:tblCellMar>
+        <w:tblLook w:val="04A0" w:firstRow="1" w:lastRow="0" w:firstColumn="1" w:lastColumn="0" w:noHBand="0" w:noVBand="1"/>
+      </w:tblPr>
+      <w:tblGrid>
+        <w:gridCol w:w="3189"/>
+        <w:gridCol w:w="6155"/>
+      </w:tblGrid>
+      <w:tr>
+        <w:trPr>
+          <w:tblCellSpacing w:w="15" w:type="dxa"/>
+        </w:trPr>
+        <w:tc>
+          <w:tcPr>
+            <w:tcW w:w="0" w:type="auto"/>
+            <w:tcBorders>
+              <w:top w:val="single" w:sz="6" w:space="0" w:color="E6E6E6"/>
+              <w:left w:val="single" w:sz="6" w:space="0" w:color="E6E6E6"/>
+              <w:bottom w:val="single" w:sz="6" w:space="0" w:color="E6E6E6"/>
+              <w:right w:val="single" w:sz="6" w:space="0" w:color="E6E6E6"/>
+            </w:tcBorders>
+            <w:shd w:val="clear" w:color="auto" w:fill="F5F5F5"/>
+            <w:vAlign w:val="center"/>
+            <w:hideMark/>
+          </w:tcPr>
+          <w:p>
+            <w:pPr>
+              <w:spacing w:line="240" w:lineRule="auto"/>
+              <w:rPr>
+                <w:b/>
+                <w:bCs/>
+              </w:rPr>
+            </w:pPr>
+            <w:r>
+              <w:rPr>
+                <w:b/>
+                <w:bCs/>
+              </w:rPr>
+              <w:t>Combination</w:t>
+            </w:r>
+          </w:p>
+        </w:tc>
+        <w:tc>
+          <w:tcPr>
+            <w:tcW w:w="0" w:type="auto"/>
+            <w:tcBorders>
+              <w:top w:val="single" w:sz="6" w:space="0" w:color="E6E6E6"/>
+              <w:left w:val="single" w:sz="6" w:space="0" w:color="E6E6E6"/>
+              <w:bottom w:val="single" w:sz="6" w:space="0" w:color="E6E6E6"/>
+              <w:right w:val="single" w:sz="6" w:space="0" w:color="E6E6E6"/>
+            </w:tcBorders>
+            <w:shd w:val="clear" w:color="auto" w:fill="F5F5F5"/>
+            <w:vAlign w:val="center"/>
+            <w:hideMark/>
+          </w:tcPr>
+          <w:p>
+            <w:pPr>
+              <w:spacing w:line="240" w:lineRule="auto"/>
+              <w:rPr>
+                <w:b/>
+                <w:bCs/>
+              </w:rPr>
+            </w:pPr>
+            <w:r>
+              <w:rPr>
+                <w:b/>
+                <w:bCs/>
+              </w:rPr>
+              <w:t>Meaning</w:t>
+            </w:r>
+          </w:p>
+        </w:tc>
+      </w:tr>
+      <w:tr>
+        <w:trPr>
+          <w:tblCellSpacing w:w="15" w:type="dxa"/>
+        </w:trPr>
+        <w:tc>
+          <w:tcPr>
+            <w:tcW w:w="0" w:type="auto"/>
+            <w:tcBorders>
+              <w:top w:val="single" w:sz="6" w:space="0" w:color="E6E6E6"/>
+              <w:left w:val="single" w:sz="6" w:space="0" w:color="E6E6E6"/>
+              <w:bottom w:val="single" w:sz="6" w:space="0" w:color="E6E6E6"/>
+              <w:right w:val="single" w:sz="6" w:space="0" w:color="E6E6E6"/>
+            </w:tcBorders>
+            <w:shd w:val="clear" w:color="auto" w:fill="F5F5F5"/>
+            <w:vAlign w:val="center"/>
+            <w:hideMark/>
+          </w:tcPr>
+          <w:p>
+            <w:pPr>
+              <w:spacing w:line="240" w:lineRule="auto"/>
+              <w:rPr>
+                <w:b/>
+                <w:bCs/>
+              </w:rPr>
+            </w:pPr>
+            <w:r>
+              <w:rPr>
+                <w:b/>
+                <w:bCs/>
+              </w:rPr>
+              <w:t>CP (Consistency + Partition)</w:t>
+            </w:r>
+          </w:p>
+        </w:tc>
+        <w:tc>
+          <w:tcPr>
+            <w:tcW w:w="0" w:type="auto"/>
+            <w:tcBorders>
+              <w:top w:val="single" w:sz="6" w:space="0" w:color="E6E6E6"/>
+              <w:left w:val="single" w:sz="6" w:space="0" w:color="E6E6E6"/>
+              <w:bottom w:val="single" w:sz="6" w:space="0" w:color="E6E6E6"/>
+              <w:right w:val="single" w:sz="6" w:space="0" w:color="E6E6E6"/>
+            </w:tcBorders>
+            <w:vAlign w:val="center"/>
+            <w:hideMark/>
+          </w:tcPr>
+          <w:p>
+            <w:pPr>
+              <w:spacing w:line="240" w:lineRule="auto"/>
+            </w:pPr>
+            <w:r>
+              <w:t>Accurate but may delay response</w:t>
+            </w:r>
+          </w:p>
+        </w:tc>
+      </w:tr>
+      <w:tr>
+        <w:trPr>
+          <w:tblCellSpacing w:w="15" w:type="dxa"/>
+        </w:trPr>
+        <w:tc>
+          <w:tcPr>
+            <w:tcW w:w="0" w:type="auto"/>
+            <w:tcBorders>
+              <w:top w:val="single" w:sz="6" w:space="0" w:color="E6E6E6"/>
+              <w:left w:val="single" w:sz="6" w:space="0" w:color="E6E6E6"/>
+              <w:bottom w:val="single" w:sz="6" w:space="0" w:color="E6E6E6"/>
+              <w:right w:val="single" w:sz="6" w:space="0" w:color="E6E6E6"/>
+            </w:tcBorders>
+            <w:shd w:val="clear" w:color="auto" w:fill="F5F5F5"/>
+            <w:vAlign w:val="center"/>
+            <w:hideMark/>
+          </w:tcPr>
+          <w:p>
+            <w:pPr>
+              <w:spacing w:line="240" w:lineRule="auto"/>
+              <w:rPr>
+                <w:b/>
+                <w:bCs/>
+              </w:rPr>
+            </w:pPr>
+            <w:r>
+              <w:rPr>
+                <w:b/>
+                <w:bCs/>
+              </w:rPr>
+              <w:t>AP (Availability + Partition)</w:t>
+            </w:r>
+          </w:p>
+        </w:tc>
+        <w:tc>
+          <w:tcPr>
+            <w:tcW w:w="0" w:type="auto"/>
+            <w:tcBorders>
+              <w:top w:val="single" w:sz="6" w:space="0" w:color="E6E6E6"/>
+              <w:left w:val="single" w:sz="6" w:space="0" w:color="E6E6E6"/>
+              <w:bottom w:val="single" w:sz="6" w:space="0" w:color="E6E6E6"/>
+              <w:right w:val="single" w:sz="6" w:space="0" w:color="E6E6E6"/>
+            </w:tcBorders>
+            <w:vAlign w:val="center"/>
+            <w:hideMark/>
+          </w:tcPr>
+          <w:p>
+            <w:pPr>
+              <w:spacing w:line="240" w:lineRule="auto"/>
+            </w:pPr>
+            <w:r>
+              <w:t>Always responsive but may show outdated data</w:t>
+            </w:r>
+          </w:p>
+        </w:tc>
+      </w:tr>
+      <w:tr>
+        <w:trPr>
+          <w:tblCellSpacing w:w="15" w:type="dxa"/>
+        </w:trPr>
+        <w:tc>
+          <w:tcPr>
+            <w:tcW w:w="0" w:type="auto"/>
+            <w:tcBorders>
+              <w:top w:val="single" w:sz="6" w:space="0" w:color="E6E6E6"/>
+              <w:left w:val="single" w:sz="6" w:space="0" w:color="E6E6E6"/>
+              <w:bottom w:val="single" w:sz="6" w:space="0" w:color="E6E6E6"/>
+              <w:right w:val="single" w:sz="6" w:space="0" w:color="E6E6E6"/>
+            </w:tcBorders>
+            <w:shd w:val="clear" w:color="auto" w:fill="F5F5F5"/>
+            <w:vAlign w:val="center"/>
+            <w:hideMark/>
+          </w:tcPr>
+          <w:p>
+            <w:pPr>
+              <w:spacing w:line="240" w:lineRule="auto"/>
+              <w:rPr>
+                <w:b/>
+                <w:bCs/>
+              </w:rPr>
+            </w:pPr>
+            <w:r>
+              <w:rPr>
+                <w:b/>
+                <w:bCs/>
+              </w:rPr>
+              <w:t>CA (Consistency + Availability)</w:t>
+            </w:r>
+          </w:p>
+        </w:tc>
+        <w:tc>
+          <w:tcPr>
+            <w:tcW w:w="0" w:type="auto"/>
+            <w:tcBorders>
+              <w:top w:val="single" w:sz="6" w:space="0" w:color="E6E6E6"/>
+              <w:left w:val="single" w:sz="6" w:space="0" w:color="E6E6E6"/>
+              <w:bottom w:val="single" w:sz="6" w:space="0" w:color="E6E6E6"/>
+              <w:right w:val="single" w:sz="6" w:space="0" w:color="E6E6E6"/>
+            </w:tcBorders>
+            <w:vAlign w:val="center"/>
+            <w:hideMark/>
+          </w:tcPr>
+          <w:p>
+            <w:pPr>
+              <w:spacing w:line="240" w:lineRule="auto"/>
+            </w:pPr>
+            <w:r>
+              <w:t xml:space="preserve">Possible only if </w:t>
+            </w:r>
+            <w:r>
+              <w:rPr>
+                <w:b/>
+                <w:bCs/>
+              </w:rPr>
+              <w:t>no network partition</w:t>
+            </w:r>
+            <w:r>
+              <w:t xml:space="preserve"> (rare in distributed systems)</w:t>
+            </w:r>
+          </w:p>
+        </w:tc>
+      </w:tr>
+    </w:tbl>
+    <w:p>
+      <w:pPr>
+        <w:spacing w:line="240" w:lineRule="auto"/>
+      </w:pPr>
+    </w:p>
+    <w:p>
+      <w:pPr>
+        <w:spacing w:line="240" w:lineRule="auto"/>
+      </w:pPr>
+    </w:p>
+    <w:p>
+      <w:pPr>
+        <w:spacing w:line="240" w:lineRule="auto"/>
+      </w:pPr>
+      <w:r>
+        <w:t>************************************************************************************</w:t>
+      </w:r>
+    </w:p>
+    <w:p>
+      <w:pPr>
+        <w:spacing w:line="240" w:lineRule="auto"/>
       </w:pPr>
       <w:r>
         <w:t xml:space="preserve">                                                  Microservices Architecture</w:t>
@@ -394,8 +3007,16 @@
           <w:rPr>
             <w:rStyle w:val="Hyperlink"/>
           </w:rPr>
-          <w:t>..\..\..\..\..\..\OneDrive - Capgemini\Documents\Microservice-design-pattern.drawio</w:t>
+          <w:t>..\..\..\..\..\..\OneDrive - Capgemini\Documents\Microservice-design-</w:t>
         </w:r>
+        <w:proofErr w:type="spellStart"/>
+        <w:r>
+          <w:rPr>
+            <w:rStyle w:val="Hyperlink"/>
+          </w:rPr>
+          <w:t>pattern.drawio</w:t>
+        </w:r>
+        <w:proofErr w:type="spellEnd"/>
       </w:hyperlink>
       <w:r>
         <w:object w:dxaOrig="1508" w:dyaOrig="984" w14:anchorId="2EC39C66">
@@ -418,10 +3039,10 @@
             <v:path o:extrusionok="f" gradientshapeok="t" o:connecttype="rect"/>
             <o:lock v:ext="edit" aspectratio="t"/>
           </v:shapetype>
-          <v:shape id="_x0000_i1025" type="#_x0000_t75" style="width:75.3pt;height:48.75pt" o:ole="">
+          <v:shape id="_x0000_i1036" type="#_x0000_t75" style="width:75.35pt;height:48.7pt" o:ole="">
             <v:imagedata r:id="rId8" o:title=""/>
           </v:shape>
-          <o:OLEObject Type="Embed" ProgID="Package" ShapeID="_x0000_i1025" DrawAspect="Icon" ObjectID="_1841844686" r:id="rId9"/>
+          <o:OLEObject Type="Embed" ProgID="Package" ShapeID="_x0000_i1036" DrawAspect="Icon" ObjectID="_1841991055" r:id="rId9"/>
         </w:object>
       </w:r>
     </w:p>
@@ -435,7 +3056,9 @@
         <w:spacing w:line="240" w:lineRule="auto"/>
       </w:pPr>
       <w:r>
-        <w:lastRenderedPageBreak/>
+        <w:rPr>
+          <w:noProof/>
+        </w:rPr>
         <w:drawing>
           <wp:inline distT="0" distB="0" distL="0" distR="0" wp14:anchorId="45E7CA1E" wp14:editId="7B0B9529">
             <wp:extent cx="5943600" cy="4212590"/>
@@ -477,6 +3100,1962 @@
       <w:pPr>
         <w:spacing w:line="240" w:lineRule="auto"/>
       </w:pPr>
+      <w:r>
+        <w:t>Decomposition Design Pattern</w:t>
+      </w:r>
+    </w:p>
+    <w:p>
+      <w:pPr>
+        <w:pStyle w:val="NormalWeb"/>
+        <w:numPr>
+          <w:ilvl w:val="0"/>
+          <w:numId w:val="25"/>
+        </w:numPr>
+        <w:spacing w:line="300" w:lineRule="atLeast"/>
+        <w:rPr>
+          <w:rFonts w:ascii="Segoe UI" w:hAnsi="Segoe UI" w:cs="Segoe UI"/>
+          <w:sz w:val="21"/>
+          <w:szCs w:val="21"/>
+        </w:rPr>
+      </w:pPr>
+      <w:r>
+        <w:rPr>
+          <w:rFonts w:ascii="Segoe UI Emoji" w:hAnsi="Segoe UI Emoji" w:cs="Segoe UI Emoji"/>
+          <w:sz w:val="21"/>
+          <w:szCs w:val="21"/>
+        </w:rPr>
+        <w:t>👉</w:t>
+      </w:r>
+      <w:r>
+        <w:rPr>
+          <w:rFonts w:ascii="Segoe UI" w:hAnsi="Segoe UI" w:cs="Segoe UI"/>
+          <w:sz w:val="21"/>
+          <w:szCs w:val="21"/>
+        </w:rPr>
+        <w:t xml:space="preserve"> Decomposition by business capabilities =</w:t>
+      </w:r>
+      <w:r>
+        <w:rPr>
+          <w:rFonts w:ascii="Segoe UI" w:hAnsi="Segoe UI" w:cs="Segoe UI"/>
+          <w:sz w:val="21"/>
+          <w:szCs w:val="21"/>
+        </w:rPr>
+        <w:br/>
+      </w:r>
+      <w:r>
+        <w:rPr>
+          <w:rStyle w:val="Strong"/>
+          <w:rFonts w:ascii="Segoe UI" w:hAnsi="Segoe UI" w:cs="Segoe UI"/>
+          <w:sz w:val="21"/>
+          <w:szCs w:val="21"/>
+        </w:rPr>
+        <w:t>Break system into microservices based on business functions</w:t>
+      </w:r>
+    </w:p>
+    <w:p>
+      <w:pPr>
+        <w:pStyle w:val="NormalWeb"/>
+        <w:spacing w:line="300" w:lineRule="atLeast"/>
+        <w:ind w:left="720"/>
+        <w:rPr>
+          <w:rFonts w:ascii="Segoe UI" w:hAnsi="Segoe UI" w:cs="Segoe UI"/>
+          <w:sz w:val="21"/>
+          <w:szCs w:val="21"/>
+        </w:rPr>
+      </w:pPr>
+      <w:r>
+        <w:rPr>
+          <w:rFonts w:ascii="Segoe UI Symbol" w:hAnsi="Segoe UI Symbol" w:cs="Segoe UI Symbol"/>
+          <w:sz w:val="21"/>
+          <w:szCs w:val="21"/>
+        </w:rPr>
+        <w:t>✔</w:t>
+      </w:r>
+      <w:r>
+        <w:rPr>
+          <w:rFonts w:ascii="Segoe UI" w:hAnsi="Segoe UI" w:cs="Segoe UI"/>
+          <w:sz w:val="21"/>
+          <w:szCs w:val="21"/>
+        </w:rPr>
+        <w:t xml:space="preserve"> Each service does </w:t>
+      </w:r>
+      <w:r>
+        <w:rPr>
+          <w:rStyle w:val="Strong"/>
+          <w:rFonts w:ascii="Segoe UI" w:hAnsi="Segoe UI" w:cs="Segoe UI"/>
+          <w:sz w:val="21"/>
+          <w:szCs w:val="21"/>
+        </w:rPr>
+        <w:t>one job</w:t>
+      </w:r>
+      <w:r>
+        <w:rPr>
+          <w:rFonts w:ascii="Segoe UI" w:hAnsi="Segoe UI" w:cs="Segoe UI"/>
+          <w:sz w:val="21"/>
+          <w:szCs w:val="21"/>
+        </w:rPr>
+        <w:br/>
+      </w:r>
+      <w:r>
+        <w:rPr>
+          <w:rFonts w:ascii="Segoe UI Symbol" w:hAnsi="Segoe UI Symbol" w:cs="Segoe UI Symbol"/>
+          <w:sz w:val="21"/>
+          <w:szCs w:val="21"/>
+        </w:rPr>
+        <w:t>✔</w:t>
+      </w:r>
+      <w:r>
+        <w:rPr>
+          <w:rFonts w:ascii="Segoe UI" w:hAnsi="Segoe UI" w:cs="Segoe UI"/>
+          <w:sz w:val="21"/>
+          <w:szCs w:val="21"/>
+        </w:rPr>
+        <w:t xml:space="preserve"> Makes system </w:t>
+      </w:r>
+      <w:r>
+        <w:rPr>
+          <w:rStyle w:val="Strong"/>
+          <w:rFonts w:ascii="Segoe UI" w:hAnsi="Segoe UI" w:cs="Segoe UI"/>
+          <w:sz w:val="21"/>
+          <w:szCs w:val="21"/>
+        </w:rPr>
+        <w:t>flexible &amp; scalable</w:t>
+      </w:r>
+    </w:p>
+    <w:p>
+      <w:pPr>
+        <w:pStyle w:val="ListParagraph"/>
+        <w:spacing w:line="240" w:lineRule="auto"/>
+      </w:pPr>
+    </w:p>
+    <w:p>
+      <w:pPr>
+        <w:spacing w:line="240" w:lineRule="auto"/>
+      </w:pPr>
+    </w:p>
+    <w:p>
+      <w:pPr>
+        <w:spacing w:line="240" w:lineRule="auto"/>
+      </w:pPr>
+    </w:p>
+    <w:p>
+      <w:pPr>
+        <w:spacing w:line="240" w:lineRule="auto"/>
+      </w:pPr>
+    </w:p>
+    <w:p>
+      <w:pPr>
+        <w:spacing w:line="240" w:lineRule="auto"/>
+      </w:pPr>
+    </w:p>
+    <w:p>
+      <w:pPr>
+        <w:spacing w:line="240" w:lineRule="auto"/>
+      </w:pPr>
+    </w:p>
+    <w:p>
+      <w:pPr>
+        <w:spacing w:line="240" w:lineRule="auto"/>
+      </w:pPr>
+    </w:p>
+    <w:p>
+      <w:pPr>
+        <w:spacing w:line="240" w:lineRule="auto"/>
+      </w:pPr>
+    </w:p>
+    <w:p>
+      <w:pPr>
+        <w:spacing w:line="240" w:lineRule="auto"/>
+      </w:pPr>
+    </w:p>
+    <w:p>
+      <w:pPr>
+        <w:spacing w:line="240" w:lineRule="auto"/>
+        <w:rPr>
+          <w:b/>
+          <w:bCs/>
+        </w:rPr>
+      </w:pPr>
+      <w:r>
+        <w:rPr>
+          <w:b/>
+          <w:bCs/>
+        </w:rPr>
+        <w:t>Strangler Pattern in Micro-services | System Design</w:t>
+      </w:r>
+    </w:p>
+    <w:p>
+      <w:pPr>
+        <w:spacing w:line="240" w:lineRule="auto"/>
+      </w:pPr>
+      <w:r>
+        <w:t>In order to implement strangler pattern, we need to follow 3 steps that are as follows:</w:t>
+      </w:r>
+    </w:p>
+    <w:p>
+      <w:pPr>
+        <w:numPr>
+          <w:ilvl w:val="0"/>
+          <w:numId w:val="22"/>
+        </w:numPr>
+        <w:spacing w:line="240" w:lineRule="auto"/>
+      </w:pPr>
+      <w:r>
+        <w:t>Transform</w:t>
+      </w:r>
+    </w:p>
+    <w:p>
+      <w:pPr>
+        <w:numPr>
+          <w:ilvl w:val="0"/>
+          <w:numId w:val="23"/>
+        </w:numPr>
+        <w:spacing w:line="240" w:lineRule="auto"/>
+      </w:pPr>
+      <w:r>
+        <w:t>Co-exists</w:t>
+      </w:r>
+    </w:p>
+    <w:p>
+      <w:pPr>
+        <w:numPr>
+          <w:ilvl w:val="0"/>
+          <w:numId w:val="24"/>
+        </w:numPr>
+        <w:spacing w:line="240" w:lineRule="auto"/>
+      </w:pPr>
+      <w:r>
+        <w:t>Eliminate</w:t>
+      </w:r>
+    </w:p>
+    <w:p>
+      <w:pPr>
+        <w:spacing w:line="240" w:lineRule="auto"/>
+      </w:pPr>
+    </w:p>
+    <w:p>
+      <w:pPr>
+        <w:spacing w:line="240" w:lineRule="auto"/>
+      </w:pPr>
+      <w:r>
+        <w:rPr>
+          <w:noProof/>
+        </w:rPr>
+        <w:drawing>
+          <wp:inline distT="0" distB="0" distL="0" distR="0" wp14:anchorId="56BA6D54" wp14:editId="34690FF5">
+            <wp:extent cx="5943600" cy="2978150"/>
+            <wp:effectExtent l="0" t="0" r="0" b="0"/>
+            <wp:docPr id="1630744767" name="Picture 2" descr="Transform-and-eliminate-pattern-(1)"/>
+            <wp:cNvGraphicFramePr>
+              <a:graphicFrameLocks xmlns:a="http://schemas.openxmlformats.org/drawingml/2006/main" noChangeAspect="1"/>
+            </wp:cNvGraphicFramePr>
+            <a:graphic xmlns:a="http://schemas.openxmlformats.org/drawingml/2006/main">
+              <a:graphicData uri="http://schemas.openxmlformats.org/drawingml/2006/picture">
+                <pic:pic xmlns:pic="http://schemas.openxmlformats.org/drawingml/2006/picture">
+                  <pic:nvPicPr>
+                    <pic:cNvPr id="0" name="Picture 18" descr="Transform-and-eliminate-pattern-(1)"/>
+                    <pic:cNvPicPr>
+                      <a:picLocks noChangeAspect="1" noChangeArrowheads="1"/>
+                    </pic:cNvPicPr>
+                  </pic:nvPicPr>
+                  <pic:blipFill>
+                    <a:blip r:embed="rId11">
+                      <a:extLst>
+                        <a:ext uri="{28A0092B-C50C-407E-A947-70E740481C1C}">
+                          <a14:useLocalDpi xmlns:a14="http://schemas.microsoft.com/office/drawing/2010/main" val="0"/>
+                        </a:ext>
+                      </a:extLst>
+                    </a:blip>
+                    <a:srcRect/>
+                    <a:stretch>
+                      <a:fillRect/>
+                    </a:stretch>
+                  </pic:blipFill>
+                  <pic:spPr bwMode="auto">
+                    <a:xfrm>
+                      <a:off x="0" y="0"/>
+                      <a:ext cx="5943600" cy="2978150"/>
+                    </a:xfrm>
+                    <a:prstGeom prst="rect">
+                      <a:avLst/>
+                    </a:prstGeom>
+                    <a:noFill/>
+                    <a:ln>
+                      <a:noFill/>
+                    </a:ln>
+                  </pic:spPr>
+                </pic:pic>
+              </a:graphicData>
+            </a:graphic>
+          </wp:inline>
+        </w:drawing>
+      </w:r>
+    </w:p>
+    <w:p>
+      <w:pPr>
+        <w:spacing w:line="240" w:lineRule="auto"/>
+      </w:pPr>
+    </w:p>
+    <w:p>
+      <w:pPr>
+        <w:spacing w:line="240" w:lineRule="auto"/>
+      </w:pPr>
+    </w:p>
+    <w:p>
+      <w:pPr>
+        <w:spacing w:line="240" w:lineRule="auto"/>
+      </w:pPr>
+    </w:p>
+    <w:p>
+      <w:pPr>
+        <w:spacing w:line="240" w:lineRule="auto"/>
+      </w:pPr>
+    </w:p>
+    <w:p>
+      <w:pPr>
+        <w:spacing w:line="240" w:lineRule="auto"/>
+      </w:pPr>
+    </w:p>
+    <w:p>
+      <w:pPr>
+        <w:spacing w:line="240" w:lineRule="auto"/>
+      </w:pPr>
+    </w:p>
+    <w:p>
+      <w:pPr>
+        <w:spacing w:line="240" w:lineRule="auto"/>
+      </w:pPr>
+    </w:p>
+    <w:p>
+      <w:pPr>
+        <w:spacing w:line="240" w:lineRule="auto"/>
+      </w:pPr>
+      <w:r>
+        <w:lastRenderedPageBreak/>
+        <w:t>Core Java</w:t>
+      </w:r>
+    </w:p>
+    <w:p>
+      <w:pPr>
+        <w:spacing w:line="240" w:lineRule="auto"/>
+      </w:pPr>
+    </w:p>
+    <w:p>
+      <w:pPr>
+        <w:spacing w:line="240" w:lineRule="auto"/>
+      </w:pPr>
+      <w:r>
+        <w:rPr>
+          <w:noProof/>
+        </w:rPr>
+        <w:drawing>
+          <wp:inline distT="0" distB="0" distL="0" distR="0" wp14:anchorId="08529882" wp14:editId="5D45DBF2">
+            <wp:extent cx="5943600" cy="3988435"/>
+            <wp:effectExtent l="0" t="0" r="0" b="0"/>
+            <wp:docPr id="1425970391" name="Picture 1"/>
+            <wp:cNvGraphicFramePr>
+              <a:graphicFrameLocks xmlns:a="http://schemas.openxmlformats.org/drawingml/2006/main" noChangeAspect="1"/>
+            </wp:cNvGraphicFramePr>
+            <a:graphic xmlns:a="http://schemas.openxmlformats.org/drawingml/2006/main">
+              <a:graphicData uri="http://schemas.openxmlformats.org/drawingml/2006/picture">
+                <pic:pic xmlns:pic="http://schemas.openxmlformats.org/drawingml/2006/picture">
+                  <pic:nvPicPr>
+                    <pic:cNvPr id="1425970391" name=""/>
+                    <pic:cNvPicPr/>
+                  </pic:nvPicPr>
+                  <pic:blipFill>
+                    <a:blip r:embed="rId12"/>
+                    <a:stretch>
+                      <a:fillRect/>
+                    </a:stretch>
+                  </pic:blipFill>
+                  <pic:spPr>
+                    <a:xfrm>
+                      <a:off x="0" y="0"/>
+                      <a:ext cx="5943600" cy="3988435"/>
+                    </a:xfrm>
+                    <a:prstGeom prst="rect">
+                      <a:avLst/>
+                    </a:prstGeom>
+                  </pic:spPr>
+                </pic:pic>
+              </a:graphicData>
+            </a:graphic>
+          </wp:inline>
+        </w:drawing>
+      </w:r>
+    </w:p>
+    <w:p>
+      <w:pPr>
+        <w:spacing w:line="240" w:lineRule="auto"/>
+      </w:pPr>
+      <w:r>
+        <w:object w:dxaOrig="1508" w:dyaOrig="984" w14:anchorId="210B7EE8">
+          <v:shape id="_x0000_i1037" type="#_x0000_t75" style="width:75.35pt;height:49.1pt" o:ole="">
+            <v:imagedata r:id="rId13" o:title=""/>
+          </v:shape>
+          <o:OLEObject Type="Embed" ProgID="Package" ShapeID="_x0000_i1037" DrawAspect="Icon" ObjectID="_1841991056" r:id="rId14"/>
+        </w:object>
+      </w:r>
+    </w:p>
+    <w:tbl>
+      <w:tblPr>
+        <w:tblW w:w="0" w:type="auto"/>
+        <w:tblCellSpacing w:w="15" w:type="dxa"/>
+        <w:tblCellMar>
+          <w:top w:w="15" w:type="dxa"/>
+          <w:left w:w="15" w:type="dxa"/>
+          <w:bottom w:w="15" w:type="dxa"/>
+          <w:right w:w="15" w:type="dxa"/>
+        </w:tblCellMar>
+        <w:tblLook w:val="04A0" w:firstRow="1" w:lastRow="0" w:firstColumn="1" w:lastColumn="0" w:noHBand="0" w:noVBand="1"/>
+      </w:tblPr>
+      <w:tblGrid>
+        <w:gridCol w:w="2524"/>
+        <w:gridCol w:w="4016"/>
+      </w:tblGrid>
+      <w:tr>
+        <w:trPr>
+          <w:tblCellSpacing w:w="15" w:type="dxa"/>
+        </w:trPr>
+        <w:tc>
+          <w:tcPr>
+            <w:tcW w:w="0" w:type="auto"/>
+            <w:tcBorders>
+              <w:top w:val="single" w:sz="6" w:space="0" w:color="E6E6E6"/>
+              <w:left w:val="single" w:sz="6" w:space="0" w:color="E6E6E6"/>
+              <w:bottom w:val="single" w:sz="6" w:space="0" w:color="E6E6E6"/>
+              <w:right w:val="single" w:sz="6" w:space="0" w:color="E6E6E6"/>
+            </w:tcBorders>
+            <w:shd w:val="clear" w:color="auto" w:fill="F5F5F5"/>
+            <w:vAlign w:val="center"/>
+            <w:hideMark/>
+          </w:tcPr>
+          <w:p>
+            <w:pPr>
+              <w:pStyle w:val="ListParagraph"/>
+              <w:rPr>
+                <w:b/>
+                <w:bCs/>
+              </w:rPr>
+            </w:pPr>
+            <w:r>
+              <w:rPr>
+                <w:b/>
+                <w:bCs/>
+              </w:rPr>
+              <w:t>Pattern</w:t>
+            </w:r>
+          </w:p>
+        </w:tc>
+        <w:tc>
+          <w:tcPr>
+            <w:tcW w:w="0" w:type="auto"/>
+            <w:tcBorders>
+              <w:top w:val="single" w:sz="6" w:space="0" w:color="E6E6E6"/>
+              <w:left w:val="single" w:sz="6" w:space="0" w:color="E6E6E6"/>
+              <w:bottom w:val="single" w:sz="6" w:space="0" w:color="E6E6E6"/>
+              <w:right w:val="single" w:sz="6" w:space="0" w:color="E6E6E6"/>
+            </w:tcBorders>
+            <w:shd w:val="clear" w:color="auto" w:fill="F5F5F5"/>
+            <w:vAlign w:val="center"/>
+            <w:hideMark/>
+          </w:tcPr>
+          <w:p>
+            <w:pPr>
+              <w:pStyle w:val="ListParagraph"/>
+              <w:rPr>
+                <w:b/>
+                <w:bCs/>
+              </w:rPr>
+            </w:pPr>
+            <w:r>
+              <w:rPr>
+                <w:b/>
+                <w:bCs/>
+              </w:rPr>
+              <w:t>Purpose</w:t>
+            </w:r>
+          </w:p>
+        </w:tc>
+      </w:tr>
+      <w:tr>
+        <w:trPr>
+          <w:tblCellSpacing w:w="15" w:type="dxa"/>
+        </w:trPr>
+        <w:tc>
+          <w:tcPr>
+            <w:tcW w:w="0" w:type="auto"/>
+            <w:tcBorders>
+              <w:top w:val="single" w:sz="6" w:space="0" w:color="E6E6E6"/>
+              <w:left w:val="single" w:sz="6" w:space="0" w:color="E6E6E6"/>
+              <w:bottom w:val="single" w:sz="6" w:space="0" w:color="E6E6E6"/>
+              <w:right w:val="single" w:sz="6" w:space="0" w:color="E6E6E6"/>
+            </w:tcBorders>
+            <w:vAlign w:val="center"/>
+            <w:hideMark/>
+          </w:tcPr>
+          <w:p>
+            <w:pPr>
+              <w:pStyle w:val="ListParagraph"/>
+            </w:pPr>
+            <w:r>
+              <w:t>Factory</w:t>
+            </w:r>
+          </w:p>
+        </w:tc>
+        <w:tc>
+          <w:tcPr>
+            <w:tcW w:w="0" w:type="auto"/>
+            <w:tcBorders>
+              <w:top w:val="single" w:sz="6" w:space="0" w:color="E6E6E6"/>
+              <w:left w:val="single" w:sz="6" w:space="0" w:color="E6E6E6"/>
+              <w:bottom w:val="single" w:sz="6" w:space="0" w:color="E6E6E6"/>
+              <w:right w:val="single" w:sz="6" w:space="0" w:color="E6E6E6"/>
+            </w:tcBorders>
+            <w:vAlign w:val="center"/>
+            <w:hideMark/>
+          </w:tcPr>
+          <w:p>
+            <w:pPr>
+              <w:pStyle w:val="ListParagraph"/>
+            </w:pPr>
+            <w:r>
+              <w:t>Create single object</w:t>
+            </w:r>
+          </w:p>
+        </w:tc>
+      </w:tr>
+      <w:tr>
+        <w:trPr>
+          <w:tblCellSpacing w:w="15" w:type="dxa"/>
+        </w:trPr>
+        <w:tc>
+          <w:tcPr>
+            <w:tcW w:w="0" w:type="auto"/>
+            <w:tcBorders>
+              <w:top w:val="single" w:sz="6" w:space="0" w:color="E6E6E6"/>
+              <w:left w:val="single" w:sz="6" w:space="0" w:color="E6E6E6"/>
+              <w:bottom w:val="single" w:sz="6" w:space="0" w:color="E6E6E6"/>
+              <w:right w:val="single" w:sz="6" w:space="0" w:color="E6E6E6"/>
+            </w:tcBorders>
+            <w:vAlign w:val="center"/>
+            <w:hideMark/>
+          </w:tcPr>
+          <w:p>
+            <w:pPr>
+              <w:pStyle w:val="ListParagraph"/>
+            </w:pPr>
+            <w:r>
+              <w:t>Abstract Factory</w:t>
+            </w:r>
+          </w:p>
+        </w:tc>
+        <w:tc>
+          <w:tcPr>
+            <w:tcW w:w="0" w:type="auto"/>
+            <w:tcBorders>
+              <w:top w:val="single" w:sz="6" w:space="0" w:color="E6E6E6"/>
+              <w:left w:val="single" w:sz="6" w:space="0" w:color="E6E6E6"/>
+              <w:bottom w:val="single" w:sz="6" w:space="0" w:color="E6E6E6"/>
+              <w:right w:val="single" w:sz="6" w:space="0" w:color="E6E6E6"/>
+            </w:tcBorders>
+            <w:vAlign w:val="center"/>
+            <w:hideMark/>
+          </w:tcPr>
+          <w:p>
+            <w:pPr>
+              <w:pStyle w:val="ListParagraph"/>
+            </w:pPr>
+            <w:r>
+              <w:t>Create group of related objects</w:t>
+            </w:r>
+          </w:p>
+        </w:tc>
+      </w:tr>
+      <w:tr>
+        <w:trPr>
+          <w:tblCellSpacing w:w="15" w:type="dxa"/>
+        </w:trPr>
+        <w:tc>
+          <w:tcPr>
+            <w:tcW w:w="0" w:type="auto"/>
+            <w:tcBorders>
+              <w:top w:val="single" w:sz="6" w:space="0" w:color="E6E6E6"/>
+              <w:left w:val="single" w:sz="6" w:space="0" w:color="E6E6E6"/>
+              <w:bottom w:val="single" w:sz="6" w:space="0" w:color="E6E6E6"/>
+              <w:right w:val="single" w:sz="6" w:space="0" w:color="E6E6E6"/>
+            </w:tcBorders>
+            <w:vAlign w:val="center"/>
+            <w:hideMark/>
+          </w:tcPr>
+          <w:p>
+            <w:pPr>
+              <w:pStyle w:val="ListParagraph"/>
+            </w:pPr>
+            <w:r>
+              <w:t>Singleton</w:t>
+            </w:r>
+          </w:p>
+        </w:tc>
+        <w:tc>
+          <w:tcPr>
+            <w:tcW w:w="0" w:type="auto"/>
+            <w:tcBorders>
+              <w:top w:val="single" w:sz="6" w:space="0" w:color="E6E6E6"/>
+              <w:left w:val="single" w:sz="6" w:space="0" w:color="E6E6E6"/>
+              <w:bottom w:val="single" w:sz="6" w:space="0" w:color="E6E6E6"/>
+              <w:right w:val="single" w:sz="6" w:space="0" w:color="E6E6E6"/>
+            </w:tcBorders>
+            <w:vAlign w:val="center"/>
+            <w:hideMark/>
+          </w:tcPr>
+          <w:p>
+            <w:pPr>
+              <w:pStyle w:val="ListParagraph"/>
+            </w:pPr>
+            <w:r>
+              <w:t>Only one instance</w:t>
+            </w:r>
+          </w:p>
+        </w:tc>
+      </w:tr>
+      <w:tr>
+        <w:trPr>
+          <w:tblCellSpacing w:w="15" w:type="dxa"/>
+        </w:trPr>
+        <w:tc>
+          <w:tcPr>
+            <w:tcW w:w="0" w:type="auto"/>
+            <w:tcBorders>
+              <w:top w:val="single" w:sz="6" w:space="0" w:color="E6E6E6"/>
+              <w:left w:val="single" w:sz="6" w:space="0" w:color="E6E6E6"/>
+              <w:bottom w:val="single" w:sz="6" w:space="0" w:color="E6E6E6"/>
+              <w:right w:val="single" w:sz="6" w:space="0" w:color="E6E6E6"/>
+            </w:tcBorders>
+            <w:vAlign w:val="center"/>
+            <w:hideMark/>
+          </w:tcPr>
+          <w:p>
+            <w:pPr>
+              <w:pStyle w:val="ListParagraph"/>
+            </w:pPr>
+            <w:r>
+              <w:t>Builder</w:t>
+            </w:r>
+          </w:p>
+        </w:tc>
+        <w:tc>
+          <w:tcPr>
+            <w:tcW w:w="0" w:type="auto"/>
+            <w:tcBorders>
+              <w:top w:val="single" w:sz="6" w:space="0" w:color="E6E6E6"/>
+              <w:left w:val="single" w:sz="6" w:space="0" w:color="E6E6E6"/>
+              <w:bottom w:val="single" w:sz="6" w:space="0" w:color="E6E6E6"/>
+              <w:right w:val="single" w:sz="6" w:space="0" w:color="E6E6E6"/>
+            </w:tcBorders>
+            <w:vAlign w:val="center"/>
+            <w:hideMark/>
+          </w:tcPr>
+          <w:p>
+            <w:pPr>
+              <w:pStyle w:val="ListParagraph"/>
+            </w:pPr>
+            <w:r>
+              <w:t>Create complex objects</w:t>
+            </w:r>
+          </w:p>
+        </w:tc>
+      </w:tr>
+      <w:tr>
+        <w:trPr>
+          <w:tblCellSpacing w:w="15" w:type="dxa"/>
+        </w:trPr>
+        <w:tc>
+          <w:tcPr>
+            <w:tcW w:w="0" w:type="auto"/>
+            <w:tcBorders>
+              <w:top w:val="single" w:sz="6" w:space="0" w:color="E6E6E6"/>
+              <w:left w:val="single" w:sz="6" w:space="0" w:color="E6E6E6"/>
+              <w:bottom w:val="single" w:sz="6" w:space="0" w:color="E6E6E6"/>
+              <w:right w:val="single" w:sz="6" w:space="0" w:color="E6E6E6"/>
+            </w:tcBorders>
+            <w:vAlign w:val="center"/>
+            <w:hideMark/>
+          </w:tcPr>
+          <w:p>
+            <w:pPr>
+              <w:pStyle w:val="ListParagraph"/>
+            </w:pPr>
+            <w:r>
+              <w:t>Prototype</w:t>
+            </w:r>
+          </w:p>
+        </w:tc>
+        <w:tc>
+          <w:tcPr>
+            <w:tcW w:w="0" w:type="auto"/>
+            <w:tcBorders>
+              <w:top w:val="single" w:sz="6" w:space="0" w:color="E6E6E6"/>
+              <w:left w:val="single" w:sz="6" w:space="0" w:color="E6E6E6"/>
+              <w:bottom w:val="single" w:sz="6" w:space="0" w:color="E6E6E6"/>
+              <w:right w:val="single" w:sz="6" w:space="0" w:color="E6E6E6"/>
+            </w:tcBorders>
+            <w:vAlign w:val="center"/>
+            <w:hideMark/>
+          </w:tcPr>
+          <w:p>
+            <w:pPr>
+              <w:pStyle w:val="ListParagraph"/>
+            </w:pPr>
+            <w:r>
+              <w:t>Clone existing objects</w:t>
+            </w:r>
+          </w:p>
+        </w:tc>
+      </w:tr>
+    </w:tbl>
+    <w:p>
+      <w:pPr>
+        <w:pStyle w:val="ListParagraph"/>
+        <w:spacing w:line="240" w:lineRule="auto"/>
+      </w:pPr>
+    </w:p>
+    <w:p>
+      <w:pPr>
+        <w:pStyle w:val="ListParagraph"/>
+        <w:spacing w:line="240" w:lineRule="auto"/>
+      </w:pPr>
+    </w:p>
+    <w:p>
+      <w:pPr>
+        <w:spacing w:line="240" w:lineRule="auto"/>
+        <w:ind w:left="720"/>
+        <w:rPr>
+          <w:b/>
+          <w:bCs/>
+        </w:rPr>
+      </w:pPr>
+      <w:r>
+        <w:rPr>
+          <w:b/>
+          <w:bCs/>
+        </w:rPr>
+        <w:lastRenderedPageBreak/>
+        <w:t>1. Factory Design Pattern</w:t>
+      </w:r>
+    </w:p>
+    <w:p>
+      <w:pPr>
+        <w:spacing w:line="240" w:lineRule="auto"/>
+        <w:ind w:left="720"/>
+        <w:rPr>
+          <w:b/>
+          <w:bCs/>
+        </w:rPr>
+      </w:pPr>
+      <w:r>
+        <w:rPr>
+          <w:rFonts w:ascii="Segoe UI Emoji" w:hAnsi="Segoe UI Emoji" w:cs="Segoe UI Emoji"/>
+          <w:b/>
+          <w:bCs/>
+        </w:rPr>
+        <w:t>✅</w:t>
+      </w:r>
+      <w:r>
+        <w:rPr>
+          <w:b/>
+          <w:bCs/>
+        </w:rPr>
+        <w:t xml:space="preserve"> Definition</w:t>
+      </w:r>
+    </w:p>
+    <w:p>
+      <w:pPr>
+        <w:spacing w:line="240" w:lineRule="auto"/>
+        <w:ind w:left="720"/>
+      </w:pPr>
+      <w:r>
+        <w:t xml:space="preserve">Provides an interface to create </w:t>
+      </w:r>
+      <w:r>
+        <w:t>objects but</w:t>
+      </w:r>
+      <w:r>
+        <w:t xml:space="preserve"> </w:t>
+      </w:r>
+      <w:r>
+        <w:t>let’s</w:t>
+      </w:r>
+      <w:r>
+        <w:t xml:space="preserve"> subclasses decide </w:t>
+      </w:r>
+      <w:r>
+        <w:rPr>
+          <w:b/>
+          <w:bCs/>
+        </w:rPr>
+        <w:t>which object to create</w:t>
+      </w:r>
+      <w:r>
+        <w:t>.</w:t>
+      </w:r>
+    </w:p>
+    <w:p>
+      <w:pPr>
+        <w:spacing w:line="240" w:lineRule="auto"/>
+        <w:ind w:left="720"/>
+        <w:rPr>
+          <w:b/>
+          <w:bCs/>
+        </w:rPr>
+      </w:pPr>
+      <w:r>
+        <w:rPr>
+          <w:rFonts w:ascii="Segoe UI Emoji" w:hAnsi="Segoe UI Emoji" w:cs="Segoe UI Emoji"/>
+          <w:b/>
+          <w:bCs/>
+        </w:rPr>
+        <w:t>🧠</w:t>
+      </w:r>
+      <w:r>
+        <w:rPr>
+          <w:b/>
+          <w:bCs/>
+        </w:rPr>
+        <w:t xml:space="preserve"> Idea</w:t>
+      </w:r>
+    </w:p>
+    <w:p>
+      <w:pPr>
+        <w:numPr>
+          <w:ilvl w:val="0"/>
+          <w:numId w:val="18"/>
+        </w:numPr>
+        <w:spacing w:line="240" w:lineRule="auto"/>
+      </w:pPr>
+      <w:r>
+        <w:t>You don’t create objects using new</w:t>
+      </w:r>
+    </w:p>
+    <w:p>
+      <w:pPr>
+        <w:numPr>
+          <w:ilvl w:val="0"/>
+          <w:numId w:val="18"/>
+        </w:numPr>
+        <w:spacing w:line="240" w:lineRule="auto"/>
+      </w:pPr>
+      <w:r>
+        <w:t xml:space="preserve">Instead, use a </w:t>
+      </w:r>
+      <w:r>
+        <w:rPr>
+          <w:b/>
+          <w:bCs/>
+        </w:rPr>
+        <w:t>factory method</w:t>
+      </w:r>
+      <w:r>
+        <w:t xml:space="preserve"> to create them</w:t>
+      </w:r>
+    </w:p>
+    <w:tbl>
+      <w:tblPr>
+        <w:tblStyle w:val="TableGrid"/>
+        <w:tblW w:w="0" w:type="auto"/>
+        <w:tblInd w:w="720" w:type="dxa"/>
+        <w:tblLook w:val="04A0" w:firstRow="1" w:lastRow="0" w:firstColumn="1" w:lastColumn="0" w:noHBand="0" w:noVBand="1"/>
+      </w:tblPr>
+      <w:tblGrid>
+        <w:gridCol w:w="8630"/>
+      </w:tblGrid>
+      <w:tr>
+        <w:tc>
+          <w:tcPr>
+            <w:tcW w:w="9350" w:type="dxa"/>
+          </w:tcPr>
+          <w:p>
+            <w:pPr>
+              <w:pStyle w:val="ListParagraph"/>
+              <w:numPr>
+                <w:ilvl w:val="0"/>
+                <w:numId w:val="18"/>
+              </w:numPr>
+              <w:rPr>
+                <w:rFonts w:ascii="Times New Roman" w:eastAsia="Times New Roman" w:hAnsi="Times New Roman" w:cs="Times New Roman"/>
+                <w:kern w:val="0"/>
+                <w14:ligatures w14:val="none"/>
+              </w:rPr>
+            </w:pPr>
+            <w:r>
+              <w:rPr>
+                <w:rFonts w:ascii="Times New Roman" w:eastAsia="Times New Roman" w:hAnsi="Times New Roman" w:cs="Times New Roman"/>
+                <w:kern w:val="0"/>
+                <w14:ligatures w14:val="none"/>
+              </w:rPr>
+              <w:t>interface Shape {</w:t>
+            </w:r>
+          </w:p>
+          <w:p>
+            <w:pPr>
+              <w:pStyle w:val="ListParagraph"/>
+              <w:numPr>
+                <w:ilvl w:val="0"/>
+                <w:numId w:val="18"/>
+              </w:numPr>
+              <w:rPr>
+                <w:rFonts w:ascii="Times New Roman" w:eastAsia="Times New Roman" w:hAnsi="Times New Roman" w:cs="Times New Roman"/>
+                <w:kern w:val="0"/>
+                <w14:ligatures w14:val="none"/>
+              </w:rPr>
+            </w:pPr>
+            <w:r>
+              <w:rPr>
+                <w:rFonts w:ascii="Times New Roman" w:eastAsia="Times New Roman" w:hAnsi="Times New Roman" w:cs="Times New Roman"/>
+                <w:kern w:val="0"/>
+                <w14:ligatures w14:val="none"/>
+              </w:rPr>
+              <w:t>    void draw();</w:t>
+            </w:r>
+          </w:p>
+          <w:p>
+            <w:pPr>
+              <w:pStyle w:val="ListParagraph"/>
+              <w:numPr>
+                <w:ilvl w:val="0"/>
+                <w:numId w:val="18"/>
+              </w:numPr>
+              <w:rPr>
+                <w:rFonts w:ascii="Times New Roman" w:eastAsia="Times New Roman" w:hAnsi="Times New Roman" w:cs="Times New Roman"/>
+                <w:kern w:val="0"/>
+                <w14:ligatures w14:val="none"/>
+              </w:rPr>
+            </w:pPr>
+            <w:r>
+              <w:rPr>
+                <w:rFonts w:ascii="Times New Roman" w:eastAsia="Times New Roman" w:hAnsi="Times New Roman" w:cs="Times New Roman"/>
+                <w:kern w:val="0"/>
+                <w14:ligatures w14:val="none"/>
+              </w:rPr>
+              <w:t>}</w:t>
+            </w:r>
+          </w:p>
+          <w:p>
+            <w:pPr>
+              <w:pStyle w:val="ListParagraph"/>
+              <w:numPr>
+                <w:ilvl w:val="0"/>
+                <w:numId w:val="18"/>
+              </w:numPr>
+              <w:rPr>
+                <w:rFonts w:ascii="Times New Roman" w:eastAsia="Times New Roman" w:hAnsi="Times New Roman" w:cs="Times New Roman"/>
+                <w:kern w:val="0"/>
+                <w14:ligatures w14:val="none"/>
+              </w:rPr>
+            </w:pPr>
+          </w:p>
+          <w:p>
+            <w:pPr>
+              <w:pStyle w:val="ListParagraph"/>
+              <w:numPr>
+                <w:ilvl w:val="0"/>
+                <w:numId w:val="18"/>
+              </w:numPr>
+              <w:rPr>
+                <w:rFonts w:ascii="Times New Roman" w:eastAsia="Times New Roman" w:hAnsi="Times New Roman" w:cs="Times New Roman"/>
+                <w:kern w:val="0"/>
+                <w14:ligatures w14:val="none"/>
+              </w:rPr>
+            </w:pPr>
+            <w:r>
+              <w:rPr>
+                <w:rFonts w:ascii="Times New Roman" w:eastAsia="Times New Roman" w:hAnsi="Times New Roman" w:cs="Times New Roman"/>
+                <w:kern w:val="0"/>
+                <w14:ligatures w14:val="none"/>
+              </w:rPr>
+              <w:t>class Circle implements Shape {</w:t>
+            </w:r>
+          </w:p>
+          <w:p>
+            <w:pPr>
+              <w:pStyle w:val="ListParagraph"/>
+              <w:numPr>
+                <w:ilvl w:val="0"/>
+                <w:numId w:val="18"/>
+              </w:numPr>
+              <w:rPr>
+                <w:rFonts w:ascii="Times New Roman" w:eastAsia="Times New Roman" w:hAnsi="Times New Roman" w:cs="Times New Roman"/>
+                <w:kern w:val="0"/>
+                <w14:ligatures w14:val="none"/>
+              </w:rPr>
+            </w:pPr>
+            <w:r>
+              <w:rPr>
+                <w:rFonts w:ascii="Times New Roman" w:eastAsia="Times New Roman" w:hAnsi="Times New Roman" w:cs="Times New Roman"/>
+                <w:kern w:val="0"/>
+                <w14:ligatures w14:val="none"/>
+              </w:rPr>
+              <w:t>    public void draw() {</w:t>
+            </w:r>
+          </w:p>
+          <w:p>
+            <w:pPr>
+              <w:pStyle w:val="ListParagraph"/>
+              <w:numPr>
+                <w:ilvl w:val="0"/>
+                <w:numId w:val="18"/>
+              </w:numPr>
+              <w:rPr>
+                <w:rFonts w:ascii="Times New Roman" w:eastAsia="Times New Roman" w:hAnsi="Times New Roman" w:cs="Times New Roman"/>
+                <w:kern w:val="0"/>
+                <w14:ligatures w14:val="none"/>
+              </w:rPr>
+            </w:pPr>
+            <w:r>
+              <w:rPr>
+                <w:rFonts w:ascii="Times New Roman" w:eastAsia="Times New Roman" w:hAnsi="Times New Roman" w:cs="Times New Roman"/>
+                <w:kern w:val="0"/>
+                <w14:ligatures w14:val="none"/>
+              </w:rPr>
+              <w:t xml:space="preserve">        </w:t>
+            </w:r>
+            <w:proofErr w:type="spellStart"/>
+            <w:r>
+              <w:rPr>
+                <w:rFonts w:ascii="Times New Roman" w:eastAsia="Times New Roman" w:hAnsi="Times New Roman" w:cs="Times New Roman"/>
+                <w:kern w:val="0"/>
+                <w14:ligatures w14:val="none"/>
+              </w:rPr>
+              <w:t>System.out.println</w:t>
+            </w:r>
+            <w:proofErr w:type="spellEnd"/>
+            <w:r>
+              <w:rPr>
+                <w:rFonts w:ascii="Times New Roman" w:eastAsia="Times New Roman" w:hAnsi="Times New Roman" w:cs="Times New Roman"/>
+                <w:kern w:val="0"/>
+                <w14:ligatures w14:val="none"/>
+              </w:rPr>
+              <w:t>("Circle");</w:t>
+            </w:r>
+          </w:p>
+          <w:p>
+            <w:pPr>
+              <w:pStyle w:val="ListParagraph"/>
+              <w:numPr>
+                <w:ilvl w:val="0"/>
+                <w:numId w:val="18"/>
+              </w:numPr>
+              <w:rPr>
+                <w:rFonts w:ascii="Times New Roman" w:eastAsia="Times New Roman" w:hAnsi="Times New Roman" w:cs="Times New Roman"/>
+                <w:kern w:val="0"/>
+                <w14:ligatures w14:val="none"/>
+              </w:rPr>
+            </w:pPr>
+            <w:r>
+              <w:rPr>
+                <w:rFonts w:ascii="Times New Roman" w:eastAsia="Times New Roman" w:hAnsi="Times New Roman" w:cs="Times New Roman"/>
+                <w:kern w:val="0"/>
+                <w14:ligatures w14:val="none"/>
+              </w:rPr>
+              <w:t>    }</w:t>
+            </w:r>
+          </w:p>
+          <w:p>
+            <w:pPr>
+              <w:pStyle w:val="ListParagraph"/>
+              <w:numPr>
+                <w:ilvl w:val="0"/>
+                <w:numId w:val="18"/>
+              </w:numPr>
+              <w:rPr>
+                <w:rFonts w:ascii="Times New Roman" w:eastAsia="Times New Roman" w:hAnsi="Times New Roman" w:cs="Times New Roman"/>
+                <w:kern w:val="0"/>
+                <w14:ligatures w14:val="none"/>
+              </w:rPr>
+            </w:pPr>
+            <w:r>
+              <w:rPr>
+                <w:rFonts w:ascii="Times New Roman" w:eastAsia="Times New Roman" w:hAnsi="Times New Roman" w:cs="Times New Roman"/>
+                <w:kern w:val="0"/>
+                <w14:ligatures w14:val="none"/>
+              </w:rPr>
+              <w:t>}</w:t>
+            </w:r>
+          </w:p>
+          <w:p>
+            <w:pPr>
+              <w:pStyle w:val="ListParagraph"/>
+              <w:numPr>
+                <w:ilvl w:val="0"/>
+                <w:numId w:val="18"/>
+              </w:numPr>
+              <w:rPr>
+                <w:rFonts w:ascii="Times New Roman" w:eastAsia="Times New Roman" w:hAnsi="Times New Roman" w:cs="Times New Roman"/>
+                <w:kern w:val="0"/>
+                <w14:ligatures w14:val="none"/>
+              </w:rPr>
+            </w:pPr>
+          </w:p>
+          <w:p>
+            <w:pPr>
+              <w:pStyle w:val="ListParagraph"/>
+              <w:numPr>
+                <w:ilvl w:val="0"/>
+                <w:numId w:val="18"/>
+              </w:numPr>
+              <w:rPr>
+                <w:rFonts w:ascii="Times New Roman" w:eastAsia="Times New Roman" w:hAnsi="Times New Roman" w:cs="Times New Roman"/>
+                <w:kern w:val="0"/>
+                <w14:ligatures w14:val="none"/>
+              </w:rPr>
+            </w:pPr>
+            <w:r>
+              <w:rPr>
+                <w:rFonts w:ascii="Times New Roman" w:eastAsia="Times New Roman" w:hAnsi="Times New Roman" w:cs="Times New Roman"/>
+                <w:kern w:val="0"/>
+                <w14:ligatures w14:val="none"/>
+              </w:rPr>
+              <w:t>class Rectangle implements Shape {</w:t>
+            </w:r>
+          </w:p>
+          <w:p>
+            <w:pPr>
+              <w:pStyle w:val="ListParagraph"/>
+              <w:numPr>
+                <w:ilvl w:val="0"/>
+                <w:numId w:val="18"/>
+              </w:numPr>
+              <w:rPr>
+                <w:rFonts w:ascii="Times New Roman" w:eastAsia="Times New Roman" w:hAnsi="Times New Roman" w:cs="Times New Roman"/>
+                <w:kern w:val="0"/>
+                <w14:ligatures w14:val="none"/>
+              </w:rPr>
+            </w:pPr>
+            <w:r>
+              <w:rPr>
+                <w:rFonts w:ascii="Times New Roman" w:eastAsia="Times New Roman" w:hAnsi="Times New Roman" w:cs="Times New Roman"/>
+                <w:kern w:val="0"/>
+                <w14:ligatures w14:val="none"/>
+              </w:rPr>
+              <w:t>    public void draw() {</w:t>
+            </w:r>
+          </w:p>
+          <w:p>
+            <w:pPr>
+              <w:pStyle w:val="ListParagraph"/>
+              <w:numPr>
+                <w:ilvl w:val="0"/>
+                <w:numId w:val="18"/>
+              </w:numPr>
+              <w:rPr>
+                <w:rFonts w:ascii="Times New Roman" w:eastAsia="Times New Roman" w:hAnsi="Times New Roman" w:cs="Times New Roman"/>
+                <w:kern w:val="0"/>
+                <w14:ligatures w14:val="none"/>
+              </w:rPr>
+            </w:pPr>
+            <w:r>
+              <w:rPr>
+                <w:rFonts w:ascii="Times New Roman" w:eastAsia="Times New Roman" w:hAnsi="Times New Roman" w:cs="Times New Roman"/>
+                <w:kern w:val="0"/>
+                <w14:ligatures w14:val="none"/>
+              </w:rPr>
+              <w:t xml:space="preserve">        </w:t>
+            </w:r>
+            <w:proofErr w:type="spellStart"/>
+            <w:r>
+              <w:rPr>
+                <w:rFonts w:ascii="Times New Roman" w:eastAsia="Times New Roman" w:hAnsi="Times New Roman" w:cs="Times New Roman"/>
+                <w:kern w:val="0"/>
+                <w14:ligatures w14:val="none"/>
+              </w:rPr>
+              <w:t>System.out.println</w:t>
+            </w:r>
+            <w:proofErr w:type="spellEnd"/>
+            <w:r>
+              <w:rPr>
+                <w:rFonts w:ascii="Times New Roman" w:eastAsia="Times New Roman" w:hAnsi="Times New Roman" w:cs="Times New Roman"/>
+                <w:kern w:val="0"/>
+                <w14:ligatures w14:val="none"/>
+              </w:rPr>
+              <w:t>("Rectangle");</w:t>
+            </w:r>
+          </w:p>
+          <w:p>
+            <w:pPr>
+              <w:pStyle w:val="ListParagraph"/>
+              <w:numPr>
+                <w:ilvl w:val="0"/>
+                <w:numId w:val="18"/>
+              </w:numPr>
+              <w:rPr>
+                <w:rFonts w:ascii="Times New Roman" w:eastAsia="Times New Roman" w:hAnsi="Times New Roman" w:cs="Times New Roman"/>
+                <w:kern w:val="0"/>
+                <w14:ligatures w14:val="none"/>
+              </w:rPr>
+            </w:pPr>
+            <w:r>
+              <w:rPr>
+                <w:rFonts w:ascii="Times New Roman" w:eastAsia="Times New Roman" w:hAnsi="Times New Roman" w:cs="Times New Roman"/>
+                <w:kern w:val="0"/>
+                <w14:ligatures w14:val="none"/>
+              </w:rPr>
+              <w:t>    }</w:t>
+            </w:r>
+          </w:p>
+          <w:p>
+            <w:pPr>
+              <w:pStyle w:val="ListParagraph"/>
+              <w:numPr>
+                <w:ilvl w:val="0"/>
+                <w:numId w:val="18"/>
+              </w:numPr>
+              <w:rPr>
+                <w:rFonts w:ascii="Times New Roman" w:eastAsia="Times New Roman" w:hAnsi="Times New Roman" w:cs="Times New Roman"/>
+                <w:kern w:val="0"/>
+                <w14:ligatures w14:val="none"/>
+              </w:rPr>
+            </w:pPr>
+            <w:r>
+              <w:rPr>
+                <w:rFonts w:ascii="Times New Roman" w:eastAsia="Times New Roman" w:hAnsi="Times New Roman" w:cs="Times New Roman"/>
+                <w:kern w:val="0"/>
+                <w14:ligatures w14:val="none"/>
+              </w:rPr>
+              <w:t>}</w:t>
+            </w:r>
+          </w:p>
+          <w:p>
+            <w:pPr>
+              <w:pStyle w:val="ListParagraph"/>
+              <w:numPr>
+                <w:ilvl w:val="0"/>
+                <w:numId w:val="18"/>
+              </w:numPr>
+              <w:rPr>
+                <w:rFonts w:ascii="Times New Roman" w:eastAsia="Times New Roman" w:hAnsi="Times New Roman" w:cs="Times New Roman"/>
+                <w:kern w:val="0"/>
+                <w14:ligatures w14:val="none"/>
+              </w:rPr>
+            </w:pPr>
+          </w:p>
+          <w:p>
+            <w:pPr>
+              <w:pStyle w:val="ListParagraph"/>
+              <w:numPr>
+                <w:ilvl w:val="0"/>
+                <w:numId w:val="18"/>
+              </w:numPr>
+              <w:rPr>
+                <w:rFonts w:ascii="Times New Roman" w:eastAsia="Times New Roman" w:hAnsi="Times New Roman" w:cs="Times New Roman"/>
+                <w:kern w:val="0"/>
+                <w14:ligatures w14:val="none"/>
+              </w:rPr>
+            </w:pPr>
+            <w:r>
+              <w:rPr>
+                <w:rFonts w:ascii="Times New Roman" w:eastAsia="Times New Roman" w:hAnsi="Times New Roman" w:cs="Times New Roman"/>
+                <w:kern w:val="0"/>
+                <w14:ligatures w14:val="none"/>
+              </w:rPr>
+              <w:t xml:space="preserve">class </w:t>
+            </w:r>
+            <w:proofErr w:type="spellStart"/>
+            <w:r>
+              <w:rPr>
+                <w:rFonts w:ascii="Times New Roman" w:eastAsia="Times New Roman" w:hAnsi="Times New Roman" w:cs="Times New Roman"/>
+                <w:kern w:val="0"/>
+                <w14:ligatures w14:val="none"/>
+              </w:rPr>
+              <w:t>ShapeFactory</w:t>
+            </w:r>
+            <w:proofErr w:type="spellEnd"/>
+            <w:r>
+              <w:rPr>
+                <w:rFonts w:ascii="Times New Roman" w:eastAsia="Times New Roman" w:hAnsi="Times New Roman" w:cs="Times New Roman"/>
+                <w:kern w:val="0"/>
+                <w14:ligatures w14:val="none"/>
+              </w:rPr>
+              <w:t xml:space="preserve"> {</w:t>
+            </w:r>
+          </w:p>
+          <w:p>
+            <w:pPr>
+              <w:pStyle w:val="ListParagraph"/>
+              <w:numPr>
+                <w:ilvl w:val="0"/>
+                <w:numId w:val="18"/>
+              </w:numPr>
+              <w:rPr>
+                <w:rFonts w:ascii="Times New Roman" w:eastAsia="Times New Roman" w:hAnsi="Times New Roman" w:cs="Times New Roman"/>
+                <w:kern w:val="0"/>
+                <w14:ligatures w14:val="none"/>
+              </w:rPr>
+            </w:pPr>
+            <w:r>
+              <w:rPr>
+                <w:rFonts w:ascii="Times New Roman" w:eastAsia="Times New Roman" w:hAnsi="Times New Roman" w:cs="Times New Roman"/>
+                <w:kern w:val="0"/>
+                <w14:ligatures w14:val="none"/>
+              </w:rPr>
+              <w:t xml:space="preserve">    public static Shape </w:t>
+            </w:r>
+            <w:proofErr w:type="spellStart"/>
+            <w:r>
+              <w:rPr>
+                <w:rFonts w:ascii="Times New Roman" w:eastAsia="Times New Roman" w:hAnsi="Times New Roman" w:cs="Times New Roman"/>
+                <w:kern w:val="0"/>
+                <w14:ligatures w14:val="none"/>
+              </w:rPr>
+              <w:t>getShape</w:t>
+            </w:r>
+            <w:proofErr w:type="spellEnd"/>
+            <w:r>
+              <w:rPr>
+                <w:rFonts w:ascii="Times New Roman" w:eastAsia="Times New Roman" w:hAnsi="Times New Roman" w:cs="Times New Roman"/>
+                <w:kern w:val="0"/>
+                <w14:ligatures w14:val="none"/>
+              </w:rPr>
+              <w:t>(String type) {</w:t>
+            </w:r>
+          </w:p>
+          <w:p>
+            <w:pPr>
+              <w:pStyle w:val="ListParagraph"/>
+              <w:numPr>
+                <w:ilvl w:val="0"/>
+                <w:numId w:val="18"/>
+              </w:numPr>
+              <w:rPr>
+                <w:rFonts w:ascii="Times New Roman" w:eastAsia="Times New Roman" w:hAnsi="Times New Roman" w:cs="Times New Roman"/>
+                <w:kern w:val="0"/>
+                <w14:ligatures w14:val="none"/>
+              </w:rPr>
+            </w:pPr>
+            <w:r>
+              <w:rPr>
+                <w:rFonts w:ascii="Times New Roman" w:eastAsia="Times New Roman" w:hAnsi="Times New Roman" w:cs="Times New Roman"/>
+                <w:kern w:val="0"/>
+                <w14:ligatures w14:val="none"/>
+              </w:rPr>
+              <w:t>        if (</w:t>
+            </w:r>
+            <w:proofErr w:type="spellStart"/>
+            <w:r>
+              <w:rPr>
+                <w:rFonts w:ascii="Times New Roman" w:eastAsia="Times New Roman" w:hAnsi="Times New Roman" w:cs="Times New Roman"/>
+                <w:kern w:val="0"/>
+                <w14:ligatures w14:val="none"/>
+              </w:rPr>
+              <w:t>type.equals</w:t>
+            </w:r>
+            <w:proofErr w:type="spellEnd"/>
+            <w:r>
+              <w:rPr>
+                <w:rFonts w:ascii="Times New Roman" w:eastAsia="Times New Roman" w:hAnsi="Times New Roman" w:cs="Times New Roman"/>
+                <w:kern w:val="0"/>
+                <w14:ligatures w14:val="none"/>
+              </w:rPr>
+              <w:t>("CIRCLE")) return new Circle();</w:t>
+            </w:r>
+          </w:p>
+          <w:p>
+            <w:pPr>
+              <w:pStyle w:val="ListParagraph"/>
+              <w:numPr>
+                <w:ilvl w:val="0"/>
+                <w:numId w:val="18"/>
+              </w:numPr>
+              <w:rPr>
+                <w:rFonts w:ascii="Times New Roman" w:eastAsia="Times New Roman" w:hAnsi="Times New Roman" w:cs="Times New Roman"/>
+                <w:kern w:val="0"/>
+                <w14:ligatures w14:val="none"/>
+              </w:rPr>
+            </w:pPr>
+            <w:r>
+              <w:rPr>
+                <w:rFonts w:ascii="Times New Roman" w:eastAsia="Times New Roman" w:hAnsi="Times New Roman" w:cs="Times New Roman"/>
+                <w:kern w:val="0"/>
+                <w14:ligatures w14:val="none"/>
+              </w:rPr>
+              <w:t>        if (</w:t>
+            </w:r>
+            <w:proofErr w:type="spellStart"/>
+            <w:r>
+              <w:rPr>
+                <w:rFonts w:ascii="Times New Roman" w:eastAsia="Times New Roman" w:hAnsi="Times New Roman" w:cs="Times New Roman"/>
+                <w:kern w:val="0"/>
+                <w14:ligatures w14:val="none"/>
+              </w:rPr>
+              <w:t>type.equals</w:t>
+            </w:r>
+            <w:proofErr w:type="spellEnd"/>
+            <w:r>
+              <w:rPr>
+                <w:rFonts w:ascii="Times New Roman" w:eastAsia="Times New Roman" w:hAnsi="Times New Roman" w:cs="Times New Roman"/>
+                <w:kern w:val="0"/>
+                <w14:ligatures w14:val="none"/>
+              </w:rPr>
+              <w:t>("RECT")) return new Rectangle();</w:t>
+            </w:r>
+          </w:p>
+          <w:p>
+            <w:pPr>
+              <w:pStyle w:val="ListParagraph"/>
+              <w:numPr>
+                <w:ilvl w:val="0"/>
+                <w:numId w:val="18"/>
+              </w:numPr>
+              <w:rPr>
+                <w:rFonts w:ascii="Times New Roman" w:eastAsia="Times New Roman" w:hAnsi="Times New Roman" w:cs="Times New Roman"/>
+                <w:kern w:val="0"/>
+                <w14:ligatures w14:val="none"/>
+              </w:rPr>
+            </w:pPr>
+            <w:r>
+              <w:rPr>
+                <w:rFonts w:ascii="Times New Roman" w:eastAsia="Times New Roman" w:hAnsi="Times New Roman" w:cs="Times New Roman"/>
+                <w:kern w:val="0"/>
+                <w14:ligatures w14:val="none"/>
+              </w:rPr>
+              <w:t>        return null;</w:t>
+            </w:r>
+          </w:p>
+          <w:p>
+            <w:pPr>
+              <w:pStyle w:val="ListParagraph"/>
+              <w:numPr>
+                <w:ilvl w:val="0"/>
+                <w:numId w:val="18"/>
+              </w:numPr>
+              <w:rPr>
+                <w:rFonts w:ascii="Times New Roman" w:eastAsia="Times New Roman" w:hAnsi="Times New Roman" w:cs="Times New Roman"/>
+                <w:kern w:val="0"/>
+                <w14:ligatures w14:val="none"/>
+              </w:rPr>
+            </w:pPr>
+            <w:r>
+              <w:rPr>
+                <w:rFonts w:ascii="Times New Roman" w:eastAsia="Times New Roman" w:hAnsi="Times New Roman" w:cs="Times New Roman"/>
+                <w:kern w:val="0"/>
+                <w14:ligatures w14:val="none"/>
+              </w:rPr>
+              <w:t>    }</w:t>
+            </w:r>
+          </w:p>
+          <w:p>
+            <w:pPr>
+              <w:pStyle w:val="ListParagraph"/>
+              <w:numPr>
+                <w:ilvl w:val="0"/>
+                <w:numId w:val="18"/>
+              </w:numPr>
+              <w:rPr>
+                <w:rFonts w:ascii="Times New Roman" w:eastAsia="Times New Roman" w:hAnsi="Times New Roman" w:cs="Times New Roman"/>
+                <w:kern w:val="0"/>
+                <w14:ligatures w14:val="none"/>
+              </w:rPr>
+            </w:pPr>
+            <w:r>
+              <w:rPr>
+                <w:rFonts w:ascii="Times New Roman" w:eastAsia="Times New Roman" w:hAnsi="Times New Roman" w:cs="Times New Roman"/>
+                <w:kern w:val="0"/>
+                <w14:ligatures w14:val="none"/>
+              </w:rPr>
+              <w:t>}</w:t>
+            </w:r>
+          </w:p>
+          <w:p>
+            <w:pPr>
+              <w:pStyle w:val="ListParagraph"/>
+              <w:numPr>
+                <w:ilvl w:val="0"/>
+                <w:numId w:val="18"/>
+              </w:numPr>
+              <w:rPr>
+                <w:rFonts w:ascii="Times New Roman" w:eastAsia="Times New Roman" w:hAnsi="Times New Roman" w:cs="Times New Roman"/>
+                <w:kern w:val="0"/>
+                <w14:ligatures w14:val="none"/>
+              </w:rPr>
+            </w:pPr>
+          </w:p>
+          <w:p>
+            <w:pPr>
+              <w:pStyle w:val="ListParagraph"/>
+              <w:numPr>
+                <w:ilvl w:val="0"/>
+                <w:numId w:val="18"/>
+              </w:numPr>
+              <w:rPr>
+                <w:rFonts w:ascii="Times New Roman" w:eastAsia="Times New Roman" w:hAnsi="Times New Roman" w:cs="Times New Roman"/>
+                <w:kern w:val="0"/>
+                <w14:ligatures w14:val="none"/>
+              </w:rPr>
+            </w:pPr>
+            <w:r>
+              <w:rPr>
+                <w:rFonts w:ascii="Times New Roman" w:eastAsia="Times New Roman" w:hAnsi="Times New Roman" w:cs="Times New Roman"/>
+                <w:kern w:val="0"/>
+                <w14:ligatures w14:val="none"/>
+              </w:rPr>
+              <w:t>// Usage</w:t>
+            </w:r>
+          </w:p>
+          <w:p>
+            <w:pPr>
+              <w:pStyle w:val="ListParagraph"/>
+              <w:numPr>
+                <w:ilvl w:val="0"/>
+                <w:numId w:val="18"/>
+              </w:numPr>
+              <w:rPr>
+                <w:rFonts w:ascii="Times New Roman" w:eastAsia="Times New Roman" w:hAnsi="Times New Roman" w:cs="Times New Roman"/>
+                <w:kern w:val="0"/>
+                <w14:ligatures w14:val="none"/>
+              </w:rPr>
+            </w:pPr>
+            <w:r>
+              <w:rPr>
+                <w:rFonts w:ascii="Times New Roman" w:eastAsia="Times New Roman" w:hAnsi="Times New Roman" w:cs="Times New Roman"/>
+                <w:kern w:val="0"/>
+                <w14:ligatures w14:val="none"/>
+              </w:rPr>
+              <w:t xml:space="preserve">Shape </w:t>
+            </w:r>
+            <w:proofErr w:type="spellStart"/>
+            <w:r>
+              <w:rPr>
+                <w:rFonts w:ascii="Times New Roman" w:eastAsia="Times New Roman" w:hAnsi="Times New Roman" w:cs="Times New Roman"/>
+                <w:kern w:val="0"/>
+                <w14:ligatures w14:val="none"/>
+              </w:rPr>
+              <w:t>shape</w:t>
+            </w:r>
+            <w:proofErr w:type="spellEnd"/>
+            <w:r>
+              <w:rPr>
+                <w:rFonts w:ascii="Times New Roman" w:eastAsia="Times New Roman" w:hAnsi="Times New Roman" w:cs="Times New Roman"/>
+                <w:kern w:val="0"/>
+                <w14:ligatures w14:val="none"/>
+              </w:rPr>
+              <w:t xml:space="preserve"> = </w:t>
+            </w:r>
+            <w:proofErr w:type="spellStart"/>
+            <w:r>
+              <w:rPr>
+                <w:rFonts w:ascii="Times New Roman" w:eastAsia="Times New Roman" w:hAnsi="Times New Roman" w:cs="Times New Roman"/>
+                <w:kern w:val="0"/>
+                <w14:ligatures w14:val="none"/>
+              </w:rPr>
+              <w:t>ShapeFactory.getShape</w:t>
+            </w:r>
+            <w:proofErr w:type="spellEnd"/>
+            <w:r>
+              <w:rPr>
+                <w:rFonts w:ascii="Times New Roman" w:eastAsia="Times New Roman" w:hAnsi="Times New Roman" w:cs="Times New Roman"/>
+                <w:kern w:val="0"/>
+                <w14:ligatures w14:val="none"/>
+              </w:rPr>
+              <w:t>("CIRCLE");</w:t>
+            </w:r>
+          </w:p>
+          <w:p>
+            <w:pPr>
+              <w:pStyle w:val="ListParagraph"/>
+              <w:numPr>
+                <w:ilvl w:val="0"/>
+                <w:numId w:val="18"/>
+              </w:numPr>
+              <w:rPr>
+                <w:rFonts w:ascii="Times New Roman" w:eastAsia="Times New Roman" w:hAnsi="Times New Roman" w:cs="Times New Roman"/>
+                <w:kern w:val="0"/>
+                <w14:ligatures w14:val="none"/>
+              </w:rPr>
+            </w:pPr>
+            <w:proofErr w:type="spellStart"/>
+            <w:r>
+              <w:rPr>
+                <w:rFonts w:ascii="Times New Roman" w:eastAsia="Times New Roman" w:hAnsi="Times New Roman" w:cs="Times New Roman"/>
+                <w:kern w:val="0"/>
+                <w14:ligatures w14:val="none"/>
+              </w:rPr>
+              <w:t>shape.draw</w:t>
+            </w:r>
+            <w:proofErr w:type="spellEnd"/>
+            <w:r>
+              <w:rPr>
+                <w:rFonts w:ascii="Times New Roman" w:eastAsia="Times New Roman" w:hAnsi="Times New Roman" w:cs="Times New Roman"/>
+                <w:kern w:val="0"/>
+                <w14:ligatures w14:val="none"/>
+              </w:rPr>
+              <w:t>();</w:t>
+            </w:r>
+          </w:p>
+          <w:p>
+            <w:pPr>
+              <w:pStyle w:val="ListParagraph"/>
+              <w:numPr>
+                <w:ilvl w:val="0"/>
+                <w:numId w:val="18"/>
+              </w:numPr>
+            </w:pPr>
+          </w:p>
+        </w:tc>
+      </w:tr>
+    </w:tbl>
+    <w:p>
+      <w:pPr>
+        <w:spacing w:line="240" w:lineRule="auto"/>
+        <w:ind w:left="720"/>
+      </w:pPr>
+    </w:p>
+    <w:p>
+      <w:pPr>
+        <w:spacing w:line="240" w:lineRule="auto"/>
+      </w:pPr>
+    </w:p>
+    <w:p>
+      <w:pPr>
+        <w:spacing w:line="240" w:lineRule="auto"/>
+      </w:pPr>
+    </w:p>
+    <w:p>
+      <w:pPr>
+        <w:spacing w:line="240" w:lineRule="auto"/>
+      </w:pPr>
+    </w:p>
+    <w:p>
+      <w:pPr>
+        <w:spacing w:line="240" w:lineRule="auto"/>
+        <w:rPr>
+          <w:b/>
+          <w:bCs/>
+        </w:rPr>
+      </w:pPr>
+      <w:r>
+        <w:rPr>
+          <w:rFonts w:ascii="Segoe UI Emoji" w:hAnsi="Segoe UI Emoji" w:cs="Segoe UI Emoji"/>
+          <w:b/>
+          <w:bCs/>
+        </w:rPr>
+        <w:lastRenderedPageBreak/>
+        <w:t>🎯</w:t>
+      </w:r>
+      <w:r>
+        <w:rPr>
+          <w:b/>
+          <w:bCs/>
+        </w:rPr>
+        <w:t xml:space="preserve"> Key Points</w:t>
+      </w:r>
+    </w:p>
+    <w:p>
+      <w:pPr>
+        <w:numPr>
+          <w:ilvl w:val="0"/>
+          <w:numId w:val="19"/>
+        </w:numPr>
+        <w:spacing w:line="240" w:lineRule="auto"/>
+      </w:pPr>
+      <w:r>
+        <w:t>Centralized object creation</w:t>
+      </w:r>
+    </w:p>
+    <w:p>
+      <w:pPr>
+        <w:numPr>
+          <w:ilvl w:val="0"/>
+          <w:numId w:val="19"/>
+        </w:numPr>
+        <w:spacing w:line="240" w:lineRule="auto"/>
+      </w:pPr>
+      <w:r>
+        <w:t>Hides implementation details</w:t>
+      </w:r>
+    </w:p>
+    <w:p>
+      <w:pPr>
+        <w:numPr>
+          <w:ilvl w:val="0"/>
+          <w:numId w:val="19"/>
+        </w:numPr>
+        <w:spacing w:line="240" w:lineRule="auto"/>
+      </w:pPr>
+      <w:r>
+        <w:t xml:space="preserve">Based on </w:t>
+      </w:r>
+      <w:r>
+        <w:rPr>
+          <w:b/>
+          <w:bCs/>
+        </w:rPr>
+        <w:t>condition (if-else / switch)</w:t>
+      </w:r>
+    </w:p>
+    <w:p>
+      <w:pPr>
+        <w:spacing w:line="240" w:lineRule="auto"/>
+      </w:pPr>
+      <w:r>
+        <w:pict w14:anchorId="149623AD">
+          <v:rect id="_x0000_i1038" style="width:0;height:1.5pt" o:hralign="center" o:hrstd="t" o:hr="t" fillcolor="#a0a0a0" stroked="f"/>
+        </w:pict>
+      </w:r>
+    </w:p>
+    <w:p>
+      <w:pPr>
+        <w:spacing w:line="240" w:lineRule="auto"/>
+        <w:rPr>
+          <w:b/>
+          <w:bCs/>
+        </w:rPr>
+      </w:pPr>
+      <w:r>
+        <w:rPr>
+          <w:rFonts w:ascii="Segoe UI Emoji" w:hAnsi="Segoe UI Emoji" w:cs="Segoe UI Emoji"/>
+          <w:b/>
+          <w:bCs/>
+        </w:rPr>
+        <w:t>✅</w:t>
+      </w:r>
+      <w:r>
+        <w:rPr>
+          <w:b/>
+          <w:bCs/>
+        </w:rPr>
+        <w:t xml:space="preserve"> Use Case</w:t>
+      </w:r>
+    </w:p>
+    <w:p>
+      <w:pPr>
+        <w:numPr>
+          <w:ilvl w:val="0"/>
+          <w:numId w:val="20"/>
+        </w:numPr>
+        <w:spacing w:line="240" w:lineRule="auto"/>
+      </w:pPr>
+      <w:r>
+        <w:t xml:space="preserve">When you have </w:t>
+      </w:r>
+      <w:r>
+        <w:rPr>
+          <w:b/>
+          <w:bCs/>
+        </w:rPr>
+        <w:t>multiple implementations of a class</w:t>
+      </w:r>
+    </w:p>
+    <w:p>
+      <w:pPr>
+        <w:numPr>
+          <w:ilvl w:val="0"/>
+          <w:numId w:val="20"/>
+        </w:numPr>
+        <w:spacing w:line="240" w:lineRule="auto"/>
+      </w:pPr>
+      <w:r>
+        <w:t xml:space="preserve">Example: </w:t>
+      </w:r>
+    </w:p>
+    <w:p>
+      <w:pPr>
+        <w:numPr>
+          <w:ilvl w:val="1"/>
+          <w:numId w:val="20"/>
+        </w:numPr>
+        <w:spacing w:line="240" w:lineRule="auto"/>
+      </w:pPr>
+      <w:r>
+        <w:t xml:space="preserve">Payment types (UPI, Card, </w:t>
+      </w:r>
+      <w:proofErr w:type="spellStart"/>
+      <w:r>
+        <w:t>NetBanking</w:t>
+      </w:r>
+      <w:proofErr w:type="spellEnd"/>
+      <w:r>
+        <w:t>)</w:t>
+      </w:r>
+    </w:p>
+    <w:p>
+      <w:pPr>
+        <w:spacing w:line="240" w:lineRule="auto"/>
+      </w:pPr>
+      <w:r>
+        <w:pict w14:anchorId="5EE365B5">
+          <v:rect id="_x0000_i1039" style="width:0;height:1.5pt" o:hralign="center" o:hrstd="t" o:hr="t" fillcolor="#a0a0a0" stroked="f"/>
+        </w:pict>
+      </w:r>
+    </w:p>
+    <w:p>
+      <w:pPr>
+        <w:spacing w:line="240" w:lineRule="auto"/>
+        <w:rPr>
+          <w:b/>
+          <w:bCs/>
+        </w:rPr>
+      </w:pPr>
+      <w:r>
+        <w:rPr>
+          <w:rFonts w:ascii="Segoe UI Emoji" w:hAnsi="Segoe UI Emoji" w:cs="Segoe UI Emoji"/>
+          <w:b/>
+          <w:bCs/>
+        </w:rPr>
+        <w:t>🏭</w:t>
+      </w:r>
+      <w:r>
+        <w:rPr>
+          <w:b/>
+          <w:bCs/>
+        </w:rPr>
+        <w:t xml:space="preserve"> 2. Abstract Factory Design Pattern</w:t>
+      </w:r>
+    </w:p>
+    <w:p>
+      <w:pPr>
+        <w:spacing w:line="240" w:lineRule="auto"/>
+        <w:rPr>
+          <w:b/>
+          <w:bCs/>
+        </w:rPr>
+      </w:pPr>
+      <w:r>
+        <w:rPr>
+          <w:rFonts w:ascii="Segoe UI Emoji" w:hAnsi="Segoe UI Emoji" w:cs="Segoe UI Emoji"/>
+          <w:b/>
+          <w:bCs/>
+        </w:rPr>
+        <w:t>✅</w:t>
+      </w:r>
+      <w:r>
+        <w:rPr>
+          <w:b/>
+          <w:bCs/>
+        </w:rPr>
+        <w:t xml:space="preserve"> Definition</w:t>
+      </w:r>
+    </w:p>
+    <w:p>
+      <w:pPr>
+        <w:spacing w:line="240" w:lineRule="auto"/>
+      </w:pPr>
+      <w:r>
+        <w:t xml:space="preserve">Provides an interface to create </w:t>
+      </w:r>
+      <w:r>
+        <w:rPr>
+          <w:b/>
+          <w:bCs/>
+        </w:rPr>
+        <w:t>families of related objects</w:t>
+      </w:r>
+      <w:r>
+        <w:t xml:space="preserve"> without specifying their concrete classes.</w:t>
+      </w:r>
+    </w:p>
+    <w:p>
+      <w:pPr>
+        <w:spacing w:line="240" w:lineRule="auto"/>
+      </w:pPr>
+      <w:r>
+        <w:pict w14:anchorId="54C1C3FE">
+          <v:rect id="_x0000_i1040" style="width:0;height:1.5pt" o:hralign="center" o:hrstd="t" o:hr="t" fillcolor="#a0a0a0" stroked="f"/>
+        </w:pict>
+      </w:r>
+    </w:p>
+    <w:p>
+      <w:pPr>
+        <w:spacing w:line="240" w:lineRule="auto"/>
+        <w:rPr>
+          <w:b/>
+          <w:bCs/>
+        </w:rPr>
+      </w:pPr>
+      <w:r>
+        <w:rPr>
+          <w:rFonts w:ascii="Segoe UI Emoji" w:hAnsi="Segoe UI Emoji" w:cs="Segoe UI Emoji"/>
+          <w:b/>
+          <w:bCs/>
+        </w:rPr>
+        <w:t>🧠</w:t>
+      </w:r>
+      <w:r>
+        <w:rPr>
+          <w:b/>
+          <w:bCs/>
+        </w:rPr>
+        <w:t xml:space="preserve"> Idea</w:t>
+      </w:r>
+    </w:p>
+    <w:p>
+      <w:pPr>
+        <w:numPr>
+          <w:ilvl w:val="0"/>
+          <w:numId w:val="21"/>
+        </w:numPr>
+        <w:spacing w:line="240" w:lineRule="auto"/>
+      </w:pPr>
+      <w:r>
+        <w:t>Factory of factories</w:t>
+      </w:r>
+    </w:p>
+    <w:p>
+      <w:pPr>
+        <w:numPr>
+          <w:ilvl w:val="0"/>
+          <w:numId w:val="21"/>
+        </w:numPr>
+        <w:spacing w:line="240" w:lineRule="auto"/>
+      </w:pPr>
+      <w:r>
+        <w:t xml:space="preserve">Creates </w:t>
+      </w:r>
+      <w:r>
+        <w:rPr>
+          <w:b/>
+          <w:bCs/>
+        </w:rPr>
+        <w:t>groups of related objects</w:t>
+      </w:r>
+    </w:p>
+    <w:p>
+      <w:pPr>
+        <w:spacing w:line="240" w:lineRule="auto"/>
+      </w:pPr>
+      <w:r>
+        <w:pict w14:anchorId="2888CF0D">
+          <v:rect id="_x0000_i1041" style="width:0;height:1.5pt" o:hralign="center" o:hrstd="t" o:hr="t" fillcolor="#a0a0a0" stroked="f"/>
+        </w:pict>
+      </w:r>
+    </w:p>
+    <w:p>
+      <w:pPr>
+        <w:spacing w:line="240" w:lineRule="auto"/>
+        <w:rPr>
+          <w:b/>
+          <w:bCs/>
+        </w:rPr>
+      </w:pPr>
+      <w:r>
+        <w:rPr>
+          <w:rFonts w:ascii="Segoe UI Emoji" w:hAnsi="Segoe UI Emoji" w:cs="Segoe UI Emoji"/>
+          <w:b/>
+          <w:bCs/>
+        </w:rPr>
+        <w:t>✅</w:t>
+      </w:r>
+      <w:r>
+        <w:rPr>
+          <w:b/>
+          <w:bCs/>
+        </w:rPr>
+        <w:t xml:space="preserve"> Example (Java)</w:t>
+      </w:r>
+    </w:p>
+    <w:p>
+      <w:pPr>
+        <w:spacing w:line="240" w:lineRule="auto"/>
+      </w:pPr>
     </w:p>
     <w:p>
       <w:pPr>
@@ -565,6 +5144,7 @@
           <w:b/>
           <w:bCs/>
         </w:rPr>
+        <w:lastRenderedPageBreak/>
         <w:t>2. Security Layer (JWT + OAuth2)</w:t>
       </w:r>
     </w:p>
@@ -702,7 +5282,6 @@
               <w:spacing w:line="240" w:lineRule="auto"/>
             </w:pPr>
             <w:r>
-              <w:lastRenderedPageBreak/>
               <w:t>Routing</w:t>
             </w:r>
           </w:p>
@@ -890,9 +5469,11 @@
             <w:pPr>
               <w:spacing w:line="240" w:lineRule="auto"/>
             </w:pPr>
+            <w:proofErr w:type="spellStart"/>
             <w:r>
               <w:t>mTLS</w:t>
             </w:r>
+            <w:proofErr w:type="spellEnd"/>
           </w:p>
         </w:tc>
         <w:tc>
@@ -1805,7 +6386,6 @@
           <w:szCs w:val="48"/>
           <w14:ligatures w14:val="none"/>
         </w:rPr>
-        <w:lastRenderedPageBreak/>
         <w:t>Final Flow (Interview Ready)</w:t>
       </w:r>
     </w:p>
@@ -2992,7 +7572,7 @@
           <w:szCs w:val="32"/>
           <w14:ligatures w14:val="none"/>
         </w:rPr>
-        <w:t>“To handle 100K+ requests, I design a horizontally scalable microservices architecture using Kubernetes and Istio. Traffic flows through multi-level load balancers into an API Gateway that handles authentication and throttling.</w:t>
+        <w:t xml:space="preserve">“To handle 100K+ requests, I design a horizontally scalable microservices architecture using Kubernetes and Istio. Traffic flows through multi-level load balancers into an API Gateway that handles authentication and </w:t>
       </w:r>
       <w:r>
         <w:rPr>
@@ -3002,8 +7582,8 @@
           <w:szCs w:val="32"/>
           <w14:ligatures w14:val="none"/>
         </w:rPr>
-        <w:br/>
-        <w:t>We use Redis for caching and Kafka for asynchronous processing to handle burst loads.</w:t>
+        <w:lastRenderedPageBreak/>
+        <w:t>throttling.</w:t>
       </w:r>
       <w:r>
         <w:rPr>
@@ -3014,7 +7594,7 @@
           <w14:ligatures w14:val="none"/>
         </w:rPr>
         <w:br/>
-        <w:t xml:space="preserve">Each microservice is stateless and auto-scales </w:t>
+        <w:t>We use Redis for caching and Kafka for asynchronous processing to handle burst loads.</w:t>
       </w:r>
       <w:r>
         <w:rPr>
@@ -3024,8 +7604,8 @@
           <w:szCs w:val="32"/>
           <w14:ligatures w14:val="none"/>
         </w:rPr>
-        <w:lastRenderedPageBreak/>
-        <w:t>based on traffic.</w:t>
+        <w:br/>
+        <w:t>Each microservice is stateless and auto-scales based on traffic.</w:t>
       </w:r>
       <w:r>
         <w:rPr>
@@ -3138,7 +7718,7 @@
       </w:pPr>
     </w:p>
     <w:sectPr>
-      <w:headerReference w:type="default" r:id="rId11"/>
+      <w:headerReference w:type="default" r:id="rId15"/>
       <w:pgSz w:w="12240" w:h="15840"/>
       <w:pgMar w:top="1440" w:right="1440" w:bottom="1440" w:left="1440" w:header="708" w:footer="708" w:gutter="0"/>
       <w:pgBorders w:offsetFrom="page">
@@ -3343,6 +7923,361 @@
 <file path=word/numbering.xml><?xml version="1.0" encoding="utf-8"?>
 <w:numbering xmlns:wpc="http://schemas.microsoft.com/office/word/2010/wordprocessingCanvas" xmlns:cx="http://schemas.microsoft.com/office/drawing/2014/chartex" xmlns:cx1="http://schemas.microsoft.com/office/drawing/2015/9/8/chartex" xmlns:cx2="http://schemas.microsoft.com/office/drawing/2015/10/21/chartex" xmlns:cx3="http://schemas.microsoft.com/office/drawing/2016/5/9/chartex" xmlns:cx4="http://schemas.microsoft.com/office/drawing/2016/5/10/chartex" xmlns:cx5="http://schemas.microsoft.com/office/drawing/2016/5/11/chartex" xmlns:cx6="http://schemas.microsoft.com/office/drawing/2016/5/12/chartex" xmlns:cx7="http://schemas.microsoft.com/office/drawing/2016/5/13/chartex" xmlns:cx8="http://schemas.microsoft.com/office/drawing/2016/5/14/chartex" xmlns:mc="http://schemas.openxmlformats.org/markup-compatibility/2006" xmlns:aink="http://schemas.microsoft.com/office/drawing/2016/ink" xmlns:am3d="http://schemas.microsoft.com/office/drawing/2017/model3d" xmlns:o="urn:schemas-microsoft-com:office:office" xmlns:oel="http://schemas.microsoft.com/office/2019/extlst" xmlns:r="http://schemas.openxmlformats.org/officeDocument/2006/relationships" xmlns:m="http://schemas.openxmlformats.org/officeDocument/2006/math" xmlns:v="urn:schemas-microsoft-com:vml" xmlns:wp14="http://schemas.microsoft.com/office/word/2010/wordprocessingDrawing" xmlns:wp="http://schemas.openxmlformats.org/drawingml/2006/wordprocessingDrawing" xmlns:w10="urn:schemas-microsoft-com:office:word" xmlns:w="http://schemas.openxmlformats.org/wordprocessingml/2006/main" xmlns:w14="http://schemas.microsoft.com/office/word/2010/wordml" xmlns:w15="http://schemas.microsoft.com/office/word/2012/wordml" xmlns:w16cex="http://schemas.microsoft.com/office/word/2018/wordml/cex" xmlns:w16cid="http://schemas.microsoft.com/office/word/2016/wordml/cid" xmlns:w16="http://schemas.microsoft.com/office/word/2018/wordml" xmlns:w16du="http://schemas.microsoft.com/office/word/2023/wordml/word16du" xmlns:w16sdtdh="http://schemas.microsoft.com/office/word/2020/wordml/sdtdatahash" xmlns:w16sdtfl="http://schemas.microsoft.com/office/word/2024/wordml/sdtformatlock" xmlns:w16se="http://schemas.microsoft.com/office/word/2015/wordml/symex" xmlns:wpg="http://schemas.microsoft.com/office/word/2010/wordprocessingGroup" xmlns:wpi="http://schemas.microsoft.com/office/word/2010/wordprocessingInk" xmlns:wne="http://schemas.microsoft.com/office/word/2006/wordml" xmlns:wps="http://schemas.microsoft.com/office/word/2010/wordprocessingShape" mc:Ignorable="w14 w15 w16se w16cid w16 w16cex w16sdtdh w16sdtfl w16du wp14">
   <w:abstractNum w:abstractNumId="0" w15:restartNumberingAfterBreak="0">
+    <w:nsid w:val="095827F9"/>
+    <w:multiLevelType w:val="multilevel"/>
+    <w:tmpl w:val="49C80CF0"/>
+    <w:lvl w:ilvl="0">
+      <w:start w:val="1"/>
+      <w:numFmt w:val="bullet"/>
+      <w:lvlText w:val=""/>
+      <w:lvlJc w:val="left"/>
+      <w:pPr>
+        <w:tabs>
+          <w:tab w:val="num" w:pos="720"/>
+        </w:tabs>
+        <w:ind w:left="720" w:hanging="360"/>
+      </w:pPr>
+      <w:rPr>
+        <w:rFonts w:ascii="Symbol" w:hAnsi="Symbol" w:hint="default"/>
+        <w:sz w:val="20"/>
+      </w:rPr>
+    </w:lvl>
+    <w:lvl w:ilvl="1" w:tentative="1">
+      <w:start w:val="1"/>
+      <w:numFmt w:val="bullet"/>
+      <w:lvlText w:val="o"/>
+      <w:lvlJc w:val="left"/>
+      <w:pPr>
+        <w:tabs>
+          <w:tab w:val="num" w:pos="1440"/>
+        </w:tabs>
+        <w:ind w:left="1440" w:hanging="360"/>
+      </w:pPr>
+      <w:rPr>
+        <w:rFonts w:ascii="Courier New" w:hAnsi="Courier New" w:hint="default"/>
+        <w:sz w:val="20"/>
+      </w:rPr>
+    </w:lvl>
+    <w:lvl w:ilvl="2" w:tentative="1">
+      <w:start w:val="1"/>
+      <w:numFmt w:val="bullet"/>
+      <w:lvlText w:val=""/>
+      <w:lvlJc w:val="left"/>
+      <w:pPr>
+        <w:tabs>
+          <w:tab w:val="num" w:pos="2160"/>
+        </w:tabs>
+        <w:ind w:left="2160" w:hanging="360"/>
+      </w:pPr>
+      <w:rPr>
+        <w:rFonts w:ascii="Wingdings" w:hAnsi="Wingdings" w:hint="default"/>
+        <w:sz w:val="20"/>
+      </w:rPr>
+    </w:lvl>
+    <w:lvl w:ilvl="3" w:tentative="1">
+      <w:start w:val="1"/>
+      <w:numFmt w:val="bullet"/>
+      <w:lvlText w:val=""/>
+      <w:lvlJc w:val="left"/>
+      <w:pPr>
+        <w:tabs>
+          <w:tab w:val="num" w:pos="2880"/>
+        </w:tabs>
+        <w:ind w:left="2880" w:hanging="360"/>
+      </w:pPr>
+      <w:rPr>
+        <w:rFonts w:ascii="Wingdings" w:hAnsi="Wingdings" w:hint="default"/>
+        <w:sz w:val="20"/>
+      </w:rPr>
+    </w:lvl>
+    <w:lvl w:ilvl="4" w:tentative="1">
+      <w:start w:val="1"/>
+      <w:numFmt w:val="bullet"/>
+      <w:lvlText w:val=""/>
+      <w:lvlJc w:val="left"/>
+      <w:pPr>
+        <w:tabs>
+          <w:tab w:val="num" w:pos="3600"/>
+        </w:tabs>
+        <w:ind w:left="3600" w:hanging="360"/>
+      </w:pPr>
+      <w:rPr>
+        <w:rFonts w:ascii="Wingdings" w:hAnsi="Wingdings" w:hint="default"/>
+        <w:sz w:val="20"/>
+      </w:rPr>
+    </w:lvl>
+    <w:lvl w:ilvl="5" w:tentative="1">
+      <w:start w:val="1"/>
+      <w:numFmt w:val="bullet"/>
+      <w:lvlText w:val=""/>
+      <w:lvlJc w:val="left"/>
+      <w:pPr>
+        <w:tabs>
+          <w:tab w:val="num" w:pos="4320"/>
+        </w:tabs>
+        <w:ind w:left="4320" w:hanging="360"/>
+      </w:pPr>
+      <w:rPr>
+        <w:rFonts w:ascii="Wingdings" w:hAnsi="Wingdings" w:hint="default"/>
+        <w:sz w:val="20"/>
+      </w:rPr>
+    </w:lvl>
+    <w:lvl w:ilvl="6" w:tentative="1">
+      <w:start w:val="1"/>
+      <w:numFmt w:val="bullet"/>
+      <w:lvlText w:val=""/>
+      <w:lvlJc w:val="left"/>
+      <w:pPr>
+        <w:tabs>
+          <w:tab w:val="num" w:pos="5040"/>
+        </w:tabs>
+        <w:ind w:left="5040" w:hanging="360"/>
+      </w:pPr>
+      <w:rPr>
+        <w:rFonts w:ascii="Wingdings" w:hAnsi="Wingdings" w:hint="default"/>
+        <w:sz w:val="20"/>
+      </w:rPr>
+    </w:lvl>
+    <w:lvl w:ilvl="7" w:tentative="1">
+      <w:start w:val="1"/>
+      <w:numFmt w:val="bullet"/>
+      <w:lvlText w:val=""/>
+      <w:lvlJc w:val="left"/>
+      <w:pPr>
+        <w:tabs>
+          <w:tab w:val="num" w:pos="5760"/>
+        </w:tabs>
+        <w:ind w:left="5760" w:hanging="360"/>
+      </w:pPr>
+      <w:rPr>
+        <w:rFonts w:ascii="Wingdings" w:hAnsi="Wingdings" w:hint="default"/>
+        <w:sz w:val="20"/>
+      </w:rPr>
+    </w:lvl>
+    <w:lvl w:ilvl="8" w:tentative="1">
+      <w:start w:val="1"/>
+      <w:numFmt w:val="bullet"/>
+      <w:lvlText w:val=""/>
+      <w:lvlJc w:val="left"/>
+      <w:pPr>
+        <w:tabs>
+          <w:tab w:val="num" w:pos="6480"/>
+        </w:tabs>
+        <w:ind w:left="6480" w:hanging="360"/>
+      </w:pPr>
+      <w:rPr>
+        <w:rFonts w:ascii="Wingdings" w:hAnsi="Wingdings" w:hint="default"/>
+        <w:sz w:val="20"/>
+      </w:rPr>
+    </w:lvl>
+  </w:abstractNum>
+  <w:abstractNum w:abstractNumId="1" w15:restartNumberingAfterBreak="0">
+    <w:nsid w:val="0BF01FD0"/>
+    <w:multiLevelType w:val="hybridMultilevel"/>
+    <w:tmpl w:val="1DCED7DC"/>
+    <w:lvl w:ilvl="0" w:tplc="0409000F">
+      <w:start w:val="1"/>
+      <w:numFmt w:val="decimal"/>
+      <w:lvlText w:val="%1."/>
+      <w:lvlJc w:val="left"/>
+      <w:pPr>
+        <w:ind w:left="720" w:hanging="360"/>
+      </w:pPr>
+      <w:rPr>
+        <w:rFonts w:hint="default"/>
+      </w:rPr>
+    </w:lvl>
+    <w:lvl w:ilvl="1" w:tplc="04090019" w:tentative="1">
+      <w:start w:val="1"/>
+      <w:numFmt w:val="lowerLetter"/>
+      <w:lvlText w:val="%2."/>
+      <w:lvlJc w:val="left"/>
+      <w:pPr>
+        <w:ind w:left="1440" w:hanging="360"/>
+      </w:pPr>
+    </w:lvl>
+    <w:lvl w:ilvl="2" w:tplc="0409001B" w:tentative="1">
+      <w:start w:val="1"/>
+      <w:numFmt w:val="lowerRoman"/>
+      <w:lvlText w:val="%3."/>
+      <w:lvlJc w:val="right"/>
+      <w:pPr>
+        <w:ind w:left="2160" w:hanging="180"/>
+      </w:pPr>
+    </w:lvl>
+    <w:lvl w:ilvl="3" w:tplc="0409000F" w:tentative="1">
+      <w:start w:val="1"/>
+      <w:numFmt w:val="decimal"/>
+      <w:lvlText w:val="%4."/>
+      <w:lvlJc w:val="left"/>
+      <w:pPr>
+        <w:ind w:left="2880" w:hanging="360"/>
+      </w:pPr>
+    </w:lvl>
+    <w:lvl w:ilvl="4" w:tplc="04090019" w:tentative="1">
+      <w:start w:val="1"/>
+      <w:numFmt w:val="lowerLetter"/>
+      <w:lvlText w:val="%5."/>
+      <w:lvlJc w:val="left"/>
+      <w:pPr>
+        <w:ind w:left="3600" w:hanging="360"/>
+      </w:pPr>
+    </w:lvl>
+    <w:lvl w:ilvl="5" w:tplc="0409001B" w:tentative="1">
+      <w:start w:val="1"/>
+      <w:numFmt w:val="lowerRoman"/>
+      <w:lvlText w:val="%6."/>
+      <w:lvlJc w:val="right"/>
+      <w:pPr>
+        <w:ind w:left="4320" w:hanging="180"/>
+      </w:pPr>
+    </w:lvl>
+    <w:lvl w:ilvl="6" w:tplc="0409000F" w:tentative="1">
+      <w:start w:val="1"/>
+      <w:numFmt w:val="decimal"/>
+      <w:lvlText w:val="%7."/>
+      <w:lvlJc w:val="left"/>
+      <w:pPr>
+        <w:ind w:left="5040" w:hanging="360"/>
+      </w:pPr>
+    </w:lvl>
+    <w:lvl w:ilvl="7" w:tplc="04090019" w:tentative="1">
+      <w:start w:val="1"/>
+      <w:numFmt w:val="lowerLetter"/>
+      <w:lvlText w:val="%8."/>
+      <w:lvlJc w:val="left"/>
+      <w:pPr>
+        <w:ind w:left="5760" w:hanging="360"/>
+      </w:pPr>
+    </w:lvl>
+    <w:lvl w:ilvl="8" w:tplc="0409001B" w:tentative="1">
+      <w:start w:val="1"/>
+      <w:numFmt w:val="lowerRoman"/>
+      <w:lvlText w:val="%9."/>
+      <w:lvlJc w:val="right"/>
+      <w:pPr>
+        <w:ind w:left="6480" w:hanging="180"/>
+      </w:pPr>
+    </w:lvl>
+  </w:abstractNum>
+  <w:abstractNum w:abstractNumId="2" w15:restartNumberingAfterBreak="0">
+    <w:nsid w:val="16585EB2"/>
+    <w:multiLevelType w:val="multilevel"/>
+    <w:tmpl w:val="1EDEB120"/>
+    <w:lvl w:ilvl="0">
+      <w:start w:val="1"/>
+      <w:numFmt w:val="decimal"/>
+      <w:lvlText w:val="%1."/>
+      <w:lvlJc w:val="left"/>
+      <w:pPr>
+        <w:tabs>
+          <w:tab w:val="num" w:pos="720"/>
+        </w:tabs>
+        <w:ind w:left="720" w:hanging="360"/>
+      </w:pPr>
+    </w:lvl>
+    <w:lvl w:ilvl="1">
+      <w:start w:val="1"/>
+      <w:numFmt w:val="bullet"/>
+      <w:lvlText w:val="o"/>
+      <w:lvlJc w:val="left"/>
+      <w:pPr>
+        <w:tabs>
+          <w:tab w:val="num" w:pos="1440"/>
+        </w:tabs>
+        <w:ind w:left="1440" w:hanging="360"/>
+      </w:pPr>
+      <w:rPr>
+        <w:rFonts w:ascii="Courier New" w:hAnsi="Courier New" w:hint="default"/>
+        <w:sz w:val="20"/>
+      </w:rPr>
+    </w:lvl>
+    <w:lvl w:ilvl="2" w:tentative="1">
+      <w:start w:val="1"/>
+      <w:numFmt w:val="decimal"/>
+      <w:lvlText w:val="%3."/>
+      <w:lvlJc w:val="left"/>
+      <w:pPr>
+        <w:tabs>
+          <w:tab w:val="num" w:pos="2160"/>
+        </w:tabs>
+        <w:ind w:left="2160" w:hanging="360"/>
+      </w:pPr>
+    </w:lvl>
+    <w:lvl w:ilvl="3" w:tentative="1">
+      <w:start w:val="1"/>
+      <w:numFmt w:val="decimal"/>
+      <w:lvlText w:val="%4."/>
+      <w:lvlJc w:val="left"/>
+      <w:pPr>
+        <w:tabs>
+          <w:tab w:val="num" w:pos="2880"/>
+        </w:tabs>
+        <w:ind w:left="2880" w:hanging="360"/>
+      </w:pPr>
+    </w:lvl>
+    <w:lvl w:ilvl="4" w:tentative="1">
+      <w:start w:val="1"/>
+      <w:numFmt w:val="decimal"/>
+      <w:lvlText w:val="%5."/>
+      <w:lvlJc w:val="left"/>
+      <w:pPr>
+        <w:tabs>
+          <w:tab w:val="num" w:pos="3600"/>
+        </w:tabs>
+        <w:ind w:left="3600" w:hanging="360"/>
+      </w:pPr>
+    </w:lvl>
+    <w:lvl w:ilvl="5" w:tentative="1">
+      <w:start w:val="1"/>
+      <w:numFmt w:val="decimal"/>
+      <w:lvlText w:val="%6."/>
+      <w:lvlJc w:val="left"/>
+      <w:pPr>
+        <w:tabs>
+          <w:tab w:val="num" w:pos="4320"/>
+        </w:tabs>
+        <w:ind w:left="4320" w:hanging="360"/>
+      </w:pPr>
+    </w:lvl>
+    <w:lvl w:ilvl="6" w:tentative="1">
+      <w:start w:val="1"/>
+      <w:numFmt w:val="decimal"/>
+      <w:lvlText w:val="%7."/>
+      <w:lvlJc w:val="left"/>
+      <w:pPr>
+        <w:tabs>
+          <w:tab w:val="num" w:pos="5040"/>
+        </w:tabs>
+        <w:ind w:left="5040" w:hanging="360"/>
+      </w:pPr>
+    </w:lvl>
+    <w:lvl w:ilvl="7" w:tentative="1">
+      <w:start w:val="1"/>
+      <w:numFmt w:val="decimal"/>
+      <w:lvlText w:val="%8."/>
+      <w:lvlJc w:val="left"/>
+      <w:pPr>
+        <w:tabs>
+          <w:tab w:val="num" w:pos="5760"/>
+        </w:tabs>
+        <w:ind w:left="5760" w:hanging="360"/>
+      </w:pPr>
+    </w:lvl>
+    <w:lvl w:ilvl="8" w:tentative="1">
+      <w:start w:val="1"/>
+      <w:numFmt w:val="decimal"/>
+      <w:lvlText w:val="%9."/>
+      <w:lvlJc w:val="left"/>
+      <w:pPr>
+        <w:tabs>
+          <w:tab w:val="num" w:pos="6480"/>
+        </w:tabs>
+        <w:ind w:left="6480" w:hanging="360"/>
+      </w:pPr>
+    </w:lvl>
+  </w:abstractNum>
+  <w:abstractNum w:abstractNumId="3" w15:restartNumberingAfterBreak="0">
     <w:nsid w:val="171B09B9"/>
     <w:multiLevelType w:val="hybridMultilevel"/>
     <w:tmpl w:val="3F4210D4"/>
@@ -3431,7 +8366,422 @@
       </w:pPr>
     </w:lvl>
   </w:abstractNum>
-  <w:abstractNum w:abstractNumId="1" w15:restartNumberingAfterBreak="0">
+  <w:abstractNum w:abstractNumId="4" w15:restartNumberingAfterBreak="0">
+    <w:nsid w:val="1BCF13EF"/>
+    <w:multiLevelType w:val="multilevel"/>
+    <w:tmpl w:val="B832EC38"/>
+    <w:lvl w:ilvl="0">
+      <w:start w:val="1"/>
+      <w:numFmt w:val="bullet"/>
+      <w:lvlText w:val=""/>
+      <w:lvlJc w:val="left"/>
+      <w:pPr>
+        <w:tabs>
+          <w:tab w:val="num" w:pos="720"/>
+        </w:tabs>
+        <w:ind w:left="720" w:hanging="360"/>
+      </w:pPr>
+      <w:rPr>
+        <w:rFonts w:ascii="Symbol" w:hAnsi="Symbol" w:hint="default"/>
+        <w:sz w:val="20"/>
+      </w:rPr>
+    </w:lvl>
+    <w:lvl w:ilvl="1" w:tentative="1">
+      <w:start w:val="1"/>
+      <w:numFmt w:val="bullet"/>
+      <w:lvlText w:val="o"/>
+      <w:lvlJc w:val="left"/>
+      <w:pPr>
+        <w:tabs>
+          <w:tab w:val="num" w:pos="1440"/>
+        </w:tabs>
+        <w:ind w:left="1440" w:hanging="360"/>
+      </w:pPr>
+      <w:rPr>
+        <w:rFonts w:ascii="Courier New" w:hAnsi="Courier New" w:hint="default"/>
+        <w:sz w:val="20"/>
+      </w:rPr>
+    </w:lvl>
+    <w:lvl w:ilvl="2" w:tentative="1">
+      <w:start w:val="1"/>
+      <w:numFmt w:val="bullet"/>
+      <w:lvlText w:val=""/>
+      <w:lvlJc w:val="left"/>
+      <w:pPr>
+        <w:tabs>
+          <w:tab w:val="num" w:pos="2160"/>
+        </w:tabs>
+        <w:ind w:left="2160" w:hanging="360"/>
+      </w:pPr>
+      <w:rPr>
+        <w:rFonts w:ascii="Wingdings" w:hAnsi="Wingdings" w:hint="default"/>
+        <w:sz w:val="20"/>
+      </w:rPr>
+    </w:lvl>
+    <w:lvl w:ilvl="3" w:tentative="1">
+      <w:start w:val="1"/>
+      <w:numFmt w:val="bullet"/>
+      <w:lvlText w:val=""/>
+      <w:lvlJc w:val="left"/>
+      <w:pPr>
+        <w:tabs>
+          <w:tab w:val="num" w:pos="2880"/>
+        </w:tabs>
+        <w:ind w:left="2880" w:hanging="360"/>
+      </w:pPr>
+      <w:rPr>
+        <w:rFonts w:ascii="Wingdings" w:hAnsi="Wingdings" w:hint="default"/>
+        <w:sz w:val="20"/>
+      </w:rPr>
+    </w:lvl>
+    <w:lvl w:ilvl="4" w:tentative="1">
+      <w:start w:val="1"/>
+      <w:numFmt w:val="bullet"/>
+      <w:lvlText w:val=""/>
+      <w:lvlJc w:val="left"/>
+      <w:pPr>
+        <w:tabs>
+          <w:tab w:val="num" w:pos="3600"/>
+        </w:tabs>
+        <w:ind w:left="3600" w:hanging="360"/>
+      </w:pPr>
+      <w:rPr>
+        <w:rFonts w:ascii="Wingdings" w:hAnsi="Wingdings" w:hint="default"/>
+        <w:sz w:val="20"/>
+      </w:rPr>
+    </w:lvl>
+    <w:lvl w:ilvl="5" w:tentative="1">
+      <w:start w:val="1"/>
+      <w:numFmt w:val="bullet"/>
+      <w:lvlText w:val=""/>
+      <w:lvlJc w:val="left"/>
+      <w:pPr>
+        <w:tabs>
+          <w:tab w:val="num" w:pos="4320"/>
+        </w:tabs>
+        <w:ind w:left="4320" w:hanging="360"/>
+      </w:pPr>
+      <w:rPr>
+        <w:rFonts w:ascii="Wingdings" w:hAnsi="Wingdings" w:hint="default"/>
+        <w:sz w:val="20"/>
+      </w:rPr>
+    </w:lvl>
+    <w:lvl w:ilvl="6" w:tentative="1">
+      <w:start w:val="1"/>
+      <w:numFmt w:val="bullet"/>
+      <w:lvlText w:val=""/>
+      <w:lvlJc w:val="left"/>
+      <w:pPr>
+        <w:tabs>
+          <w:tab w:val="num" w:pos="5040"/>
+        </w:tabs>
+        <w:ind w:left="5040" w:hanging="360"/>
+      </w:pPr>
+      <w:rPr>
+        <w:rFonts w:ascii="Wingdings" w:hAnsi="Wingdings" w:hint="default"/>
+        <w:sz w:val="20"/>
+      </w:rPr>
+    </w:lvl>
+    <w:lvl w:ilvl="7" w:tentative="1">
+      <w:start w:val="1"/>
+      <w:numFmt w:val="bullet"/>
+      <w:lvlText w:val=""/>
+      <w:lvlJc w:val="left"/>
+      <w:pPr>
+        <w:tabs>
+          <w:tab w:val="num" w:pos="5760"/>
+        </w:tabs>
+        <w:ind w:left="5760" w:hanging="360"/>
+      </w:pPr>
+      <w:rPr>
+        <w:rFonts w:ascii="Wingdings" w:hAnsi="Wingdings" w:hint="default"/>
+        <w:sz w:val="20"/>
+      </w:rPr>
+    </w:lvl>
+    <w:lvl w:ilvl="8" w:tentative="1">
+      <w:start w:val="1"/>
+      <w:numFmt w:val="bullet"/>
+      <w:lvlText w:val=""/>
+      <w:lvlJc w:val="left"/>
+      <w:pPr>
+        <w:tabs>
+          <w:tab w:val="num" w:pos="6480"/>
+        </w:tabs>
+        <w:ind w:left="6480" w:hanging="360"/>
+      </w:pPr>
+      <w:rPr>
+        <w:rFonts w:ascii="Wingdings" w:hAnsi="Wingdings" w:hint="default"/>
+        <w:sz w:val="20"/>
+      </w:rPr>
+    </w:lvl>
+  </w:abstractNum>
+  <w:abstractNum w:abstractNumId="5" w15:restartNumberingAfterBreak="0">
+    <w:nsid w:val="1BFA7A12"/>
+    <w:multiLevelType w:val="multilevel"/>
+    <w:tmpl w:val="C67E5FDE"/>
+    <w:lvl w:ilvl="0">
+      <w:start w:val="1"/>
+      <w:numFmt w:val="bullet"/>
+      <w:lvlText w:val=""/>
+      <w:lvlJc w:val="left"/>
+      <w:pPr>
+        <w:tabs>
+          <w:tab w:val="num" w:pos="720"/>
+        </w:tabs>
+        <w:ind w:left="720" w:hanging="360"/>
+      </w:pPr>
+      <w:rPr>
+        <w:rFonts w:ascii="Symbol" w:hAnsi="Symbol" w:hint="default"/>
+        <w:sz w:val="20"/>
+      </w:rPr>
+    </w:lvl>
+    <w:lvl w:ilvl="1">
+      <w:start w:val="1"/>
+      <w:numFmt w:val="bullet"/>
+      <w:lvlText w:val="o"/>
+      <w:lvlJc w:val="left"/>
+      <w:pPr>
+        <w:tabs>
+          <w:tab w:val="num" w:pos="1440"/>
+        </w:tabs>
+        <w:ind w:left="1440" w:hanging="360"/>
+      </w:pPr>
+      <w:rPr>
+        <w:rFonts w:ascii="Courier New" w:hAnsi="Courier New" w:hint="default"/>
+        <w:sz w:val="20"/>
+      </w:rPr>
+    </w:lvl>
+    <w:lvl w:ilvl="2" w:tentative="1">
+      <w:start w:val="1"/>
+      <w:numFmt w:val="bullet"/>
+      <w:lvlText w:val=""/>
+      <w:lvlJc w:val="left"/>
+      <w:pPr>
+        <w:tabs>
+          <w:tab w:val="num" w:pos="2160"/>
+        </w:tabs>
+        <w:ind w:left="2160" w:hanging="360"/>
+      </w:pPr>
+      <w:rPr>
+        <w:rFonts w:ascii="Wingdings" w:hAnsi="Wingdings" w:hint="default"/>
+        <w:sz w:val="20"/>
+      </w:rPr>
+    </w:lvl>
+    <w:lvl w:ilvl="3" w:tentative="1">
+      <w:start w:val="1"/>
+      <w:numFmt w:val="bullet"/>
+      <w:lvlText w:val=""/>
+      <w:lvlJc w:val="left"/>
+      <w:pPr>
+        <w:tabs>
+          <w:tab w:val="num" w:pos="2880"/>
+        </w:tabs>
+        <w:ind w:left="2880" w:hanging="360"/>
+      </w:pPr>
+      <w:rPr>
+        <w:rFonts w:ascii="Wingdings" w:hAnsi="Wingdings" w:hint="default"/>
+        <w:sz w:val="20"/>
+      </w:rPr>
+    </w:lvl>
+    <w:lvl w:ilvl="4" w:tentative="1">
+      <w:start w:val="1"/>
+      <w:numFmt w:val="bullet"/>
+      <w:lvlText w:val=""/>
+      <w:lvlJc w:val="left"/>
+      <w:pPr>
+        <w:tabs>
+          <w:tab w:val="num" w:pos="3600"/>
+        </w:tabs>
+        <w:ind w:left="3600" w:hanging="360"/>
+      </w:pPr>
+      <w:rPr>
+        <w:rFonts w:ascii="Wingdings" w:hAnsi="Wingdings" w:hint="default"/>
+        <w:sz w:val="20"/>
+      </w:rPr>
+    </w:lvl>
+    <w:lvl w:ilvl="5" w:tentative="1">
+      <w:start w:val="1"/>
+      <w:numFmt w:val="bullet"/>
+      <w:lvlText w:val=""/>
+      <w:lvlJc w:val="left"/>
+      <w:pPr>
+        <w:tabs>
+          <w:tab w:val="num" w:pos="4320"/>
+        </w:tabs>
+        <w:ind w:left="4320" w:hanging="360"/>
+      </w:pPr>
+      <w:rPr>
+        <w:rFonts w:ascii="Wingdings" w:hAnsi="Wingdings" w:hint="default"/>
+        <w:sz w:val="20"/>
+      </w:rPr>
+    </w:lvl>
+    <w:lvl w:ilvl="6" w:tentative="1">
+      <w:start w:val="1"/>
+      <w:numFmt w:val="bullet"/>
+      <w:lvlText w:val=""/>
+      <w:lvlJc w:val="left"/>
+      <w:pPr>
+        <w:tabs>
+          <w:tab w:val="num" w:pos="5040"/>
+        </w:tabs>
+        <w:ind w:left="5040" w:hanging="360"/>
+      </w:pPr>
+      <w:rPr>
+        <w:rFonts w:ascii="Wingdings" w:hAnsi="Wingdings" w:hint="default"/>
+        <w:sz w:val="20"/>
+      </w:rPr>
+    </w:lvl>
+    <w:lvl w:ilvl="7" w:tentative="1">
+      <w:start w:val="1"/>
+      <w:numFmt w:val="bullet"/>
+      <w:lvlText w:val=""/>
+      <w:lvlJc w:val="left"/>
+      <w:pPr>
+        <w:tabs>
+          <w:tab w:val="num" w:pos="5760"/>
+        </w:tabs>
+        <w:ind w:left="5760" w:hanging="360"/>
+      </w:pPr>
+      <w:rPr>
+        <w:rFonts w:ascii="Wingdings" w:hAnsi="Wingdings" w:hint="default"/>
+        <w:sz w:val="20"/>
+      </w:rPr>
+    </w:lvl>
+    <w:lvl w:ilvl="8" w:tentative="1">
+      <w:start w:val="1"/>
+      <w:numFmt w:val="bullet"/>
+      <w:lvlText w:val=""/>
+      <w:lvlJc w:val="left"/>
+      <w:pPr>
+        <w:tabs>
+          <w:tab w:val="num" w:pos="6480"/>
+        </w:tabs>
+        <w:ind w:left="6480" w:hanging="360"/>
+      </w:pPr>
+      <w:rPr>
+        <w:rFonts w:ascii="Wingdings" w:hAnsi="Wingdings" w:hint="default"/>
+        <w:sz w:val="20"/>
+      </w:rPr>
+    </w:lvl>
+  </w:abstractNum>
+  <w:abstractNum w:abstractNumId="6" w15:restartNumberingAfterBreak="0">
+    <w:nsid w:val="1E834A59"/>
+    <w:multiLevelType w:val="multilevel"/>
+    <w:tmpl w:val="EEDE5A1C"/>
+    <w:lvl w:ilvl="0">
+      <w:start w:val="1"/>
+      <w:numFmt w:val="decimal"/>
+      <w:lvlText w:val="%1."/>
+      <w:lvlJc w:val="left"/>
+      <w:pPr>
+        <w:tabs>
+          <w:tab w:val="num" w:pos="720"/>
+        </w:tabs>
+        <w:ind w:left="720" w:hanging="360"/>
+      </w:pPr>
+    </w:lvl>
+    <w:lvl w:ilvl="1">
+      <w:start w:val="1"/>
+      <w:numFmt w:val="bullet"/>
+      <w:lvlText w:val="o"/>
+      <w:lvlJc w:val="left"/>
+      <w:pPr>
+        <w:tabs>
+          <w:tab w:val="num" w:pos="1440"/>
+        </w:tabs>
+        <w:ind w:left="1440" w:hanging="360"/>
+      </w:pPr>
+      <w:rPr>
+        <w:rFonts w:ascii="Courier New" w:hAnsi="Courier New" w:hint="default"/>
+        <w:sz w:val="20"/>
+      </w:rPr>
+    </w:lvl>
+    <w:lvl w:ilvl="2" w:tentative="1">
+      <w:start w:val="1"/>
+      <w:numFmt w:val="decimal"/>
+      <w:lvlText w:val="%3."/>
+      <w:lvlJc w:val="left"/>
+      <w:pPr>
+        <w:tabs>
+          <w:tab w:val="num" w:pos="2160"/>
+        </w:tabs>
+        <w:ind w:left="2160" w:hanging="360"/>
+      </w:pPr>
+    </w:lvl>
+    <w:lvl w:ilvl="3" w:tentative="1">
+      <w:start w:val="1"/>
+      <w:numFmt w:val="decimal"/>
+      <w:lvlText w:val="%4."/>
+      <w:lvlJc w:val="left"/>
+      <w:pPr>
+        <w:tabs>
+          <w:tab w:val="num" w:pos="2880"/>
+        </w:tabs>
+        <w:ind w:left="2880" w:hanging="360"/>
+      </w:pPr>
+    </w:lvl>
+    <w:lvl w:ilvl="4" w:tentative="1">
+      <w:start w:val="1"/>
+      <w:numFmt w:val="decimal"/>
+      <w:lvlText w:val="%5."/>
+      <w:lvlJc w:val="left"/>
+      <w:pPr>
+        <w:tabs>
+          <w:tab w:val="num" w:pos="3600"/>
+        </w:tabs>
+        <w:ind w:left="3600" w:hanging="360"/>
+      </w:pPr>
+    </w:lvl>
+    <w:lvl w:ilvl="5" w:tentative="1">
+      <w:start w:val="1"/>
+      <w:numFmt w:val="decimal"/>
+      <w:lvlText w:val="%6."/>
+      <w:lvlJc w:val="left"/>
+      <w:pPr>
+        <w:tabs>
+          <w:tab w:val="num" w:pos="4320"/>
+        </w:tabs>
+        <w:ind w:left="4320" w:hanging="360"/>
+      </w:pPr>
+    </w:lvl>
+    <w:lvl w:ilvl="6" w:tentative="1">
+      <w:start w:val="1"/>
+      <w:numFmt w:val="decimal"/>
+      <w:lvlText w:val="%7."/>
+      <w:lvlJc w:val="left"/>
+      <w:pPr>
+        <w:tabs>
+          <w:tab w:val="num" w:pos="5040"/>
+        </w:tabs>
+        <w:ind w:left="5040" w:hanging="360"/>
+      </w:pPr>
+    </w:lvl>
+    <w:lvl w:ilvl="7" w:tentative="1">
+      <w:start w:val="1"/>
+      <w:numFmt w:val="decimal"/>
+      <w:lvlText w:val="%8."/>
+      <w:lvlJc w:val="left"/>
+      <w:pPr>
+        <w:tabs>
+          <w:tab w:val="num" w:pos="5760"/>
+        </w:tabs>
+        <w:ind w:left="5760" w:hanging="360"/>
+      </w:pPr>
+    </w:lvl>
+    <w:lvl w:ilvl="8" w:tentative="1">
+      <w:start w:val="1"/>
+      <w:numFmt w:val="decimal"/>
+      <w:lvlText w:val="%9."/>
+      <w:lvlJc w:val="left"/>
+      <w:pPr>
+        <w:tabs>
+          <w:tab w:val="num" w:pos="6480"/>
+        </w:tabs>
+        <w:ind w:left="6480" w:hanging="360"/>
+      </w:pPr>
+    </w:lvl>
+  </w:abstractNum>
+  <w:abstractNum w:abstractNumId="7" w15:restartNumberingAfterBreak="0">
     <w:nsid w:val="23E84165"/>
     <w:multiLevelType w:val="multilevel"/>
     <w:tmpl w:val="F8AC993A"/>
@@ -3580,7 +8930,273 @@
       </w:rPr>
     </w:lvl>
   </w:abstractNum>
-  <w:abstractNum w:abstractNumId="2" w15:restartNumberingAfterBreak="0">
+  <w:abstractNum w:abstractNumId="8" w15:restartNumberingAfterBreak="0">
+    <w:nsid w:val="2B6D3925"/>
+    <w:multiLevelType w:val="multilevel"/>
+    <w:tmpl w:val="F5904E5A"/>
+    <w:lvl w:ilvl="0">
+      <w:start w:val="1"/>
+      <w:numFmt w:val="decimal"/>
+      <w:lvlText w:val="%1."/>
+      <w:lvlJc w:val="left"/>
+      <w:pPr>
+        <w:tabs>
+          <w:tab w:val="num" w:pos="720"/>
+        </w:tabs>
+        <w:ind w:left="720" w:hanging="360"/>
+      </w:pPr>
+    </w:lvl>
+    <w:lvl w:ilvl="1">
+      <w:start w:val="1"/>
+      <w:numFmt w:val="bullet"/>
+      <w:lvlText w:val="o"/>
+      <w:lvlJc w:val="left"/>
+      <w:pPr>
+        <w:tabs>
+          <w:tab w:val="num" w:pos="1440"/>
+        </w:tabs>
+        <w:ind w:left="1440" w:hanging="360"/>
+      </w:pPr>
+      <w:rPr>
+        <w:rFonts w:ascii="Courier New" w:hAnsi="Courier New" w:hint="default"/>
+        <w:sz w:val="20"/>
+      </w:rPr>
+    </w:lvl>
+    <w:lvl w:ilvl="2" w:tentative="1">
+      <w:start w:val="1"/>
+      <w:numFmt w:val="decimal"/>
+      <w:lvlText w:val="%3."/>
+      <w:lvlJc w:val="left"/>
+      <w:pPr>
+        <w:tabs>
+          <w:tab w:val="num" w:pos="2160"/>
+        </w:tabs>
+        <w:ind w:left="2160" w:hanging="360"/>
+      </w:pPr>
+    </w:lvl>
+    <w:lvl w:ilvl="3" w:tentative="1">
+      <w:start w:val="1"/>
+      <w:numFmt w:val="decimal"/>
+      <w:lvlText w:val="%4."/>
+      <w:lvlJc w:val="left"/>
+      <w:pPr>
+        <w:tabs>
+          <w:tab w:val="num" w:pos="2880"/>
+        </w:tabs>
+        <w:ind w:left="2880" w:hanging="360"/>
+      </w:pPr>
+    </w:lvl>
+    <w:lvl w:ilvl="4" w:tentative="1">
+      <w:start w:val="1"/>
+      <w:numFmt w:val="decimal"/>
+      <w:lvlText w:val="%5."/>
+      <w:lvlJc w:val="left"/>
+      <w:pPr>
+        <w:tabs>
+          <w:tab w:val="num" w:pos="3600"/>
+        </w:tabs>
+        <w:ind w:left="3600" w:hanging="360"/>
+      </w:pPr>
+    </w:lvl>
+    <w:lvl w:ilvl="5" w:tentative="1">
+      <w:start w:val="1"/>
+      <w:numFmt w:val="decimal"/>
+      <w:lvlText w:val="%6."/>
+      <w:lvlJc w:val="left"/>
+      <w:pPr>
+        <w:tabs>
+          <w:tab w:val="num" w:pos="4320"/>
+        </w:tabs>
+        <w:ind w:left="4320" w:hanging="360"/>
+      </w:pPr>
+    </w:lvl>
+    <w:lvl w:ilvl="6" w:tentative="1">
+      <w:start w:val="1"/>
+      <w:numFmt w:val="decimal"/>
+      <w:lvlText w:val="%7."/>
+      <w:lvlJc w:val="left"/>
+      <w:pPr>
+        <w:tabs>
+          <w:tab w:val="num" w:pos="5040"/>
+        </w:tabs>
+        <w:ind w:left="5040" w:hanging="360"/>
+      </w:pPr>
+    </w:lvl>
+    <w:lvl w:ilvl="7" w:tentative="1">
+      <w:start w:val="1"/>
+      <w:numFmt w:val="decimal"/>
+      <w:lvlText w:val="%8."/>
+      <w:lvlJc w:val="left"/>
+      <w:pPr>
+        <w:tabs>
+          <w:tab w:val="num" w:pos="5760"/>
+        </w:tabs>
+        <w:ind w:left="5760" w:hanging="360"/>
+      </w:pPr>
+    </w:lvl>
+    <w:lvl w:ilvl="8" w:tentative="1">
+      <w:start w:val="1"/>
+      <w:numFmt w:val="decimal"/>
+      <w:lvlText w:val="%9."/>
+      <w:lvlJc w:val="left"/>
+      <w:pPr>
+        <w:tabs>
+          <w:tab w:val="num" w:pos="6480"/>
+        </w:tabs>
+        <w:ind w:left="6480" w:hanging="360"/>
+      </w:pPr>
+    </w:lvl>
+  </w:abstractNum>
+  <w:abstractNum w:abstractNumId="9" w15:restartNumberingAfterBreak="0">
+    <w:nsid w:val="2BF2310A"/>
+    <w:multiLevelType w:val="multilevel"/>
+    <w:tmpl w:val="36EA1692"/>
+    <w:lvl w:ilvl="0">
+      <w:start w:val="1"/>
+      <w:numFmt w:val="bullet"/>
+      <w:lvlText w:val=""/>
+      <w:lvlJc w:val="left"/>
+      <w:pPr>
+        <w:tabs>
+          <w:tab w:val="num" w:pos="720"/>
+        </w:tabs>
+        <w:ind w:left="720" w:hanging="360"/>
+      </w:pPr>
+      <w:rPr>
+        <w:rFonts w:ascii="Symbol" w:hAnsi="Symbol" w:hint="default"/>
+        <w:sz w:val="20"/>
+      </w:rPr>
+    </w:lvl>
+    <w:lvl w:ilvl="1" w:tentative="1">
+      <w:start w:val="1"/>
+      <w:numFmt w:val="bullet"/>
+      <w:lvlText w:val="o"/>
+      <w:lvlJc w:val="left"/>
+      <w:pPr>
+        <w:tabs>
+          <w:tab w:val="num" w:pos="1440"/>
+        </w:tabs>
+        <w:ind w:left="1440" w:hanging="360"/>
+      </w:pPr>
+      <w:rPr>
+        <w:rFonts w:ascii="Courier New" w:hAnsi="Courier New" w:hint="default"/>
+        <w:sz w:val="20"/>
+      </w:rPr>
+    </w:lvl>
+    <w:lvl w:ilvl="2" w:tentative="1">
+      <w:start w:val="1"/>
+      <w:numFmt w:val="bullet"/>
+      <w:lvlText w:val=""/>
+      <w:lvlJc w:val="left"/>
+      <w:pPr>
+        <w:tabs>
+          <w:tab w:val="num" w:pos="2160"/>
+        </w:tabs>
+        <w:ind w:left="2160" w:hanging="360"/>
+      </w:pPr>
+      <w:rPr>
+        <w:rFonts w:ascii="Wingdings" w:hAnsi="Wingdings" w:hint="default"/>
+        <w:sz w:val="20"/>
+      </w:rPr>
+    </w:lvl>
+    <w:lvl w:ilvl="3" w:tentative="1">
+      <w:start w:val="1"/>
+      <w:numFmt w:val="bullet"/>
+      <w:lvlText w:val=""/>
+      <w:lvlJc w:val="left"/>
+      <w:pPr>
+        <w:tabs>
+          <w:tab w:val="num" w:pos="2880"/>
+        </w:tabs>
+        <w:ind w:left="2880" w:hanging="360"/>
+      </w:pPr>
+      <w:rPr>
+        <w:rFonts w:ascii="Wingdings" w:hAnsi="Wingdings" w:hint="default"/>
+        <w:sz w:val="20"/>
+      </w:rPr>
+    </w:lvl>
+    <w:lvl w:ilvl="4" w:tentative="1">
+      <w:start w:val="1"/>
+      <w:numFmt w:val="bullet"/>
+      <w:lvlText w:val=""/>
+      <w:lvlJc w:val="left"/>
+      <w:pPr>
+        <w:tabs>
+          <w:tab w:val="num" w:pos="3600"/>
+        </w:tabs>
+        <w:ind w:left="3600" w:hanging="360"/>
+      </w:pPr>
+      <w:rPr>
+        <w:rFonts w:ascii="Wingdings" w:hAnsi="Wingdings" w:hint="default"/>
+        <w:sz w:val="20"/>
+      </w:rPr>
+    </w:lvl>
+    <w:lvl w:ilvl="5" w:tentative="1">
+      <w:start w:val="1"/>
+      <w:numFmt w:val="bullet"/>
+      <w:lvlText w:val=""/>
+      <w:lvlJc w:val="left"/>
+      <w:pPr>
+        <w:tabs>
+          <w:tab w:val="num" w:pos="4320"/>
+        </w:tabs>
+        <w:ind w:left="4320" w:hanging="360"/>
+      </w:pPr>
+      <w:rPr>
+        <w:rFonts w:ascii="Wingdings" w:hAnsi="Wingdings" w:hint="default"/>
+        <w:sz w:val="20"/>
+      </w:rPr>
+    </w:lvl>
+    <w:lvl w:ilvl="6" w:tentative="1">
+      <w:start w:val="1"/>
+      <w:numFmt w:val="bullet"/>
+      <w:lvlText w:val=""/>
+      <w:lvlJc w:val="left"/>
+      <w:pPr>
+        <w:tabs>
+          <w:tab w:val="num" w:pos="5040"/>
+        </w:tabs>
+        <w:ind w:left="5040" w:hanging="360"/>
+      </w:pPr>
+      <w:rPr>
+        <w:rFonts w:ascii="Wingdings" w:hAnsi="Wingdings" w:hint="default"/>
+        <w:sz w:val="20"/>
+      </w:rPr>
+    </w:lvl>
+    <w:lvl w:ilvl="7" w:tentative="1">
+      <w:start w:val="1"/>
+      <w:numFmt w:val="bullet"/>
+      <w:lvlText w:val=""/>
+      <w:lvlJc w:val="left"/>
+      <w:pPr>
+        <w:tabs>
+          <w:tab w:val="num" w:pos="5760"/>
+        </w:tabs>
+        <w:ind w:left="5760" w:hanging="360"/>
+      </w:pPr>
+      <w:rPr>
+        <w:rFonts w:ascii="Wingdings" w:hAnsi="Wingdings" w:hint="default"/>
+        <w:sz w:val="20"/>
+      </w:rPr>
+    </w:lvl>
+    <w:lvl w:ilvl="8" w:tentative="1">
+      <w:start w:val="1"/>
+      <w:numFmt w:val="bullet"/>
+      <w:lvlText w:val=""/>
+      <w:lvlJc w:val="left"/>
+      <w:pPr>
+        <w:tabs>
+          <w:tab w:val="num" w:pos="6480"/>
+        </w:tabs>
+        <w:ind w:left="6480" w:hanging="360"/>
+      </w:pPr>
+      <w:rPr>
+        <w:rFonts w:ascii="Wingdings" w:hAnsi="Wingdings" w:hint="default"/>
+        <w:sz w:val="20"/>
+      </w:rPr>
+    </w:lvl>
+  </w:abstractNum>
+  <w:abstractNum w:abstractNumId="10" w15:restartNumberingAfterBreak="0">
     <w:nsid w:val="2F620A8B"/>
     <w:multiLevelType w:val="multilevel"/>
     <w:tmpl w:val="5F98DF56"/>
@@ -3729,7 +9345,305 @@
       </w:rPr>
     </w:lvl>
   </w:abstractNum>
-  <w:abstractNum w:abstractNumId="3" w15:restartNumberingAfterBreak="0">
+  <w:abstractNum w:abstractNumId="11" w15:restartNumberingAfterBreak="0">
+    <w:nsid w:val="31FD787A"/>
+    <w:multiLevelType w:val="multilevel"/>
+    <w:tmpl w:val="6D3AA730"/>
+    <w:lvl w:ilvl="0">
+      <w:start w:val="1"/>
+      <w:numFmt w:val="bullet"/>
+      <w:lvlText w:val=""/>
+      <w:lvlJc w:val="left"/>
+      <w:pPr>
+        <w:tabs>
+          <w:tab w:val="num" w:pos="720"/>
+        </w:tabs>
+        <w:ind w:left="720" w:hanging="360"/>
+      </w:pPr>
+      <w:rPr>
+        <w:rFonts w:ascii="Symbol" w:hAnsi="Symbol" w:hint="default"/>
+        <w:sz w:val="20"/>
+      </w:rPr>
+    </w:lvl>
+    <w:lvl w:ilvl="1" w:tentative="1">
+      <w:start w:val="1"/>
+      <w:numFmt w:val="bullet"/>
+      <w:lvlText w:val="o"/>
+      <w:lvlJc w:val="left"/>
+      <w:pPr>
+        <w:tabs>
+          <w:tab w:val="num" w:pos="1440"/>
+        </w:tabs>
+        <w:ind w:left="1440" w:hanging="360"/>
+      </w:pPr>
+      <w:rPr>
+        <w:rFonts w:ascii="Courier New" w:hAnsi="Courier New" w:hint="default"/>
+        <w:sz w:val="20"/>
+      </w:rPr>
+    </w:lvl>
+    <w:lvl w:ilvl="2" w:tentative="1">
+      <w:start w:val="1"/>
+      <w:numFmt w:val="bullet"/>
+      <w:lvlText w:val=""/>
+      <w:lvlJc w:val="left"/>
+      <w:pPr>
+        <w:tabs>
+          <w:tab w:val="num" w:pos="2160"/>
+        </w:tabs>
+        <w:ind w:left="2160" w:hanging="360"/>
+      </w:pPr>
+      <w:rPr>
+        <w:rFonts w:ascii="Wingdings" w:hAnsi="Wingdings" w:hint="default"/>
+        <w:sz w:val="20"/>
+      </w:rPr>
+    </w:lvl>
+    <w:lvl w:ilvl="3" w:tentative="1">
+      <w:start w:val="1"/>
+      <w:numFmt w:val="bullet"/>
+      <w:lvlText w:val=""/>
+      <w:lvlJc w:val="left"/>
+      <w:pPr>
+        <w:tabs>
+          <w:tab w:val="num" w:pos="2880"/>
+        </w:tabs>
+        <w:ind w:left="2880" w:hanging="360"/>
+      </w:pPr>
+      <w:rPr>
+        <w:rFonts w:ascii="Wingdings" w:hAnsi="Wingdings" w:hint="default"/>
+        <w:sz w:val="20"/>
+      </w:rPr>
+    </w:lvl>
+    <w:lvl w:ilvl="4" w:tentative="1">
+      <w:start w:val="1"/>
+      <w:numFmt w:val="bullet"/>
+      <w:lvlText w:val=""/>
+      <w:lvlJc w:val="left"/>
+      <w:pPr>
+        <w:tabs>
+          <w:tab w:val="num" w:pos="3600"/>
+        </w:tabs>
+        <w:ind w:left="3600" w:hanging="360"/>
+      </w:pPr>
+      <w:rPr>
+        <w:rFonts w:ascii="Wingdings" w:hAnsi="Wingdings" w:hint="default"/>
+        <w:sz w:val="20"/>
+      </w:rPr>
+    </w:lvl>
+    <w:lvl w:ilvl="5" w:tentative="1">
+      <w:start w:val="1"/>
+      <w:numFmt w:val="bullet"/>
+      <w:lvlText w:val=""/>
+      <w:lvlJc w:val="left"/>
+      <w:pPr>
+        <w:tabs>
+          <w:tab w:val="num" w:pos="4320"/>
+        </w:tabs>
+        <w:ind w:left="4320" w:hanging="360"/>
+      </w:pPr>
+      <w:rPr>
+        <w:rFonts w:ascii="Wingdings" w:hAnsi="Wingdings" w:hint="default"/>
+        <w:sz w:val="20"/>
+      </w:rPr>
+    </w:lvl>
+    <w:lvl w:ilvl="6" w:tentative="1">
+      <w:start w:val="1"/>
+      <w:numFmt w:val="bullet"/>
+      <w:lvlText w:val=""/>
+      <w:lvlJc w:val="left"/>
+      <w:pPr>
+        <w:tabs>
+          <w:tab w:val="num" w:pos="5040"/>
+        </w:tabs>
+        <w:ind w:left="5040" w:hanging="360"/>
+      </w:pPr>
+      <w:rPr>
+        <w:rFonts w:ascii="Wingdings" w:hAnsi="Wingdings" w:hint="default"/>
+        <w:sz w:val="20"/>
+      </w:rPr>
+    </w:lvl>
+    <w:lvl w:ilvl="7" w:tentative="1">
+      <w:start w:val="1"/>
+      <w:numFmt w:val="bullet"/>
+      <w:lvlText w:val=""/>
+      <w:lvlJc w:val="left"/>
+      <w:pPr>
+        <w:tabs>
+          <w:tab w:val="num" w:pos="5760"/>
+        </w:tabs>
+        <w:ind w:left="5760" w:hanging="360"/>
+      </w:pPr>
+      <w:rPr>
+        <w:rFonts w:ascii="Wingdings" w:hAnsi="Wingdings" w:hint="default"/>
+        <w:sz w:val="20"/>
+      </w:rPr>
+    </w:lvl>
+    <w:lvl w:ilvl="8" w:tentative="1">
+      <w:start w:val="1"/>
+      <w:numFmt w:val="bullet"/>
+      <w:lvlText w:val=""/>
+      <w:lvlJc w:val="left"/>
+      <w:pPr>
+        <w:tabs>
+          <w:tab w:val="num" w:pos="6480"/>
+        </w:tabs>
+        <w:ind w:left="6480" w:hanging="360"/>
+      </w:pPr>
+      <w:rPr>
+        <w:rFonts w:ascii="Wingdings" w:hAnsi="Wingdings" w:hint="default"/>
+        <w:sz w:val="20"/>
+      </w:rPr>
+    </w:lvl>
+  </w:abstractNum>
+  <w:abstractNum w:abstractNumId="12" w15:restartNumberingAfterBreak="0">
+    <w:nsid w:val="368D0B23"/>
+    <w:multiLevelType w:val="multilevel"/>
+    <w:tmpl w:val="E788C948"/>
+    <w:lvl w:ilvl="0">
+      <w:start w:val="1"/>
+      <w:numFmt w:val="bullet"/>
+      <w:lvlText w:val=""/>
+      <w:lvlJc w:val="left"/>
+      <w:pPr>
+        <w:tabs>
+          <w:tab w:val="num" w:pos="720"/>
+        </w:tabs>
+        <w:ind w:left="720" w:hanging="360"/>
+      </w:pPr>
+      <w:rPr>
+        <w:rFonts w:ascii="Symbol" w:hAnsi="Symbol" w:hint="default"/>
+        <w:sz w:val="20"/>
+      </w:rPr>
+    </w:lvl>
+    <w:lvl w:ilvl="1" w:tentative="1">
+      <w:start w:val="1"/>
+      <w:numFmt w:val="bullet"/>
+      <w:lvlText w:val="o"/>
+      <w:lvlJc w:val="left"/>
+      <w:pPr>
+        <w:tabs>
+          <w:tab w:val="num" w:pos="1440"/>
+        </w:tabs>
+        <w:ind w:left="1440" w:hanging="360"/>
+      </w:pPr>
+      <w:rPr>
+        <w:rFonts w:ascii="Courier New" w:hAnsi="Courier New" w:hint="default"/>
+        <w:sz w:val="20"/>
+      </w:rPr>
+    </w:lvl>
+    <w:lvl w:ilvl="2" w:tentative="1">
+      <w:start w:val="1"/>
+      <w:numFmt w:val="bullet"/>
+      <w:lvlText w:val=""/>
+      <w:lvlJc w:val="left"/>
+      <w:pPr>
+        <w:tabs>
+          <w:tab w:val="num" w:pos="2160"/>
+        </w:tabs>
+        <w:ind w:left="2160" w:hanging="360"/>
+      </w:pPr>
+      <w:rPr>
+        <w:rFonts w:ascii="Wingdings" w:hAnsi="Wingdings" w:hint="default"/>
+        <w:sz w:val="20"/>
+      </w:rPr>
+    </w:lvl>
+    <w:lvl w:ilvl="3" w:tentative="1">
+      <w:start w:val="1"/>
+      <w:numFmt w:val="bullet"/>
+      <w:lvlText w:val=""/>
+      <w:lvlJc w:val="left"/>
+      <w:pPr>
+        <w:tabs>
+          <w:tab w:val="num" w:pos="2880"/>
+        </w:tabs>
+        <w:ind w:left="2880" w:hanging="360"/>
+      </w:pPr>
+      <w:rPr>
+        <w:rFonts w:ascii="Wingdings" w:hAnsi="Wingdings" w:hint="default"/>
+        <w:sz w:val="20"/>
+      </w:rPr>
+    </w:lvl>
+    <w:lvl w:ilvl="4" w:tentative="1">
+      <w:start w:val="1"/>
+      <w:numFmt w:val="bullet"/>
+      <w:lvlText w:val=""/>
+      <w:lvlJc w:val="left"/>
+      <w:pPr>
+        <w:tabs>
+          <w:tab w:val="num" w:pos="3600"/>
+        </w:tabs>
+        <w:ind w:left="3600" w:hanging="360"/>
+      </w:pPr>
+      <w:rPr>
+        <w:rFonts w:ascii="Wingdings" w:hAnsi="Wingdings" w:hint="default"/>
+        <w:sz w:val="20"/>
+      </w:rPr>
+    </w:lvl>
+    <w:lvl w:ilvl="5" w:tentative="1">
+      <w:start w:val="1"/>
+      <w:numFmt w:val="bullet"/>
+      <w:lvlText w:val=""/>
+      <w:lvlJc w:val="left"/>
+      <w:pPr>
+        <w:tabs>
+          <w:tab w:val="num" w:pos="4320"/>
+        </w:tabs>
+        <w:ind w:left="4320" w:hanging="360"/>
+      </w:pPr>
+      <w:rPr>
+        <w:rFonts w:ascii="Wingdings" w:hAnsi="Wingdings" w:hint="default"/>
+        <w:sz w:val="20"/>
+      </w:rPr>
+    </w:lvl>
+    <w:lvl w:ilvl="6" w:tentative="1">
+      <w:start w:val="1"/>
+      <w:numFmt w:val="bullet"/>
+      <w:lvlText w:val=""/>
+      <w:lvlJc w:val="left"/>
+      <w:pPr>
+        <w:tabs>
+          <w:tab w:val="num" w:pos="5040"/>
+        </w:tabs>
+        <w:ind w:left="5040" w:hanging="360"/>
+      </w:pPr>
+      <w:rPr>
+        <w:rFonts w:ascii="Wingdings" w:hAnsi="Wingdings" w:hint="default"/>
+        <w:sz w:val="20"/>
+      </w:rPr>
+    </w:lvl>
+    <w:lvl w:ilvl="7" w:tentative="1">
+      <w:start w:val="1"/>
+      <w:numFmt w:val="bullet"/>
+      <w:lvlText w:val=""/>
+      <w:lvlJc w:val="left"/>
+      <w:pPr>
+        <w:tabs>
+          <w:tab w:val="num" w:pos="5760"/>
+        </w:tabs>
+        <w:ind w:left="5760" w:hanging="360"/>
+      </w:pPr>
+      <w:rPr>
+        <w:rFonts w:ascii="Wingdings" w:hAnsi="Wingdings" w:hint="default"/>
+        <w:sz w:val="20"/>
+      </w:rPr>
+    </w:lvl>
+    <w:lvl w:ilvl="8" w:tentative="1">
+      <w:start w:val="1"/>
+      <w:numFmt w:val="bullet"/>
+      <w:lvlText w:val=""/>
+      <w:lvlJc w:val="left"/>
+      <w:pPr>
+        <w:tabs>
+          <w:tab w:val="num" w:pos="6480"/>
+        </w:tabs>
+        <w:ind w:left="6480" w:hanging="360"/>
+      </w:pPr>
+      <w:rPr>
+        <w:rFonts w:ascii="Wingdings" w:hAnsi="Wingdings" w:hint="default"/>
+        <w:sz w:val="20"/>
+      </w:rPr>
+    </w:lvl>
+  </w:abstractNum>
+  <w:abstractNum w:abstractNumId="13" w15:restartNumberingAfterBreak="0">
     <w:nsid w:val="388C0B43"/>
     <w:multiLevelType w:val="multilevel"/>
     <w:tmpl w:val="6242DD30"/>
@@ -3878,17 +9792,1306 @@
       </w:rPr>
     </w:lvl>
   </w:abstractNum>
+  <w:abstractNum w:abstractNumId="14" w15:restartNumberingAfterBreak="0">
+    <w:nsid w:val="3E5E4CD6"/>
+    <w:multiLevelType w:val="multilevel"/>
+    <w:tmpl w:val="02585C8A"/>
+    <w:lvl w:ilvl="0">
+      <w:start w:val="1"/>
+      <w:numFmt w:val="bullet"/>
+      <w:lvlText w:val=""/>
+      <w:lvlJc w:val="left"/>
+      <w:pPr>
+        <w:tabs>
+          <w:tab w:val="num" w:pos="720"/>
+        </w:tabs>
+        <w:ind w:left="720" w:hanging="360"/>
+      </w:pPr>
+      <w:rPr>
+        <w:rFonts w:ascii="Symbol" w:hAnsi="Symbol" w:hint="default"/>
+        <w:sz w:val="20"/>
+      </w:rPr>
+    </w:lvl>
+    <w:lvl w:ilvl="1" w:tentative="1">
+      <w:start w:val="1"/>
+      <w:numFmt w:val="bullet"/>
+      <w:lvlText w:val="o"/>
+      <w:lvlJc w:val="left"/>
+      <w:pPr>
+        <w:tabs>
+          <w:tab w:val="num" w:pos="1440"/>
+        </w:tabs>
+        <w:ind w:left="1440" w:hanging="360"/>
+      </w:pPr>
+      <w:rPr>
+        <w:rFonts w:ascii="Courier New" w:hAnsi="Courier New" w:hint="default"/>
+        <w:sz w:val="20"/>
+      </w:rPr>
+    </w:lvl>
+    <w:lvl w:ilvl="2" w:tentative="1">
+      <w:start w:val="1"/>
+      <w:numFmt w:val="bullet"/>
+      <w:lvlText w:val=""/>
+      <w:lvlJc w:val="left"/>
+      <w:pPr>
+        <w:tabs>
+          <w:tab w:val="num" w:pos="2160"/>
+        </w:tabs>
+        <w:ind w:left="2160" w:hanging="360"/>
+      </w:pPr>
+      <w:rPr>
+        <w:rFonts w:ascii="Wingdings" w:hAnsi="Wingdings" w:hint="default"/>
+        <w:sz w:val="20"/>
+      </w:rPr>
+    </w:lvl>
+    <w:lvl w:ilvl="3" w:tentative="1">
+      <w:start w:val="1"/>
+      <w:numFmt w:val="bullet"/>
+      <w:lvlText w:val=""/>
+      <w:lvlJc w:val="left"/>
+      <w:pPr>
+        <w:tabs>
+          <w:tab w:val="num" w:pos="2880"/>
+        </w:tabs>
+        <w:ind w:left="2880" w:hanging="360"/>
+      </w:pPr>
+      <w:rPr>
+        <w:rFonts w:ascii="Wingdings" w:hAnsi="Wingdings" w:hint="default"/>
+        <w:sz w:val="20"/>
+      </w:rPr>
+    </w:lvl>
+    <w:lvl w:ilvl="4" w:tentative="1">
+      <w:start w:val="1"/>
+      <w:numFmt w:val="bullet"/>
+      <w:lvlText w:val=""/>
+      <w:lvlJc w:val="left"/>
+      <w:pPr>
+        <w:tabs>
+          <w:tab w:val="num" w:pos="3600"/>
+        </w:tabs>
+        <w:ind w:left="3600" w:hanging="360"/>
+      </w:pPr>
+      <w:rPr>
+        <w:rFonts w:ascii="Wingdings" w:hAnsi="Wingdings" w:hint="default"/>
+        <w:sz w:val="20"/>
+      </w:rPr>
+    </w:lvl>
+    <w:lvl w:ilvl="5" w:tentative="1">
+      <w:start w:val="1"/>
+      <w:numFmt w:val="bullet"/>
+      <w:lvlText w:val=""/>
+      <w:lvlJc w:val="left"/>
+      <w:pPr>
+        <w:tabs>
+          <w:tab w:val="num" w:pos="4320"/>
+        </w:tabs>
+        <w:ind w:left="4320" w:hanging="360"/>
+      </w:pPr>
+      <w:rPr>
+        <w:rFonts w:ascii="Wingdings" w:hAnsi="Wingdings" w:hint="default"/>
+        <w:sz w:val="20"/>
+      </w:rPr>
+    </w:lvl>
+    <w:lvl w:ilvl="6" w:tentative="1">
+      <w:start w:val="1"/>
+      <w:numFmt w:val="bullet"/>
+      <w:lvlText w:val=""/>
+      <w:lvlJc w:val="left"/>
+      <w:pPr>
+        <w:tabs>
+          <w:tab w:val="num" w:pos="5040"/>
+        </w:tabs>
+        <w:ind w:left="5040" w:hanging="360"/>
+      </w:pPr>
+      <w:rPr>
+        <w:rFonts w:ascii="Wingdings" w:hAnsi="Wingdings" w:hint="default"/>
+        <w:sz w:val="20"/>
+      </w:rPr>
+    </w:lvl>
+    <w:lvl w:ilvl="7" w:tentative="1">
+      <w:start w:val="1"/>
+      <w:numFmt w:val="bullet"/>
+      <w:lvlText w:val=""/>
+      <w:lvlJc w:val="left"/>
+      <w:pPr>
+        <w:tabs>
+          <w:tab w:val="num" w:pos="5760"/>
+        </w:tabs>
+        <w:ind w:left="5760" w:hanging="360"/>
+      </w:pPr>
+      <w:rPr>
+        <w:rFonts w:ascii="Wingdings" w:hAnsi="Wingdings" w:hint="default"/>
+        <w:sz w:val="20"/>
+      </w:rPr>
+    </w:lvl>
+    <w:lvl w:ilvl="8" w:tentative="1">
+      <w:start w:val="1"/>
+      <w:numFmt w:val="bullet"/>
+      <w:lvlText w:val=""/>
+      <w:lvlJc w:val="left"/>
+      <w:pPr>
+        <w:tabs>
+          <w:tab w:val="num" w:pos="6480"/>
+        </w:tabs>
+        <w:ind w:left="6480" w:hanging="360"/>
+      </w:pPr>
+      <w:rPr>
+        <w:rFonts w:ascii="Wingdings" w:hAnsi="Wingdings" w:hint="default"/>
+        <w:sz w:val="20"/>
+      </w:rPr>
+    </w:lvl>
+  </w:abstractNum>
+  <w:abstractNum w:abstractNumId="15" w15:restartNumberingAfterBreak="0">
+    <w:nsid w:val="43AE2E43"/>
+    <w:multiLevelType w:val="multilevel"/>
+    <w:tmpl w:val="E4AE9C8A"/>
+    <w:lvl w:ilvl="0">
+      <w:start w:val="1"/>
+      <w:numFmt w:val="bullet"/>
+      <w:lvlText w:val=""/>
+      <w:lvlJc w:val="left"/>
+      <w:pPr>
+        <w:tabs>
+          <w:tab w:val="num" w:pos="720"/>
+        </w:tabs>
+        <w:ind w:left="720" w:hanging="360"/>
+      </w:pPr>
+      <w:rPr>
+        <w:rFonts w:ascii="Symbol" w:hAnsi="Symbol" w:hint="default"/>
+        <w:sz w:val="20"/>
+      </w:rPr>
+    </w:lvl>
+    <w:lvl w:ilvl="1" w:tentative="1">
+      <w:start w:val="1"/>
+      <w:numFmt w:val="bullet"/>
+      <w:lvlText w:val="o"/>
+      <w:lvlJc w:val="left"/>
+      <w:pPr>
+        <w:tabs>
+          <w:tab w:val="num" w:pos="1440"/>
+        </w:tabs>
+        <w:ind w:left="1440" w:hanging="360"/>
+      </w:pPr>
+      <w:rPr>
+        <w:rFonts w:ascii="Courier New" w:hAnsi="Courier New" w:hint="default"/>
+        <w:sz w:val="20"/>
+      </w:rPr>
+    </w:lvl>
+    <w:lvl w:ilvl="2" w:tentative="1">
+      <w:start w:val="1"/>
+      <w:numFmt w:val="bullet"/>
+      <w:lvlText w:val=""/>
+      <w:lvlJc w:val="left"/>
+      <w:pPr>
+        <w:tabs>
+          <w:tab w:val="num" w:pos="2160"/>
+        </w:tabs>
+        <w:ind w:left="2160" w:hanging="360"/>
+      </w:pPr>
+      <w:rPr>
+        <w:rFonts w:ascii="Wingdings" w:hAnsi="Wingdings" w:hint="default"/>
+        <w:sz w:val="20"/>
+      </w:rPr>
+    </w:lvl>
+    <w:lvl w:ilvl="3" w:tentative="1">
+      <w:start w:val="1"/>
+      <w:numFmt w:val="bullet"/>
+      <w:lvlText w:val=""/>
+      <w:lvlJc w:val="left"/>
+      <w:pPr>
+        <w:tabs>
+          <w:tab w:val="num" w:pos="2880"/>
+        </w:tabs>
+        <w:ind w:left="2880" w:hanging="360"/>
+      </w:pPr>
+      <w:rPr>
+        <w:rFonts w:ascii="Wingdings" w:hAnsi="Wingdings" w:hint="default"/>
+        <w:sz w:val="20"/>
+      </w:rPr>
+    </w:lvl>
+    <w:lvl w:ilvl="4" w:tentative="1">
+      <w:start w:val="1"/>
+      <w:numFmt w:val="bullet"/>
+      <w:lvlText w:val=""/>
+      <w:lvlJc w:val="left"/>
+      <w:pPr>
+        <w:tabs>
+          <w:tab w:val="num" w:pos="3600"/>
+        </w:tabs>
+        <w:ind w:left="3600" w:hanging="360"/>
+      </w:pPr>
+      <w:rPr>
+        <w:rFonts w:ascii="Wingdings" w:hAnsi="Wingdings" w:hint="default"/>
+        <w:sz w:val="20"/>
+      </w:rPr>
+    </w:lvl>
+    <w:lvl w:ilvl="5" w:tentative="1">
+      <w:start w:val="1"/>
+      <w:numFmt w:val="bullet"/>
+      <w:lvlText w:val=""/>
+      <w:lvlJc w:val="left"/>
+      <w:pPr>
+        <w:tabs>
+          <w:tab w:val="num" w:pos="4320"/>
+        </w:tabs>
+        <w:ind w:left="4320" w:hanging="360"/>
+      </w:pPr>
+      <w:rPr>
+        <w:rFonts w:ascii="Wingdings" w:hAnsi="Wingdings" w:hint="default"/>
+        <w:sz w:val="20"/>
+      </w:rPr>
+    </w:lvl>
+    <w:lvl w:ilvl="6" w:tentative="1">
+      <w:start w:val="1"/>
+      <w:numFmt w:val="bullet"/>
+      <w:lvlText w:val=""/>
+      <w:lvlJc w:val="left"/>
+      <w:pPr>
+        <w:tabs>
+          <w:tab w:val="num" w:pos="5040"/>
+        </w:tabs>
+        <w:ind w:left="5040" w:hanging="360"/>
+      </w:pPr>
+      <w:rPr>
+        <w:rFonts w:ascii="Wingdings" w:hAnsi="Wingdings" w:hint="default"/>
+        <w:sz w:val="20"/>
+      </w:rPr>
+    </w:lvl>
+    <w:lvl w:ilvl="7" w:tentative="1">
+      <w:start w:val="1"/>
+      <w:numFmt w:val="bullet"/>
+      <w:lvlText w:val=""/>
+      <w:lvlJc w:val="left"/>
+      <w:pPr>
+        <w:tabs>
+          <w:tab w:val="num" w:pos="5760"/>
+        </w:tabs>
+        <w:ind w:left="5760" w:hanging="360"/>
+      </w:pPr>
+      <w:rPr>
+        <w:rFonts w:ascii="Wingdings" w:hAnsi="Wingdings" w:hint="default"/>
+        <w:sz w:val="20"/>
+      </w:rPr>
+    </w:lvl>
+    <w:lvl w:ilvl="8" w:tentative="1">
+      <w:start w:val="1"/>
+      <w:numFmt w:val="bullet"/>
+      <w:lvlText w:val=""/>
+      <w:lvlJc w:val="left"/>
+      <w:pPr>
+        <w:tabs>
+          <w:tab w:val="num" w:pos="6480"/>
+        </w:tabs>
+        <w:ind w:left="6480" w:hanging="360"/>
+      </w:pPr>
+      <w:rPr>
+        <w:rFonts w:ascii="Wingdings" w:hAnsi="Wingdings" w:hint="default"/>
+        <w:sz w:val="20"/>
+      </w:rPr>
+    </w:lvl>
+  </w:abstractNum>
+  <w:abstractNum w:abstractNumId="16" w15:restartNumberingAfterBreak="0">
+    <w:nsid w:val="4A590667"/>
+    <w:multiLevelType w:val="multilevel"/>
+    <w:tmpl w:val="B438717A"/>
+    <w:lvl w:ilvl="0">
+      <w:start w:val="1"/>
+      <w:numFmt w:val="bullet"/>
+      <w:lvlText w:val=""/>
+      <w:lvlJc w:val="left"/>
+      <w:pPr>
+        <w:tabs>
+          <w:tab w:val="num" w:pos="720"/>
+        </w:tabs>
+        <w:ind w:left="720" w:hanging="360"/>
+      </w:pPr>
+      <w:rPr>
+        <w:rFonts w:ascii="Symbol" w:hAnsi="Symbol" w:hint="default"/>
+        <w:sz w:val="20"/>
+      </w:rPr>
+    </w:lvl>
+    <w:lvl w:ilvl="1" w:tentative="1">
+      <w:start w:val="1"/>
+      <w:numFmt w:val="bullet"/>
+      <w:lvlText w:val=""/>
+      <w:lvlJc w:val="left"/>
+      <w:pPr>
+        <w:tabs>
+          <w:tab w:val="num" w:pos="1440"/>
+        </w:tabs>
+        <w:ind w:left="1440" w:hanging="360"/>
+      </w:pPr>
+      <w:rPr>
+        <w:rFonts w:ascii="Symbol" w:hAnsi="Symbol" w:hint="default"/>
+        <w:sz w:val="20"/>
+      </w:rPr>
+    </w:lvl>
+    <w:lvl w:ilvl="2" w:tentative="1">
+      <w:start w:val="1"/>
+      <w:numFmt w:val="bullet"/>
+      <w:lvlText w:val=""/>
+      <w:lvlJc w:val="left"/>
+      <w:pPr>
+        <w:tabs>
+          <w:tab w:val="num" w:pos="2160"/>
+        </w:tabs>
+        <w:ind w:left="2160" w:hanging="360"/>
+      </w:pPr>
+      <w:rPr>
+        <w:rFonts w:ascii="Symbol" w:hAnsi="Symbol" w:hint="default"/>
+        <w:sz w:val="20"/>
+      </w:rPr>
+    </w:lvl>
+    <w:lvl w:ilvl="3" w:tentative="1">
+      <w:start w:val="1"/>
+      <w:numFmt w:val="bullet"/>
+      <w:lvlText w:val=""/>
+      <w:lvlJc w:val="left"/>
+      <w:pPr>
+        <w:tabs>
+          <w:tab w:val="num" w:pos="2880"/>
+        </w:tabs>
+        <w:ind w:left="2880" w:hanging="360"/>
+      </w:pPr>
+      <w:rPr>
+        <w:rFonts w:ascii="Symbol" w:hAnsi="Symbol" w:hint="default"/>
+        <w:sz w:val="20"/>
+      </w:rPr>
+    </w:lvl>
+    <w:lvl w:ilvl="4" w:tentative="1">
+      <w:start w:val="1"/>
+      <w:numFmt w:val="bullet"/>
+      <w:lvlText w:val=""/>
+      <w:lvlJc w:val="left"/>
+      <w:pPr>
+        <w:tabs>
+          <w:tab w:val="num" w:pos="3600"/>
+        </w:tabs>
+        <w:ind w:left="3600" w:hanging="360"/>
+      </w:pPr>
+      <w:rPr>
+        <w:rFonts w:ascii="Symbol" w:hAnsi="Symbol" w:hint="default"/>
+        <w:sz w:val="20"/>
+      </w:rPr>
+    </w:lvl>
+    <w:lvl w:ilvl="5" w:tentative="1">
+      <w:start w:val="1"/>
+      <w:numFmt w:val="bullet"/>
+      <w:lvlText w:val=""/>
+      <w:lvlJc w:val="left"/>
+      <w:pPr>
+        <w:tabs>
+          <w:tab w:val="num" w:pos="4320"/>
+        </w:tabs>
+        <w:ind w:left="4320" w:hanging="360"/>
+      </w:pPr>
+      <w:rPr>
+        <w:rFonts w:ascii="Symbol" w:hAnsi="Symbol" w:hint="default"/>
+        <w:sz w:val="20"/>
+      </w:rPr>
+    </w:lvl>
+    <w:lvl w:ilvl="6" w:tentative="1">
+      <w:start w:val="1"/>
+      <w:numFmt w:val="bullet"/>
+      <w:lvlText w:val=""/>
+      <w:lvlJc w:val="left"/>
+      <w:pPr>
+        <w:tabs>
+          <w:tab w:val="num" w:pos="5040"/>
+        </w:tabs>
+        <w:ind w:left="5040" w:hanging="360"/>
+      </w:pPr>
+      <w:rPr>
+        <w:rFonts w:ascii="Symbol" w:hAnsi="Symbol" w:hint="default"/>
+        <w:sz w:val="20"/>
+      </w:rPr>
+    </w:lvl>
+    <w:lvl w:ilvl="7" w:tentative="1">
+      <w:start w:val="1"/>
+      <w:numFmt w:val="bullet"/>
+      <w:lvlText w:val=""/>
+      <w:lvlJc w:val="left"/>
+      <w:pPr>
+        <w:tabs>
+          <w:tab w:val="num" w:pos="5760"/>
+        </w:tabs>
+        <w:ind w:left="5760" w:hanging="360"/>
+      </w:pPr>
+      <w:rPr>
+        <w:rFonts w:ascii="Symbol" w:hAnsi="Symbol" w:hint="default"/>
+        <w:sz w:val="20"/>
+      </w:rPr>
+    </w:lvl>
+    <w:lvl w:ilvl="8" w:tentative="1">
+      <w:start w:val="1"/>
+      <w:numFmt w:val="bullet"/>
+      <w:lvlText w:val=""/>
+      <w:lvlJc w:val="left"/>
+      <w:pPr>
+        <w:tabs>
+          <w:tab w:val="num" w:pos="6480"/>
+        </w:tabs>
+        <w:ind w:left="6480" w:hanging="360"/>
+      </w:pPr>
+      <w:rPr>
+        <w:rFonts w:ascii="Symbol" w:hAnsi="Symbol" w:hint="default"/>
+        <w:sz w:val="20"/>
+      </w:rPr>
+    </w:lvl>
+  </w:abstractNum>
+  <w:abstractNum w:abstractNumId="17" w15:restartNumberingAfterBreak="0">
+    <w:nsid w:val="5171135A"/>
+    <w:multiLevelType w:val="hybridMultilevel"/>
+    <w:tmpl w:val="9D9E4994"/>
+    <w:lvl w:ilvl="0" w:tplc="0409000F">
+      <w:start w:val="1"/>
+      <w:numFmt w:val="decimal"/>
+      <w:lvlText w:val="%1."/>
+      <w:lvlJc w:val="left"/>
+      <w:pPr>
+        <w:ind w:left="720" w:hanging="360"/>
+      </w:pPr>
+      <w:rPr>
+        <w:rFonts w:hint="default"/>
+      </w:rPr>
+    </w:lvl>
+    <w:lvl w:ilvl="1" w:tplc="04090019" w:tentative="1">
+      <w:start w:val="1"/>
+      <w:numFmt w:val="lowerLetter"/>
+      <w:lvlText w:val="%2."/>
+      <w:lvlJc w:val="left"/>
+      <w:pPr>
+        <w:ind w:left="1440" w:hanging="360"/>
+      </w:pPr>
+    </w:lvl>
+    <w:lvl w:ilvl="2" w:tplc="0409001B" w:tentative="1">
+      <w:start w:val="1"/>
+      <w:numFmt w:val="lowerRoman"/>
+      <w:lvlText w:val="%3."/>
+      <w:lvlJc w:val="right"/>
+      <w:pPr>
+        <w:ind w:left="2160" w:hanging="180"/>
+      </w:pPr>
+    </w:lvl>
+    <w:lvl w:ilvl="3" w:tplc="0409000F" w:tentative="1">
+      <w:start w:val="1"/>
+      <w:numFmt w:val="decimal"/>
+      <w:lvlText w:val="%4."/>
+      <w:lvlJc w:val="left"/>
+      <w:pPr>
+        <w:ind w:left="2880" w:hanging="360"/>
+      </w:pPr>
+    </w:lvl>
+    <w:lvl w:ilvl="4" w:tplc="04090019" w:tentative="1">
+      <w:start w:val="1"/>
+      <w:numFmt w:val="lowerLetter"/>
+      <w:lvlText w:val="%5."/>
+      <w:lvlJc w:val="left"/>
+      <w:pPr>
+        <w:ind w:left="3600" w:hanging="360"/>
+      </w:pPr>
+    </w:lvl>
+    <w:lvl w:ilvl="5" w:tplc="0409001B" w:tentative="1">
+      <w:start w:val="1"/>
+      <w:numFmt w:val="lowerRoman"/>
+      <w:lvlText w:val="%6."/>
+      <w:lvlJc w:val="right"/>
+      <w:pPr>
+        <w:ind w:left="4320" w:hanging="180"/>
+      </w:pPr>
+    </w:lvl>
+    <w:lvl w:ilvl="6" w:tplc="0409000F" w:tentative="1">
+      <w:start w:val="1"/>
+      <w:numFmt w:val="decimal"/>
+      <w:lvlText w:val="%7."/>
+      <w:lvlJc w:val="left"/>
+      <w:pPr>
+        <w:ind w:left="5040" w:hanging="360"/>
+      </w:pPr>
+    </w:lvl>
+    <w:lvl w:ilvl="7" w:tplc="04090019" w:tentative="1">
+      <w:start w:val="1"/>
+      <w:numFmt w:val="lowerLetter"/>
+      <w:lvlText w:val="%8."/>
+      <w:lvlJc w:val="left"/>
+      <w:pPr>
+        <w:ind w:left="5760" w:hanging="360"/>
+      </w:pPr>
+    </w:lvl>
+    <w:lvl w:ilvl="8" w:tplc="0409001B" w:tentative="1">
+      <w:start w:val="1"/>
+      <w:numFmt w:val="lowerRoman"/>
+      <w:lvlText w:val="%9."/>
+      <w:lvlJc w:val="right"/>
+      <w:pPr>
+        <w:ind w:left="6480" w:hanging="180"/>
+      </w:pPr>
+    </w:lvl>
+  </w:abstractNum>
+  <w:abstractNum w:abstractNumId="18" w15:restartNumberingAfterBreak="0">
+    <w:nsid w:val="538D1206"/>
+    <w:multiLevelType w:val="multilevel"/>
+    <w:tmpl w:val="5AA61482"/>
+    <w:lvl w:ilvl="0">
+      <w:start w:val="1"/>
+      <w:numFmt w:val="bullet"/>
+      <w:lvlText w:val=""/>
+      <w:lvlJc w:val="left"/>
+      <w:pPr>
+        <w:tabs>
+          <w:tab w:val="num" w:pos="720"/>
+        </w:tabs>
+        <w:ind w:left="720" w:hanging="360"/>
+      </w:pPr>
+      <w:rPr>
+        <w:rFonts w:ascii="Symbol" w:hAnsi="Symbol" w:hint="default"/>
+        <w:sz w:val="20"/>
+      </w:rPr>
+    </w:lvl>
+    <w:lvl w:ilvl="1" w:tentative="1">
+      <w:start w:val="1"/>
+      <w:numFmt w:val="bullet"/>
+      <w:lvlText w:val="o"/>
+      <w:lvlJc w:val="left"/>
+      <w:pPr>
+        <w:tabs>
+          <w:tab w:val="num" w:pos="1440"/>
+        </w:tabs>
+        <w:ind w:left="1440" w:hanging="360"/>
+      </w:pPr>
+      <w:rPr>
+        <w:rFonts w:ascii="Courier New" w:hAnsi="Courier New" w:hint="default"/>
+        <w:sz w:val="20"/>
+      </w:rPr>
+    </w:lvl>
+    <w:lvl w:ilvl="2" w:tentative="1">
+      <w:start w:val="1"/>
+      <w:numFmt w:val="bullet"/>
+      <w:lvlText w:val=""/>
+      <w:lvlJc w:val="left"/>
+      <w:pPr>
+        <w:tabs>
+          <w:tab w:val="num" w:pos="2160"/>
+        </w:tabs>
+        <w:ind w:left="2160" w:hanging="360"/>
+      </w:pPr>
+      <w:rPr>
+        <w:rFonts w:ascii="Wingdings" w:hAnsi="Wingdings" w:hint="default"/>
+        <w:sz w:val="20"/>
+      </w:rPr>
+    </w:lvl>
+    <w:lvl w:ilvl="3" w:tentative="1">
+      <w:start w:val="1"/>
+      <w:numFmt w:val="bullet"/>
+      <w:lvlText w:val=""/>
+      <w:lvlJc w:val="left"/>
+      <w:pPr>
+        <w:tabs>
+          <w:tab w:val="num" w:pos="2880"/>
+        </w:tabs>
+        <w:ind w:left="2880" w:hanging="360"/>
+      </w:pPr>
+      <w:rPr>
+        <w:rFonts w:ascii="Wingdings" w:hAnsi="Wingdings" w:hint="default"/>
+        <w:sz w:val="20"/>
+      </w:rPr>
+    </w:lvl>
+    <w:lvl w:ilvl="4" w:tentative="1">
+      <w:start w:val="1"/>
+      <w:numFmt w:val="bullet"/>
+      <w:lvlText w:val=""/>
+      <w:lvlJc w:val="left"/>
+      <w:pPr>
+        <w:tabs>
+          <w:tab w:val="num" w:pos="3600"/>
+        </w:tabs>
+        <w:ind w:left="3600" w:hanging="360"/>
+      </w:pPr>
+      <w:rPr>
+        <w:rFonts w:ascii="Wingdings" w:hAnsi="Wingdings" w:hint="default"/>
+        <w:sz w:val="20"/>
+      </w:rPr>
+    </w:lvl>
+    <w:lvl w:ilvl="5" w:tentative="1">
+      <w:start w:val="1"/>
+      <w:numFmt w:val="bullet"/>
+      <w:lvlText w:val=""/>
+      <w:lvlJc w:val="left"/>
+      <w:pPr>
+        <w:tabs>
+          <w:tab w:val="num" w:pos="4320"/>
+        </w:tabs>
+        <w:ind w:left="4320" w:hanging="360"/>
+      </w:pPr>
+      <w:rPr>
+        <w:rFonts w:ascii="Wingdings" w:hAnsi="Wingdings" w:hint="default"/>
+        <w:sz w:val="20"/>
+      </w:rPr>
+    </w:lvl>
+    <w:lvl w:ilvl="6" w:tentative="1">
+      <w:start w:val="1"/>
+      <w:numFmt w:val="bullet"/>
+      <w:lvlText w:val=""/>
+      <w:lvlJc w:val="left"/>
+      <w:pPr>
+        <w:tabs>
+          <w:tab w:val="num" w:pos="5040"/>
+        </w:tabs>
+        <w:ind w:left="5040" w:hanging="360"/>
+      </w:pPr>
+      <w:rPr>
+        <w:rFonts w:ascii="Wingdings" w:hAnsi="Wingdings" w:hint="default"/>
+        <w:sz w:val="20"/>
+      </w:rPr>
+    </w:lvl>
+    <w:lvl w:ilvl="7" w:tentative="1">
+      <w:start w:val="1"/>
+      <w:numFmt w:val="bullet"/>
+      <w:lvlText w:val=""/>
+      <w:lvlJc w:val="left"/>
+      <w:pPr>
+        <w:tabs>
+          <w:tab w:val="num" w:pos="5760"/>
+        </w:tabs>
+        <w:ind w:left="5760" w:hanging="360"/>
+      </w:pPr>
+      <w:rPr>
+        <w:rFonts w:ascii="Wingdings" w:hAnsi="Wingdings" w:hint="default"/>
+        <w:sz w:val="20"/>
+      </w:rPr>
+    </w:lvl>
+    <w:lvl w:ilvl="8" w:tentative="1">
+      <w:start w:val="1"/>
+      <w:numFmt w:val="bullet"/>
+      <w:lvlText w:val=""/>
+      <w:lvlJc w:val="left"/>
+      <w:pPr>
+        <w:tabs>
+          <w:tab w:val="num" w:pos="6480"/>
+        </w:tabs>
+        <w:ind w:left="6480" w:hanging="360"/>
+      </w:pPr>
+      <w:rPr>
+        <w:rFonts w:ascii="Wingdings" w:hAnsi="Wingdings" w:hint="default"/>
+        <w:sz w:val="20"/>
+      </w:rPr>
+    </w:lvl>
+  </w:abstractNum>
+  <w:abstractNum w:abstractNumId="19" w15:restartNumberingAfterBreak="0">
+    <w:nsid w:val="575E08AC"/>
+    <w:multiLevelType w:val="multilevel"/>
+    <w:tmpl w:val="C6EE29AE"/>
+    <w:lvl w:ilvl="0">
+      <w:start w:val="1"/>
+      <w:numFmt w:val="decimal"/>
+      <w:lvlText w:val="%1."/>
+      <w:lvlJc w:val="left"/>
+      <w:pPr>
+        <w:tabs>
+          <w:tab w:val="num" w:pos="720"/>
+        </w:tabs>
+        <w:ind w:left="720" w:hanging="360"/>
+      </w:pPr>
+    </w:lvl>
+    <w:lvl w:ilvl="1">
+      <w:start w:val="1"/>
+      <w:numFmt w:val="bullet"/>
+      <w:lvlText w:val="o"/>
+      <w:lvlJc w:val="left"/>
+      <w:pPr>
+        <w:tabs>
+          <w:tab w:val="num" w:pos="1440"/>
+        </w:tabs>
+        <w:ind w:left="1440" w:hanging="360"/>
+      </w:pPr>
+      <w:rPr>
+        <w:rFonts w:ascii="Courier New" w:hAnsi="Courier New" w:hint="default"/>
+        <w:sz w:val="20"/>
+      </w:rPr>
+    </w:lvl>
+    <w:lvl w:ilvl="2" w:tentative="1">
+      <w:start w:val="1"/>
+      <w:numFmt w:val="decimal"/>
+      <w:lvlText w:val="%3."/>
+      <w:lvlJc w:val="left"/>
+      <w:pPr>
+        <w:tabs>
+          <w:tab w:val="num" w:pos="2160"/>
+        </w:tabs>
+        <w:ind w:left="2160" w:hanging="360"/>
+      </w:pPr>
+    </w:lvl>
+    <w:lvl w:ilvl="3" w:tentative="1">
+      <w:start w:val="1"/>
+      <w:numFmt w:val="decimal"/>
+      <w:lvlText w:val="%4."/>
+      <w:lvlJc w:val="left"/>
+      <w:pPr>
+        <w:tabs>
+          <w:tab w:val="num" w:pos="2880"/>
+        </w:tabs>
+        <w:ind w:left="2880" w:hanging="360"/>
+      </w:pPr>
+    </w:lvl>
+    <w:lvl w:ilvl="4" w:tentative="1">
+      <w:start w:val="1"/>
+      <w:numFmt w:val="decimal"/>
+      <w:lvlText w:val="%5."/>
+      <w:lvlJc w:val="left"/>
+      <w:pPr>
+        <w:tabs>
+          <w:tab w:val="num" w:pos="3600"/>
+        </w:tabs>
+        <w:ind w:left="3600" w:hanging="360"/>
+      </w:pPr>
+    </w:lvl>
+    <w:lvl w:ilvl="5" w:tentative="1">
+      <w:start w:val="1"/>
+      <w:numFmt w:val="decimal"/>
+      <w:lvlText w:val="%6."/>
+      <w:lvlJc w:val="left"/>
+      <w:pPr>
+        <w:tabs>
+          <w:tab w:val="num" w:pos="4320"/>
+        </w:tabs>
+        <w:ind w:left="4320" w:hanging="360"/>
+      </w:pPr>
+    </w:lvl>
+    <w:lvl w:ilvl="6" w:tentative="1">
+      <w:start w:val="1"/>
+      <w:numFmt w:val="decimal"/>
+      <w:lvlText w:val="%7."/>
+      <w:lvlJc w:val="left"/>
+      <w:pPr>
+        <w:tabs>
+          <w:tab w:val="num" w:pos="5040"/>
+        </w:tabs>
+        <w:ind w:left="5040" w:hanging="360"/>
+      </w:pPr>
+    </w:lvl>
+    <w:lvl w:ilvl="7" w:tentative="1">
+      <w:start w:val="1"/>
+      <w:numFmt w:val="decimal"/>
+      <w:lvlText w:val="%8."/>
+      <w:lvlJc w:val="left"/>
+      <w:pPr>
+        <w:tabs>
+          <w:tab w:val="num" w:pos="5760"/>
+        </w:tabs>
+        <w:ind w:left="5760" w:hanging="360"/>
+      </w:pPr>
+    </w:lvl>
+    <w:lvl w:ilvl="8" w:tentative="1">
+      <w:start w:val="1"/>
+      <w:numFmt w:val="decimal"/>
+      <w:lvlText w:val="%9."/>
+      <w:lvlJc w:val="left"/>
+      <w:pPr>
+        <w:tabs>
+          <w:tab w:val="num" w:pos="6480"/>
+        </w:tabs>
+        <w:ind w:left="6480" w:hanging="360"/>
+      </w:pPr>
+    </w:lvl>
+  </w:abstractNum>
+  <w:abstractNum w:abstractNumId="20" w15:restartNumberingAfterBreak="0">
+    <w:nsid w:val="5E8F7069"/>
+    <w:multiLevelType w:val="multilevel"/>
+    <w:tmpl w:val="67F6C5E8"/>
+    <w:lvl w:ilvl="0">
+      <w:start w:val="1"/>
+      <w:numFmt w:val="bullet"/>
+      <w:lvlText w:val=""/>
+      <w:lvlJc w:val="left"/>
+      <w:pPr>
+        <w:tabs>
+          <w:tab w:val="num" w:pos="720"/>
+        </w:tabs>
+        <w:ind w:left="720" w:hanging="360"/>
+      </w:pPr>
+      <w:rPr>
+        <w:rFonts w:ascii="Symbol" w:hAnsi="Symbol" w:hint="default"/>
+        <w:sz w:val="20"/>
+      </w:rPr>
+    </w:lvl>
+    <w:lvl w:ilvl="1" w:tentative="1">
+      <w:start w:val="1"/>
+      <w:numFmt w:val="bullet"/>
+      <w:lvlText w:val="o"/>
+      <w:lvlJc w:val="left"/>
+      <w:pPr>
+        <w:tabs>
+          <w:tab w:val="num" w:pos="1440"/>
+        </w:tabs>
+        <w:ind w:left="1440" w:hanging="360"/>
+      </w:pPr>
+      <w:rPr>
+        <w:rFonts w:ascii="Courier New" w:hAnsi="Courier New" w:hint="default"/>
+        <w:sz w:val="20"/>
+      </w:rPr>
+    </w:lvl>
+    <w:lvl w:ilvl="2" w:tentative="1">
+      <w:start w:val="1"/>
+      <w:numFmt w:val="bullet"/>
+      <w:lvlText w:val=""/>
+      <w:lvlJc w:val="left"/>
+      <w:pPr>
+        <w:tabs>
+          <w:tab w:val="num" w:pos="2160"/>
+        </w:tabs>
+        <w:ind w:left="2160" w:hanging="360"/>
+      </w:pPr>
+      <w:rPr>
+        <w:rFonts w:ascii="Wingdings" w:hAnsi="Wingdings" w:hint="default"/>
+        <w:sz w:val="20"/>
+      </w:rPr>
+    </w:lvl>
+    <w:lvl w:ilvl="3" w:tentative="1">
+      <w:start w:val="1"/>
+      <w:numFmt w:val="bullet"/>
+      <w:lvlText w:val=""/>
+      <w:lvlJc w:val="left"/>
+      <w:pPr>
+        <w:tabs>
+          <w:tab w:val="num" w:pos="2880"/>
+        </w:tabs>
+        <w:ind w:left="2880" w:hanging="360"/>
+      </w:pPr>
+      <w:rPr>
+        <w:rFonts w:ascii="Wingdings" w:hAnsi="Wingdings" w:hint="default"/>
+        <w:sz w:val="20"/>
+      </w:rPr>
+    </w:lvl>
+    <w:lvl w:ilvl="4" w:tentative="1">
+      <w:start w:val="1"/>
+      <w:numFmt w:val="bullet"/>
+      <w:lvlText w:val=""/>
+      <w:lvlJc w:val="left"/>
+      <w:pPr>
+        <w:tabs>
+          <w:tab w:val="num" w:pos="3600"/>
+        </w:tabs>
+        <w:ind w:left="3600" w:hanging="360"/>
+      </w:pPr>
+      <w:rPr>
+        <w:rFonts w:ascii="Wingdings" w:hAnsi="Wingdings" w:hint="default"/>
+        <w:sz w:val="20"/>
+      </w:rPr>
+    </w:lvl>
+    <w:lvl w:ilvl="5" w:tentative="1">
+      <w:start w:val="1"/>
+      <w:numFmt w:val="bullet"/>
+      <w:lvlText w:val=""/>
+      <w:lvlJc w:val="left"/>
+      <w:pPr>
+        <w:tabs>
+          <w:tab w:val="num" w:pos="4320"/>
+        </w:tabs>
+        <w:ind w:left="4320" w:hanging="360"/>
+      </w:pPr>
+      <w:rPr>
+        <w:rFonts w:ascii="Wingdings" w:hAnsi="Wingdings" w:hint="default"/>
+        <w:sz w:val="20"/>
+      </w:rPr>
+    </w:lvl>
+    <w:lvl w:ilvl="6" w:tentative="1">
+      <w:start w:val="1"/>
+      <w:numFmt w:val="bullet"/>
+      <w:lvlText w:val=""/>
+      <w:lvlJc w:val="left"/>
+      <w:pPr>
+        <w:tabs>
+          <w:tab w:val="num" w:pos="5040"/>
+        </w:tabs>
+        <w:ind w:left="5040" w:hanging="360"/>
+      </w:pPr>
+      <w:rPr>
+        <w:rFonts w:ascii="Wingdings" w:hAnsi="Wingdings" w:hint="default"/>
+        <w:sz w:val="20"/>
+      </w:rPr>
+    </w:lvl>
+    <w:lvl w:ilvl="7" w:tentative="1">
+      <w:start w:val="1"/>
+      <w:numFmt w:val="bullet"/>
+      <w:lvlText w:val=""/>
+      <w:lvlJc w:val="left"/>
+      <w:pPr>
+        <w:tabs>
+          <w:tab w:val="num" w:pos="5760"/>
+        </w:tabs>
+        <w:ind w:left="5760" w:hanging="360"/>
+      </w:pPr>
+      <w:rPr>
+        <w:rFonts w:ascii="Wingdings" w:hAnsi="Wingdings" w:hint="default"/>
+        <w:sz w:val="20"/>
+      </w:rPr>
+    </w:lvl>
+    <w:lvl w:ilvl="8" w:tentative="1">
+      <w:start w:val="1"/>
+      <w:numFmt w:val="bullet"/>
+      <w:lvlText w:val=""/>
+      <w:lvlJc w:val="left"/>
+      <w:pPr>
+        <w:tabs>
+          <w:tab w:val="num" w:pos="6480"/>
+        </w:tabs>
+        <w:ind w:left="6480" w:hanging="360"/>
+      </w:pPr>
+      <w:rPr>
+        <w:rFonts w:ascii="Wingdings" w:hAnsi="Wingdings" w:hint="default"/>
+        <w:sz w:val="20"/>
+      </w:rPr>
+    </w:lvl>
+  </w:abstractNum>
+  <w:abstractNum w:abstractNumId="21" w15:restartNumberingAfterBreak="0">
+    <w:nsid w:val="6223234D"/>
+    <w:multiLevelType w:val="multilevel"/>
+    <w:tmpl w:val="0780F478"/>
+    <w:lvl w:ilvl="0">
+      <w:start w:val="1"/>
+      <w:numFmt w:val="bullet"/>
+      <w:lvlText w:val=""/>
+      <w:lvlJc w:val="left"/>
+      <w:pPr>
+        <w:tabs>
+          <w:tab w:val="num" w:pos="720"/>
+        </w:tabs>
+        <w:ind w:left="720" w:hanging="360"/>
+      </w:pPr>
+      <w:rPr>
+        <w:rFonts w:ascii="Symbol" w:hAnsi="Symbol" w:hint="default"/>
+        <w:sz w:val="20"/>
+      </w:rPr>
+    </w:lvl>
+    <w:lvl w:ilvl="1" w:tentative="1">
+      <w:start w:val="1"/>
+      <w:numFmt w:val="bullet"/>
+      <w:lvlText w:val="o"/>
+      <w:lvlJc w:val="left"/>
+      <w:pPr>
+        <w:tabs>
+          <w:tab w:val="num" w:pos="1440"/>
+        </w:tabs>
+        <w:ind w:left="1440" w:hanging="360"/>
+      </w:pPr>
+      <w:rPr>
+        <w:rFonts w:ascii="Courier New" w:hAnsi="Courier New" w:hint="default"/>
+        <w:sz w:val="20"/>
+      </w:rPr>
+    </w:lvl>
+    <w:lvl w:ilvl="2" w:tentative="1">
+      <w:start w:val="1"/>
+      <w:numFmt w:val="bullet"/>
+      <w:lvlText w:val=""/>
+      <w:lvlJc w:val="left"/>
+      <w:pPr>
+        <w:tabs>
+          <w:tab w:val="num" w:pos="2160"/>
+        </w:tabs>
+        <w:ind w:left="2160" w:hanging="360"/>
+      </w:pPr>
+      <w:rPr>
+        <w:rFonts w:ascii="Wingdings" w:hAnsi="Wingdings" w:hint="default"/>
+        <w:sz w:val="20"/>
+      </w:rPr>
+    </w:lvl>
+    <w:lvl w:ilvl="3" w:tentative="1">
+      <w:start w:val="1"/>
+      <w:numFmt w:val="bullet"/>
+      <w:lvlText w:val=""/>
+      <w:lvlJc w:val="left"/>
+      <w:pPr>
+        <w:tabs>
+          <w:tab w:val="num" w:pos="2880"/>
+        </w:tabs>
+        <w:ind w:left="2880" w:hanging="360"/>
+      </w:pPr>
+      <w:rPr>
+        <w:rFonts w:ascii="Wingdings" w:hAnsi="Wingdings" w:hint="default"/>
+        <w:sz w:val="20"/>
+      </w:rPr>
+    </w:lvl>
+    <w:lvl w:ilvl="4" w:tentative="1">
+      <w:start w:val="1"/>
+      <w:numFmt w:val="bullet"/>
+      <w:lvlText w:val=""/>
+      <w:lvlJc w:val="left"/>
+      <w:pPr>
+        <w:tabs>
+          <w:tab w:val="num" w:pos="3600"/>
+        </w:tabs>
+        <w:ind w:left="3600" w:hanging="360"/>
+      </w:pPr>
+      <w:rPr>
+        <w:rFonts w:ascii="Wingdings" w:hAnsi="Wingdings" w:hint="default"/>
+        <w:sz w:val="20"/>
+      </w:rPr>
+    </w:lvl>
+    <w:lvl w:ilvl="5" w:tentative="1">
+      <w:start w:val="1"/>
+      <w:numFmt w:val="bullet"/>
+      <w:lvlText w:val=""/>
+      <w:lvlJc w:val="left"/>
+      <w:pPr>
+        <w:tabs>
+          <w:tab w:val="num" w:pos="4320"/>
+        </w:tabs>
+        <w:ind w:left="4320" w:hanging="360"/>
+      </w:pPr>
+      <w:rPr>
+        <w:rFonts w:ascii="Wingdings" w:hAnsi="Wingdings" w:hint="default"/>
+        <w:sz w:val="20"/>
+      </w:rPr>
+    </w:lvl>
+    <w:lvl w:ilvl="6" w:tentative="1">
+      <w:start w:val="1"/>
+      <w:numFmt w:val="bullet"/>
+      <w:lvlText w:val=""/>
+      <w:lvlJc w:val="left"/>
+      <w:pPr>
+        <w:tabs>
+          <w:tab w:val="num" w:pos="5040"/>
+        </w:tabs>
+        <w:ind w:left="5040" w:hanging="360"/>
+      </w:pPr>
+      <w:rPr>
+        <w:rFonts w:ascii="Wingdings" w:hAnsi="Wingdings" w:hint="default"/>
+        <w:sz w:val="20"/>
+      </w:rPr>
+    </w:lvl>
+    <w:lvl w:ilvl="7" w:tentative="1">
+      <w:start w:val="1"/>
+      <w:numFmt w:val="bullet"/>
+      <w:lvlText w:val=""/>
+      <w:lvlJc w:val="left"/>
+      <w:pPr>
+        <w:tabs>
+          <w:tab w:val="num" w:pos="5760"/>
+        </w:tabs>
+        <w:ind w:left="5760" w:hanging="360"/>
+      </w:pPr>
+      <w:rPr>
+        <w:rFonts w:ascii="Wingdings" w:hAnsi="Wingdings" w:hint="default"/>
+        <w:sz w:val="20"/>
+      </w:rPr>
+    </w:lvl>
+    <w:lvl w:ilvl="8" w:tentative="1">
+      <w:start w:val="1"/>
+      <w:numFmt w:val="bullet"/>
+      <w:lvlText w:val=""/>
+      <w:lvlJc w:val="left"/>
+      <w:pPr>
+        <w:tabs>
+          <w:tab w:val="num" w:pos="6480"/>
+        </w:tabs>
+        <w:ind w:left="6480" w:hanging="360"/>
+      </w:pPr>
+      <w:rPr>
+        <w:rFonts w:ascii="Wingdings" w:hAnsi="Wingdings" w:hint="default"/>
+        <w:sz w:val="20"/>
+      </w:rPr>
+    </w:lvl>
+  </w:abstractNum>
+  <w:abstractNum w:abstractNumId="22" w15:restartNumberingAfterBreak="0">
+    <w:nsid w:val="701A5C5D"/>
+    <w:multiLevelType w:val="multilevel"/>
+    <w:tmpl w:val="6920892C"/>
+    <w:lvl w:ilvl="0">
+      <w:start w:val="1"/>
+      <w:numFmt w:val="decimal"/>
+      <w:lvlText w:val="%1."/>
+      <w:lvlJc w:val="left"/>
+      <w:pPr>
+        <w:tabs>
+          <w:tab w:val="num" w:pos="720"/>
+        </w:tabs>
+        <w:ind w:left="720" w:hanging="360"/>
+      </w:pPr>
+    </w:lvl>
+    <w:lvl w:ilvl="1">
+      <w:start w:val="1"/>
+      <w:numFmt w:val="bullet"/>
+      <w:lvlText w:val="o"/>
+      <w:lvlJc w:val="left"/>
+      <w:pPr>
+        <w:tabs>
+          <w:tab w:val="num" w:pos="1440"/>
+        </w:tabs>
+        <w:ind w:left="1440" w:hanging="360"/>
+      </w:pPr>
+      <w:rPr>
+        <w:rFonts w:ascii="Courier New" w:hAnsi="Courier New" w:hint="default"/>
+        <w:sz w:val="20"/>
+      </w:rPr>
+    </w:lvl>
+    <w:lvl w:ilvl="2" w:tentative="1">
+      <w:start w:val="1"/>
+      <w:numFmt w:val="decimal"/>
+      <w:lvlText w:val="%3."/>
+      <w:lvlJc w:val="left"/>
+      <w:pPr>
+        <w:tabs>
+          <w:tab w:val="num" w:pos="2160"/>
+        </w:tabs>
+        <w:ind w:left="2160" w:hanging="360"/>
+      </w:pPr>
+    </w:lvl>
+    <w:lvl w:ilvl="3" w:tentative="1">
+      <w:start w:val="1"/>
+      <w:numFmt w:val="decimal"/>
+      <w:lvlText w:val="%4."/>
+      <w:lvlJc w:val="left"/>
+      <w:pPr>
+        <w:tabs>
+          <w:tab w:val="num" w:pos="2880"/>
+        </w:tabs>
+        <w:ind w:left="2880" w:hanging="360"/>
+      </w:pPr>
+    </w:lvl>
+    <w:lvl w:ilvl="4" w:tentative="1">
+      <w:start w:val="1"/>
+      <w:numFmt w:val="decimal"/>
+      <w:lvlText w:val="%5."/>
+      <w:lvlJc w:val="left"/>
+      <w:pPr>
+        <w:tabs>
+          <w:tab w:val="num" w:pos="3600"/>
+        </w:tabs>
+        <w:ind w:left="3600" w:hanging="360"/>
+      </w:pPr>
+    </w:lvl>
+    <w:lvl w:ilvl="5" w:tentative="1">
+      <w:start w:val="1"/>
+      <w:numFmt w:val="decimal"/>
+      <w:lvlText w:val="%6."/>
+      <w:lvlJc w:val="left"/>
+      <w:pPr>
+        <w:tabs>
+          <w:tab w:val="num" w:pos="4320"/>
+        </w:tabs>
+        <w:ind w:left="4320" w:hanging="360"/>
+      </w:pPr>
+    </w:lvl>
+    <w:lvl w:ilvl="6" w:tentative="1">
+      <w:start w:val="1"/>
+      <w:numFmt w:val="decimal"/>
+      <w:lvlText w:val="%7."/>
+      <w:lvlJc w:val="left"/>
+      <w:pPr>
+        <w:tabs>
+          <w:tab w:val="num" w:pos="5040"/>
+        </w:tabs>
+        <w:ind w:left="5040" w:hanging="360"/>
+      </w:pPr>
+    </w:lvl>
+    <w:lvl w:ilvl="7" w:tentative="1">
+      <w:start w:val="1"/>
+      <w:numFmt w:val="decimal"/>
+      <w:lvlText w:val="%8."/>
+      <w:lvlJc w:val="left"/>
+      <w:pPr>
+        <w:tabs>
+          <w:tab w:val="num" w:pos="5760"/>
+        </w:tabs>
+        <w:ind w:left="5760" w:hanging="360"/>
+      </w:pPr>
+    </w:lvl>
+    <w:lvl w:ilvl="8" w:tentative="1">
+      <w:start w:val="1"/>
+      <w:numFmt w:val="decimal"/>
+      <w:lvlText w:val="%9."/>
+      <w:lvlJc w:val="left"/>
+      <w:pPr>
+        <w:tabs>
+          <w:tab w:val="num" w:pos="6480"/>
+        </w:tabs>
+        <w:ind w:left="6480" w:hanging="360"/>
+      </w:pPr>
+    </w:lvl>
+  </w:abstractNum>
   <w:num w:numId="1" w16cid:durableId="785733051">
+    <w:abstractNumId w:val="3"/>
+  </w:num>
+  <w:num w:numId="2" w16cid:durableId="2103405555">
+    <w:abstractNumId w:val="13"/>
+  </w:num>
+  <w:num w:numId="3" w16cid:durableId="1488399922">
+    <w:abstractNumId w:val="7"/>
+  </w:num>
+  <w:num w:numId="4" w16cid:durableId="1278756651">
+    <w:abstractNumId w:val="10"/>
+  </w:num>
+  <w:num w:numId="5" w16cid:durableId="1045367560">
+    <w:abstractNumId w:val="6"/>
+  </w:num>
+  <w:num w:numId="6" w16cid:durableId="1697344709">
+    <w:abstractNumId w:val="22"/>
+  </w:num>
+  <w:num w:numId="7" w16cid:durableId="1392845520">
+    <w:abstractNumId w:val="2"/>
+  </w:num>
+  <w:num w:numId="8" w16cid:durableId="601380741">
+    <w:abstractNumId w:val="8"/>
+  </w:num>
+  <w:num w:numId="9" w16cid:durableId="649872750">
+    <w:abstractNumId w:val="19"/>
+  </w:num>
+  <w:num w:numId="10" w16cid:durableId="1710762094">
+    <w:abstractNumId w:val="15"/>
+  </w:num>
+  <w:num w:numId="11" w16cid:durableId="985939145">
+    <w:abstractNumId w:val="11"/>
+  </w:num>
+  <w:num w:numId="12" w16cid:durableId="1050884664">
+    <w:abstractNumId w:val="14"/>
+  </w:num>
+  <w:num w:numId="13" w16cid:durableId="520513376">
+    <w:abstractNumId w:val="9"/>
+  </w:num>
+  <w:num w:numId="14" w16cid:durableId="1226913152">
     <w:abstractNumId w:val="0"/>
   </w:num>
-  <w:num w:numId="2" w16cid:durableId="2103405555">
-    <w:abstractNumId w:val="3"/>
+  <w:num w:numId="15" w16cid:durableId="15891729">
+    <w:abstractNumId w:val="18"/>
   </w:num>
-  <w:num w:numId="3" w16cid:durableId="1488399922">
+  <w:num w:numId="16" w16cid:durableId="420687544">
     <w:abstractNumId w:val="1"/>
   </w:num>
-  <w:num w:numId="4" w16cid:durableId="1278756651">
-    <w:abstractNumId w:val="2"/>
+  <w:num w:numId="17" w16cid:durableId="128480605">
+    <w:abstractNumId w:val="20"/>
+  </w:num>
+  <w:num w:numId="18" w16cid:durableId="1612782187">
+    <w:abstractNumId w:val="4"/>
+  </w:num>
+  <w:num w:numId="19" w16cid:durableId="372928546">
+    <w:abstractNumId w:val="21"/>
+  </w:num>
+  <w:num w:numId="20" w16cid:durableId="608660815">
+    <w:abstractNumId w:val="5"/>
+  </w:num>
+  <w:num w:numId="21" w16cid:durableId="1051923816">
+    <w:abstractNumId w:val="12"/>
+  </w:num>
+  <w:num w:numId="22" w16cid:durableId="1793865123">
+    <w:abstractNumId w:val="16"/>
+    <w:lvlOverride w:ilvl="0">
+      <w:startOverride w:val="1"/>
+    </w:lvlOverride>
+  </w:num>
+  <w:num w:numId="23" w16cid:durableId="1203784103">
+    <w:abstractNumId w:val="16"/>
+    <w:lvlOverride w:ilvl="0">
+      <w:startOverride w:val="2"/>
+    </w:lvlOverride>
+  </w:num>
+  <w:num w:numId="24" w16cid:durableId="818963689">
+    <w:abstractNumId w:val="16"/>
+    <w:lvlOverride w:ilvl="0">
+      <w:startOverride w:val="3"/>
+    </w:lvlOverride>
+  </w:num>
+  <w:num w:numId="25" w16cid:durableId="736324476">
+    <w:abstractNumId w:val="17"/>
   </w:num>
   <w:numIdMacAtCleanup w:val="4"/>
 </w:numbering>
@@ -4971,6 +12174,41 @@
       <w:bCs/>
     </w:rPr>
   </w:style>
+  <w:style w:type="table" w:styleId="TableGrid">
+    <w:name w:val="Table Grid"/>
+    <w:basedOn w:val="TableNormal"/>
+    <w:uiPriority w:val="39"/>
+    <w:rsid w:val="002C3EFA"/>
+    <w:pPr>
+      <w:spacing w:after="0" w:line="240" w:lineRule="auto"/>
+    </w:pPr>
+    <w:tblPr>
+      <w:tblBorders>
+        <w:top w:val="single" w:sz="4" w:space="0" w:color="auto"/>
+        <w:left w:val="single" w:sz="4" w:space="0" w:color="auto"/>
+        <w:bottom w:val="single" w:sz="4" w:space="0" w:color="auto"/>
+        <w:right w:val="single" w:sz="4" w:space="0" w:color="auto"/>
+        <w:insideH w:val="single" w:sz="4" w:space="0" w:color="auto"/>
+        <w:insideV w:val="single" w:sz="4" w:space="0" w:color="auto"/>
+      </w:tblBorders>
+    </w:tblPr>
+  </w:style>
+  <w:style w:type="paragraph" w:styleId="NormalWeb">
+    <w:name w:val="Normal (Web)"/>
+    <w:basedOn w:val="Normal"/>
+    <w:uiPriority w:val="99"/>
+    <w:semiHidden/>
+    <w:unhideWhenUsed/>
+    <w:rsid w:val="00425F8B"/>
+    <w:pPr>
+      <w:spacing w:before="100" w:beforeAutospacing="1" w:after="100" w:afterAutospacing="1" w:line="240" w:lineRule="auto"/>
+    </w:pPr>
+    <w:rPr>
+      <w:rFonts w:ascii="Times New Roman" w:eastAsia="Times New Roman" w:hAnsi="Times New Roman" w:cs="Times New Roman"/>
+      <w:kern w:val="0"/>
+      <w14:ligatures w14:val="none"/>
+    </w:rPr>
+  </w:style>
 </w:styles>
 </file>
 
@@ -5014,19 +12252,19 @@
 
 <file path=word/glossary/fontTable.xml><?xml version="1.0" encoding="utf-8"?>
 <w:fonts xmlns:mc="http://schemas.openxmlformats.org/markup-compatibility/2006" xmlns:r="http://schemas.openxmlformats.org/officeDocument/2006/relationships" xmlns:w="http://schemas.openxmlformats.org/wordprocessingml/2006/main" xmlns:w14="http://schemas.microsoft.com/office/word/2010/wordml" xmlns:w15="http://schemas.microsoft.com/office/word/2012/wordml" xmlns:w16cex="http://schemas.microsoft.com/office/word/2018/wordml/cex" xmlns:w16cid="http://schemas.microsoft.com/office/word/2016/wordml/cid" xmlns:w16="http://schemas.microsoft.com/office/word/2018/wordml" xmlns:w16du="http://schemas.microsoft.com/office/word/2023/wordml/word16du" xmlns:w16sdtdh="http://schemas.microsoft.com/office/word/2020/wordml/sdtdatahash" xmlns:w16sdtfl="http://schemas.microsoft.com/office/word/2024/wordml/sdtformatlock" xmlns:w16se="http://schemas.microsoft.com/office/word/2015/wordml/symex" mc:Ignorable="w14 w15 w16se w16cid w16 w16cex w16sdtdh w16sdtfl w16du">
+  <w:font w:name="Symbol">
+    <w:panose1 w:val="05050102010706020507"/>
+    <w:charset w:val="02"/>
+    <w:family w:val="roman"/>
+    <w:pitch w:val="variable"/>
+    <w:sig w:usb0="00000000" w:usb1="10000000" w:usb2="00000000" w:usb3="00000000" w:csb0="80000000" w:csb1="00000000"/>
+  </w:font>
   <w:font w:name="Times New Roman">
     <w:panose1 w:val="02020603050405020304"/>
     <w:charset w:val="00"/>
     <w:family w:val="roman"/>
     <w:pitch w:val="variable"/>
     <w:sig w:usb0="E0002EFF" w:usb1="C000785B" w:usb2="00000009" w:usb3="00000000" w:csb0="000001FF" w:csb1="00000000"/>
-  </w:font>
-  <w:font w:name="Symbol">
-    <w:panose1 w:val="05050102010706020507"/>
-    <w:charset w:val="02"/>
-    <w:family w:val="roman"/>
-    <w:pitch w:val="variable"/>
-    <w:sig w:usb0="00000000" w:usb1="10000000" w:usb2="00000000" w:usb3="00000000" w:csb0="80000000" w:csb1="00000000"/>
   </w:font>
   <w:font w:name="Courier New">
     <w:panose1 w:val="02070309020205020404"/>
@@ -5054,12 +12292,12 @@
     <w:pitch w:val="variable"/>
     <w:sig w:usb0="20000287" w:usb1="00000003" w:usb2="00000000" w:usb3="00000000" w:csb0="0000019F" w:csb1="00000000"/>
   </w:font>
-  <w:font w:name="Segoe UI Symbol">
+  <w:font w:name="Segoe UI Emoji">
     <w:panose1 w:val="020B0502040204020203"/>
     <w:charset w:val="00"/>
     <w:family w:val="swiss"/>
     <w:pitch w:val="variable"/>
-    <w:sig w:usb0="800001E3" w:usb1="1200FFEF" w:usb2="00040000" w:usb3="00000000" w:csb0="00000001" w:csb1="00000000"/>
+    <w:sig w:usb0="00000003" w:usb1="02000000" w:usb2="08000000" w:usb3="00000000" w:csb0="00000001" w:csb1="00000000"/>
   </w:font>
   <w:font w:name="Segoe UI">
     <w:panose1 w:val="020B0502040204020203"/>
@@ -5068,12 +12306,12 @@
     <w:pitch w:val="variable"/>
     <w:sig w:usb0="E4002EFF" w:usb1="C000E47F" w:usb2="00000009" w:usb3="00000000" w:csb0="000001FF" w:csb1="00000000"/>
   </w:font>
-  <w:font w:name="Segoe UI Emoji">
+  <w:font w:name="Segoe UI Symbol">
     <w:panose1 w:val="020B0502040204020203"/>
     <w:charset w:val="00"/>
     <w:family w:val="swiss"/>
     <w:pitch w:val="variable"/>
-    <w:sig w:usb0="00000003" w:usb1="02000000" w:usb2="08000000" w:usb3="00000000" w:csb0="00000001" w:csb1="00000000"/>
+    <w:sig w:usb0="800001E3" w:usb1="1200FFEF" w:usb2="00040000" w:usb3="00000000" w:csb0="00000001" w:csb1="00000000"/>
   </w:font>
 </w:fonts>
 </file>
@@ -5096,6 +12334,7 @@
     <w:rsidRoot w:val="00092B71"/>
     <w:rsid w:val="00092B71"/>
     <w:rsid w:val="00107631"/>
+    <w:rsid w:val="001358DF"/>
     <w:rsid w:val="001744E1"/>
     <w:rsid w:val="001A7EFE"/>
     <w:rsid w:val="003311E6"/>
@@ -5103,8 +12342,13 @@
     <w:rsid w:val="00424D0E"/>
     <w:rsid w:val="006371B1"/>
     <w:rsid w:val="00736F4F"/>
+    <w:rsid w:val="00747377"/>
     <w:rsid w:val="008474B6"/>
+    <w:rsid w:val="00912463"/>
+    <w:rsid w:val="00962F7A"/>
     <w:rsid w:val="009C53AA"/>
+    <w:rsid w:val="00AA4640"/>
+    <w:rsid w:val="00B30E24"/>
     <w:rsid w:val="00C13FAF"/>
     <w:rsid w:val="00C6146D"/>
     <w:rsid w:val="00D94638"/>

--- a/src/main/java/architect/Architect.docx
+++ b/src/main/java/architect/Architect.docx
@@ -66,13 +66,29 @@
         <w:spacing w:line="240" w:lineRule="auto"/>
       </w:pPr>
       <w:r>
-        <w:t>How to design a architecture if 1 lacs request will be there</w:t>
-      </w:r>
-      <w:r>
-        <w:t>—all types of possibilities</w:t>
-      </w:r>
-      <w:r>
-        <w:t xml:space="preserve">  same for AWS</w:t>
+        <w:t xml:space="preserve">How to design </w:t>
+      </w:r>
+      <w:proofErr w:type="gramStart"/>
+      <w:r>
+        <w:t>a</w:t>
+      </w:r>
+      <w:proofErr w:type="gramEnd"/>
+      <w:r>
+        <w:t xml:space="preserve"> architecture if 1 lacs request will be there</w:t>
+      </w:r>
+      <w:r>
+        <w:t xml:space="preserve">—all types of </w:t>
+      </w:r>
+      <w:proofErr w:type="gramStart"/>
+      <w:r>
+        <w:t>possibilities</w:t>
+      </w:r>
+      <w:r>
+        <w:t xml:space="preserve">  same</w:t>
+      </w:r>
+      <w:proofErr w:type="gramEnd"/>
+      <w:r>
+        <w:t xml:space="preserve"> for AWS</w:t>
       </w:r>
     </w:p>
     <w:p>
@@ -190,8 +206,13 @@
         <w:spacing w:line="240" w:lineRule="auto"/>
       </w:pPr>
       <w:r>
-        <w:t>Message broker in details</w:t>
-      </w:r>
+        <w:t xml:space="preserve">Message broker in </w:t>
+      </w:r>
+      <w:proofErr w:type="gramStart"/>
+      <w:r>
+        <w:t>details</w:t>
+      </w:r>
+      <w:proofErr w:type="gramEnd"/>
     </w:p>
     <w:p>
       <w:pPr>
@@ -337,8 +358,13 @@
         </w:numPr>
         <w:spacing w:line="240" w:lineRule="auto"/>
       </w:pPr>
-      <w:r>
-        <w:t>Payments architecture</w:t>
+      <w:proofErr w:type="gramStart"/>
+      <w:r>
+        <w:t>Payments</w:t>
+      </w:r>
+      <w:proofErr w:type="gramEnd"/>
+      <w:r>
+        <w:t xml:space="preserve"> architecture</w:t>
       </w:r>
       <w:r>
         <w:t xml:space="preserve">—business architecture like mop, </w:t>
@@ -507,8 +533,21 @@
         <w:spacing w:line="240" w:lineRule="auto"/>
       </w:pPr>
       <w:r>
-        <w:t>Front end deign</w:t>
-      </w:r>
+        <w:t xml:space="preserve">Front </w:t>
+      </w:r>
+      <w:proofErr w:type="gramStart"/>
+      <w:r>
+        <w:t>end</w:t>
+      </w:r>
+      <w:proofErr w:type="gramEnd"/>
+      <w:r>
+        <w:t xml:space="preserve"> </w:t>
+      </w:r>
+      <w:proofErr w:type="gramStart"/>
+      <w:r>
+        <w:t>deign</w:t>
+      </w:r>
+      <w:proofErr w:type="gramEnd"/>
     </w:p>
     <w:p>
       <w:pPr>
@@ -900,12 +939,21 @@
           <w:szCs w:val="22"/>
         </w:rPr>
       </w:pPr>
+      <w:proofErr w:type="gramStart"/>
       <w:r>
         <w:rPr>
           <w:sz w:val="22"/>
           <w:szCs w:val="22"/>
         </w:rPr>
-        <w:t>“All or nothing” principle</w:t>
+        <w:t>“All</w:t>
+      </w:r>
+      <w:proofErr w:type="gramEnd"/>
+      <w:r>
+        <w:rPr>
+          <w:sz w:val="22"/>
+          <w:szCs w:val="22"/>
+        </w:rPr>
+        <w:t xml:space="preserve"> or nothing” principle</w:t>
       </w:r>
     </w:p>
     <w:p>
@@ -2594,7 +2642,15 @@
         <w:t>👉</w:t>
       </w:r>
       <w:r>
-        <w:t xml:space="preserve"> Example: Social media always loads (even if data is slightly old)</w:t>
+        <w:t xml:space="preserve"> Example: </w:t>
+      </w:r>
+      <w:proofErr w:type="gramStart"/>
+      <w:r>
+        <w:t>Social media</w:t>
+      </w:r>
+      <w:proofErr w:type="gramEnd"/>
+      <w:r>
+        <w:t xml:space="preserve"> always loads (even if data is slightly old)</w:t>
       </w:r>
     </w:p>
     <w:p>
@@ -2682,6 +2738,7 @@
           <w:bCs/>
         </w:rPr>
       </w:pPr>
+      <w:proofErr w:type="gramStart"/>
       <w:r>
         <w:rPr>
           <w:rFonts w:ascii="Segoe UI Emoji" w:hAnsi="Segoe UI Emoji" w:cs="Segoe UI Emoji"/>
@@ -2695,8 +2752,25 @@
           <w:b/>
           <w:bCs/>
         </w:rPr>
-        <w:t xml:space="preserve"> CAP Trade-Off</w:t>
-      </w:r>
+        <w:t xml:space="preserve"> CAP Trade</w:t>
+      </w:r>
+      <w:proofErr w:type="gramEnd"/>
+      <w:r>
+        <w:rPr>
+          <w:b/>
+          <w:bCs/>
+        </w:rPr>
+        <w:t>-</w:t>
+      </w:r>
+      <w:proofErr w:type="gramStart"/>
+      <w:r>
+        <w:rPr>
+          <w:b/>
+          <w:bCs/>
+        </w:rPr>
+        <w:t>Off</w:t>
+      </w:r>
+      <w:proofErr w:type="gramEnd"/>
     </w:p>
     <w:p>
       <w:pPr>
@@ -2958,12 +3032,21 @@
             <w:r>
               <w:t xml:space="preserve">Possible only if </w:t>
             </w:r>
+            <w:proofErr w:type="gramStart"/>
             <w:r>
               <w:rPr>
                 <w:b/>
                 <w:bCs/>
               </w:rPr>
-              <w:t>no network partition</w:t>
+              <w:t>no</w:t>
+            </w:r>
+            <w:proofErr w:type="gramEnd"/>
+            <w:r>
+              <w:rPr>
+                <w:b/>
+                <w:bCs/>
+              </w:rPr>
+              <w:t xml:space="preserve"> network partition</w:t>
             </w:r>
             <w:r>
               <w:t xml:space="preserve"> (rare in distributed systems)</w:t>
@@ -3003,11 +3086,19 @@
         <w:spacing w:line="240" w:lineRule="auto"/>
       </w:pPr>
       <w:hyperlink r:id="rId7" w:history="1">
+        <w:proofErr w:type="gramStart"/>
         <w:r>
           <w:rPr>
             <w:rStyle w:val="Hyperlink"/>
           </w:rPr>
-          <w:t>..\..\..\..\..\..\OneDrive - Capgemini\Documents\Microservice-design-</w:t>
+          <w:t>..</w:t>
+        </w:r>
+        <w:proofErr w:type="gramEnd"/>
+        <w:r>
+          <w:rPr>
+            <w:rStyle w:val="Hyperlink"/>
+          </w:rPr>
+          <w:t>\..\..\..\..\..\OneDrive - Capgemini\Documents\Microservice-design-</w:t>
         </w:r>
         <w:proofErr w:type="spellStart"/>
         <w:r>
@@ -3042,7 +3133,7 @@
           <v:shape id="_x0000_i1036" type="#_x0000_t75" style="width:75.35pt;height:48.7pt" o:ole="">
             <v:imagedata r:id="rId8" o:title=""/>
           </v:shape>
-          <o:OLEObject Type="Embed" ProgID="Package" ShapeID="_x0000_i1036" DrawAspect="Icon" ObjectID="_1841991055" r:id="rId9"/>
+          <o:OLEObject Type="Embed" ProgID="Package" ShapeID="_x0000_i1036" DrawAspect="Icon" ObjectID="_1842000620" r:id="rId9"/>
         </w:object>
       </w:r>
     </w:p>
@@ -3142,6 +3233,7 @@
         </w:rPr>
         <w:br/>
       </w:r>
+      <w:proofErr w:type="gramStart"/>
       <w:r>
         <w:rPr>
           <w:rStyle w:val="Strong"/>
@@ -3149,36 +3241,9 @@
           <w:sz w:val="21"/>
           <w:szCs w:val="21"/>
         </w:rPr>
-        <w:t>Break system into microservices based on business functions</w:t>
-      </w:r>
-    </w:p>
-    <w:p>
-      <w:pPr>
-        <w:pStyle w:val="NormalWeb"/>
-        <w:spacing w:line="300" w:lineRule="atLeast"/>
-        <w:ind w:left="720"/>
-        <w:rPr>
-          <w:rFonts w:ascii="Segoe UI" w:hAnsi="Segoe UI" w:cs="Segoe UI"/>
-          <w:sz w:val="21"/>
-          <w:szCs w:val="21"/>
-        </w:rPr>
-      </w:pPr>
-      <w:r>
-        <w:rPr>
-          <w:rFonts w:ascii="Segoe UI Symbol" w:hAnsi="Segoe UI Symbol" w:cs="Segoe UI Symbol"/>
-          <w:sz w:val="21"/>
-          <w:szCs w:val="21"/>
-        </w:rPr>
-        <w:t>✔</w:t>
-      </w:r>
-      <w:r>
-        <w:rPr>
-          <w:rFonts w:ascii="Segoe UI" w:hAnsi="Segoe UI" w:cs="Segoe UI"/>
-          <w:sz w:val="21"/>
-          <w:szCs w:val="21"/>
-        </w:rPr>
-        <w:t xml:space="preserve"> Each service does </w:t>
-      </w:r>
+        <w:t>Break</w:t>
+      </w:r>
+      <w:proofErr w:type="gramEnd"/>
       <w:r>
         <w:rPr>
           <w:rStyle w:val="Strong"/>
@@ -3186,100 +3251,281 @@
           <w:sz w:val="21"/>
           <w:szCs w:val="21"/>
         </w:rPr>
-        <w:t>one job</w:t>
-      </w:r>
-      <w:r>
-        <w:rPr>
-          <w:rFonts w:ascii="Segoe UI" w:hAnsi="Segoe UI" w:cs="Segoe UI"/>
-          <w:sz w:val="21"/>
-          <w:szCs w:val="21"/>
-        </w:rPr>
-        <w:br/>
-      </w:r>
-      <w:r>
-        <w:rPr>
-          <w:rFonts w:ascii="Segoe UI Symbol" w:hAnsi="Segoe UI Symbol" w:cs="Segoe UI Symbol"/>
-          <w:sz w:val="21"/>
-          <w:szCs w:val="21"/>
-        </w:rPr>
-        <w:t>✔</w:t>
-      </w:r>
-      <w:r>
-        <w:rPr>
-          <w:rFonts w:ascii="Segoe UI" w:hAnsi="Segoe UI" w:cs="Segoe UI"/>
-          <w:sz w:val="21"/>
-          <w:szCs w:val="21"/>
-        </w:rPr>
-        <w:t xml:space="preserve"> Makes system </w:t>
-      </w:r>
-      <w:r>
+        <w:t xml:space="preserve"> system into microservices based on business functions</w:t>
+      </w:r>
+    </w:p>
+    <w:p>
+      <w:pPr>
+        <w:pStyle w:val="NormalWeb"/>
+        <w:spacing w:line="300" w:lineRule="atLeast"/>
+        <w:ind w:left="720"/>
         <w:rPr>
           <w:rStyle w:val="Strong"/>
           <w:rFonts w:ascii="Segoe UI" w:hAnsi="Segoe UI" w:cs="Segoe UI"/>
           <w:sz w:val="21"/>
           <w:szCs w:val="21"/>
         </w:rPr>
+      </w:pPr>
+      <w:r>
+        <w:rPr>
+          <w:rFonts w:ascii="Segoe UI Symbol" w:hAnsi="Segoe UI Symbol" w:cs="Segoe UI Symbol"/>
+          <w:sz w:val="21"/>
+          <w:szCs w:val="21"/>
+        </w:rPr>
+        <w:t>✔</w:t>
+      </w:r>
+      <w:r>
+        <w:rPr>
+          <w:rFonts w:ascii="Segoe UI" w:hAnsi="Segoe UI" w:cs="Segoe UI"/>
+          <w:sz w:val="21"/>
+          <w:szCs w:val="21"/>
+        </w:rPr>
+        <w:t xml:space="preserve"> Each service does </w:t>
+      </w:r>
+      <w:r>
+        <w:rPr>
+          <w:rStyle w:val="Strong"/>
+          <w:rFonts w:ascii="Segoe UI" w:hAnsi="Segoe UI" w:cs="Segoe UI"/>
+          <w:sz w:val="21"/>
+          <w:szCs w:val="21"/>
+        </w:rPr>
+        <w:t>one job</w:t>
+      </w:r>
+      <w:r>
+        <w:rPr>
+          <w:rFonts w:ascii="Segoe UI" w:hAnsi="Segoe UI" w:cs="Segoe UI"/>
+          <w:sz w:val="21"/>
+          <w:szCs w:val="21"/>
+        </w:rPr>
+        <w:br/>
+      </w:r>
+      <w:r>
+        <w:rPr>
+          <w:rFonts w:ascii="Segoe UI Symbol" w:hAnsi="Segoe UI Symbol" w:cs="Segoe UI Symbol"/>
+          <w:sz w:val="21"/>
+          <w:szCs w:val="21"/>
+        </w:rPr>
+        <w:t>✔</w:t>
+      </w:r>
+      <w:r>
+        <w:rPr>
+          <w:rFonts w:ascii="Segoe UI" w:hAnsi="Segoe UI" w:cs="Segoe UI"/>
+          <w:sz w:val="21"/>
+          <w:szCs w:val="21"/>
+        </w:rPr>
+        <w:t xml:space="preserve"> Makes system </w:t>
+      </w:r>
+      <w:r>
+        <w:rPr>
+          <w:rStyle w:val="Strong"/>
+          <w:rFonts w:ascii="Segoe UI" w:hAnsi="Segoe UI" w:cs="Segoe UI"/>
+          <w:sz w:val="21"/>
+          <w:szCs w:val="21"/>
+        </w:rPr>
         <w:t>flexible &amp; scalable</w:t>
       </w:r>
     </w:p>
     <w:p>
       <w:pPr>
-        <w:pStyle w:val="ListParagraph"/>
-        <w:spacing w:line="240" w:lineRule="auto"/>
-      </w:pPr>
-    </w:p>
-    <w:p>
-      <w:pPr>
-        <w:spacing w:line="240" w:lineRule="auto"/>
-      </w:pPr>
-    </w:p>
-    <w:p>
-      <w:pPr>
-        <w:spacing w:line="240" w:lineRule="auto"/>
-      </w:pPr>
-    </w:p>
-    <w:p>
-      <w:pPr>
-        <w:spacing w:line="240" w:lineRule="auto"/>
-      </w:pPr>
-    </w:p>
-    <w:p>
-      <w:pPr>
-        <w:spacing w:line="240" w:lineRule="auto"/>
-      </w:pPr>
-    </w:p>
-    <w:p>
-      <w:pPr>
-        <w:spacing w:line="240" w:lineRule="auto"/>
-      </w:pPr>
-    </w:p>
-    <w:p>
-      <w:pPr>
-        <w:spacing w:line="240" w:lineRule="auto"/>
-      </w:pPr>
-    </w:p>
-    <w:p>
-      <w:pPr>
-        <w:spacing w:line="240" w:lineRule="auto"/>
-      </w:pPr>
-    </w:p>
-    <w:p>
-      <w:pPr>
-        <w:spacing w:line="240" w:lineRule="auto"/>
-      </w:pPr>
-    </w:p>
-    <w:p>
-      <w:pPr>
-        <w:spacing w:line="240" w:lineRule="auto"/>
-        <w:rPr>
+        <w:pStyle w:val="NormalWeb"/>
+        <w:ind w:left="720"/>
+        <w:rPr>
+          <w:rFonts w:ascii="Segoe UI" w:hAnsi="Segoe UI" w:cs="Segoe UI"/>
           <w:b/>
           <w:bCs/>
-        </w:rPr>
-      </w:pPr>
-      <w:r>
-        <w:rPr>
+          <w:sz w:val="21"/>
+          <w:szCs w:val="21"/>
+        </w:rPr>
+      </w:pPr>
+      <w:r>
+        <w:rPr>
+          <w:rFonts w:ascii="Segoe UI" w:hAnsi="Segoe UI" w:cs="Segoe UI"/>
           <w:b/>
           <w:bCs/>
+          <w:sz w:val="21"/>
+          <w:szCs w:val="21"/>
+        </w:rPr>
+        <w:t xml:space="preserve">18. How do you migrate from </w:t>
+      </w:r>
+      <w:proofErr w:type="gramStart"/>
+      <w:r>
+        <w:rPr>
+          <w:rFonts w:ascii="Segoe UI" w:hAnsi="Segoe UI" w:cs="Segoe UI"/>
+          <w:b/>
+          <w:bCs/>
+          <w:sz w:val="21"/>
+          <w:szCs w:val="21"/>
+        </w:rPr>
+        <w:t>monolith</w:t>
+      </w:r>
+      <w:proofErr w:type="gramEnd"/>
+      <w:r>
+        <w:rPr>
+          <w:rFonts w:ascii="Segoe UI" w:hAnsi="Segoe UI" w:cs="Segoe UI"/>
+          <w:b/>
+          <w:bCs/>
+          <w:sz w:val="21"/>
+          <w:szCs w:val="21"/>
+        </w:rPr>
+        <w:t xml:space="preserve"> to microservices using this approach?</w:t>
+      </w:r>
+    </w:p>
+    <w:p>
+      <w:pPr>
+        <w:pStyle w:val="NormalWeb"/>
+        <w:ind w:left="720"/>
+        <w:rPr>
+          <w:rFonts w:ascii="Segoe UI" w:hAnsi="Segoe UI" w:cs="Segoe UI"/>
+          <w:sz w:val="21"/>
+          <w:szCs w:val="21"/>
+        </w:rPr>
+      </w:pPr>
+      <w:r>
+        <w:rPr>
+          <w:rFonts w:ascii="Segoe UI Emoji" w:hAnsi="Segoe UI Emoji" w:cs="Segoe UI Emoji"/>
+          <w:sz w:val="21"/>
+          <w:szCs w:val="21"/>
+        </w:rPr>
+        <w:t>👉</w:t>
+      </w:r>
+    </w:p>
+    <w:p>
+      <w:pPr>
+        <w:pStyle w:val="NormalWeb"/>
+        <w:numPr>
+          <w:ilvl w:val="0"/>
+          <w:numId w:val="26"/>
+        </w:numPr>
+        <w:rPr>
+          <w:rFonts w:ascii="Segoe UI" w:hAnsi="Segoe UI" w:cs="Segoe UI"/>
+          <w:sz w:val="21"/>
+          <w:szCs w:val="21"/>
+        </w:rPr>
+      </w:pPr>
+      <w:r>
+        <w:rPr>
+          <w:rFonts w:ascii="Segoe UI" w:hAnsi="Segoe UI" w:cs="Segoe UI"/>
+          <w:sz w:val="21"/>
+          <w:szCs w:val="21"/>
+        </w:rPr>
+        <w:t>Identify capabilities</w:t>
+      </w:r>
+    </w:p>
+    <w:p>
+      <w:pPr>
+        <w:pStyle w:val="NormalWeb"/>
+        <w:numPr>
+          <w:ilvl w:val="0"/>
+          <w:numId w:val="26"/>
+        </w:numPr>
+        <w:rPr>
+          <w:rFonts w:ascii="Segoe UI" w:hAnsi="Segoe UI" w:cs="Segoe UI"/>
+          <w:sz w:val="21"/>
+          <w:szCs w:val="21"/>
+        </w:rPr>
+      </w:pPr>
+      <w:r>
+        <w:rPr>
+          <w:rFonts w:ascii="Segoe UI" w:hAnsi="Segoe UI" w:cs="Segoe UI"/>
+          <w:sz w:val="21"/>
+          <w:szCs w:val="21"/>
+        </w:rPr>
+        <w:t>Extract one service at a time</w:t>
+      </w:r>
+    </w:p>
+    <w:p>
+      <w:pPr>
+        <w:pStyle w:val="NormalWeb"/>
+        <w:numPr>
+          <w:ilvl w:val="0"/>
+          <w:numId w:val="26"/>
+        </w:numPr>
+        <w:rPr>
+          <w:rFonts w:ascii="Segoe UI" w:hAnsi="Segoe UI" w:cs="Segoe UI"/>
+          <w:sz w:val="21"/>
+          <w:szCs w:val="21"/>
+        </w:rPr>
+      </w:pPr>
+      <w:r>
+        <w:rPr>
+          <w:rFonts w:ascii="Segoe UI" w:hAnsi="Segoe UI" w:cs="Segoe UI"/>
+          <w:sz w:val="21"/>
+          <w:szCs w:val="21"/>
+        </w:rPr>
+        <w:lastRenderedPageBreak/>
+        <w:t>Use Strangler Pattern</w:t>
+      </w:r>
+    </w:p>
+    <w:p>
+      <w:pPr>
+        <w:pStyle w:val="NormalWeb"/>
+        <w:spacing w:line="300" w:lineRule="atLeast"/>
+        <w:ind w:left="720"/>
+        <w:rPr>
+          <w:rFonts w:ascii="Segoe UI" w:hAnsi="Segoe UI" w:cs="Segoe UI"/>
+          <w:sz w:val="21"/>
+          <w:szCs w:val="21"/>
+        </w:rPr>
+      </w:pPr>
+    </w:p>
+    <w:p>
+      <w:pPr>
+        <w:pStyle w:val="ListParagraph"/>
+        <w:spacing w:line="240" w:lineRule="auto"/>
+      </w:pPr>
+    </w:p>
+    <w:p>
+      <w:pPr>
+        <w:spacing w:line="240" w:lineRule="auto"/>
+      </w:pPr>
+    </w:p>
+    <w:p>
+      <w:pPr>
+        <w:spacing w:line="240" w:lineRule="auto"/>
+      </w:pPr>
+    </w:p>
+    <w:p>
+      <w:pPr>
+        <w:spacing w:line="240" w:lineRule="auto"/>
+      </w:pPr>
+    </w:p>
+    <w:p>
+      <w:pPr>
+        <w:spacing w:line="240" w:lineRule="auto"/>
+      </w:pPr>
+    </w:p>
+    <w:p>
+      <w:pPr>
+        <w:spacing w:line="240" w:lineRule="auto"/>
+      </w:pPr>
+    </w:p>
+    <w:p>
+      <w:pPr>
+        <w:spacing w:line="240" w:lineRule="auto"/>
+      </w:pPr>
+    </w:p>
+    <w:p>
+      <w:pPr>
+        <w:spacing w:line="240" w:lineRule="auto"/>
+      </w:pPr>
+    </w:p>
+    <w:p>
+      <w:pPr>
+        <w:spacing w:line="240" w:lineRule="auto"/>
+      </w:pPr>
+    </w:p>
+    <w:p>
+      <w:pPr>
+        <w:spacing w:line="240" w:lineRule="auto"/>
+        <w:rPr>
+          <w:b/>
+          <w:bCs/>
+        </w:rPr>
+      </w:pPr>
+      <w:r>
+        <w:rPr>
+          <w:b/>
+          <w:bCs/>
         </w:rPr>
         <w:t>Strangler Pattern in Micro-services | System Design</w:t>
       </w:r>
@@ -3288,8 +3534,21 @@
       <w:pPr>
         <w:spacing w:line="240" w:lineRule="auto"/>
       </w:pPr>
-      <w:r>
-        <w:t>In order to implement strangler pattern, we need to follow 3 steps that are as follows:</w:t>
+      <w:proofErr w:type="gramStart"/>
+      <w:r>
+        <w:t>In order to</w:t>
+      </w:r>
+      <w:proofErr w:type="gramEnd"/>
+      <w:r>
+        <w:t xml:space="preserve"> implement strangler </w:t>
+      </w:r>
+      <w:proofErr w:type="gramStart"/>
+      <w:r>
+        <w:t>pattern</w:t>
+      </w:r>
+      <w:proofErr w:type="gramEnd"/>
+      <w:r>
+        <w:t>, we need to follow 3 steps that are as follows:</w:t>
       </w:r>
     </w:p>
     <w:p>
@@ -3431,7 +3690,6 @@
         <w:spacing w:line="240" w:lineRule="auto"/>
       </w:pPr>
       <w:r>
-        <w:lastRenderedPageBreak/>
         <w:t>Core Java</w:t>
       </w:r>
     </w:p>
@@ -3494,7 +3752,7 @@
           <v:shape id="_x0000_i1037" type="#_x0000_t75" style="width:75.35pt;height:49.1pt" o:ole="">
             <v:imagedata r:id="rId13" o:title=""/>
           </v:shape>
-          <o:OLEObject Type="Embed" ProgID="Package" ShapeID="_x0000_i1037" DrawAspect="Icon" ObjectID="_1841991056" r:id="rId14"/>
+          <o:OLEObject Type="Embed" ProgID="Package" ShapeID="_x0000_i1037" DrawAspect="Icon" ObjectID="_1842000621" r:id="rId14"/>
         </w:object>
       </w:r>
     </w:p>
@@ -3620,8 +3878,13 @@
             <w:pPr>
               <w:pStyle w:val="ListParagraph"/>
             </w:pPr>
+            <w:proofErr w:type="gramStart"/>
             <w:r>
-              <w:t>Create single object</w:t>
+              <w:t>Create</w:t>
+            </w:r>
+            <w:proofErr w:type="gramEnd"/>
+            <w:r>
+              <w:t xml:space="preserve"> single object</w:t>
             </w:r>
           </w:p>
         </w:tc>
@@ -3647,6 +3910,7 @@
               <w:pStyle w:val="ListParagraph"/>
             </w:pPr>
             <w:r>
+              <w:lastRenderedPageBreak/>
               <w:t>Abstract Factory</w:t>
             </w:r>
           </w:p>
@@ -3841,7 +4105,6 @@
           <w:b/>
           <w:bCs/>
         </w:rPr>
-        <w:lastRenderedPageBreak/>
         <w:t>1. Factory Design Pattern</w:t>
       </w:r>
     </w:p>
@@ -4016,7 +4279,25 @@
                 <w:kern w:val="0"/>
                 <w14:ligatures w14:val="none"/>
               </w:rPr>
-              <w:t>    void draw();</w:t>
+              <w:t xml:space="preserve">    void </w:t>
+            </w:r>
+            <w:proofErr w:type="gramStart"/>
+            <w:r>
+              <w:rPr>
+                <w:rFonts w:ascii="Times New Roman" w:eastAsia="Times New Roman" w:hAnsi="Times New Roman" w:cs="Times New Roman"/>
+                <w:kern w:val="0"/>
+                <w14:ligatures w14:val="none"/>
+              </w:rPr>
+              <w:t>draw(</w:t>
+            </w:r>
+            <w:proofErr w:type="gramEnd"/>
+            <w:r>
+              <w:rPr>
+                <w:rFonts w:ascii="Times New Roman" w:eastAsia="Times New Roman" w:hAnsi="Times New Roman" w:cs="Times New Roman"/>
+                <w:kern w:val="0"/>
+                <w14:ligatures w14:val="none"/>
+              </w:rPr>
+              <w:t>);</w:t>
             </w:r>
           </w:p>
           <w:p>
@@ -4068,13 +4349,23 @@
                 <w14:ligatures w14:val="none"/>
               </w:rPr>
             </w:pPr>
+            <w:proofErr w:type="gramStart"/>
             <w:r>
               <w:rPr>
                 <w:rFonts w:ascii="Times New Roman" w:eastAsia="Times New Roman" w:hAnsi="Times New Roman" w:cs="Times New Roman"/>
                 <w:kern w:val="0"/>
                 <w14:ligatures w14:val="none"/>
               </w:rPr>
-              <w:t>class Circle implements Shape {</w:t>
+              <w:t>class</w:t>
+            </w:r>
+            <w:proofErr w:type="gramEnd"/>
+            <w:r>
+              <w:rPr>
+                <w:rFonts w:ascii="Times New Roman" w:eastAsia="Times New Roman" w:hAnsi="Times New Roman" w:cs="Times New Roman"/>
+                <w:kern w:val="0"/>
+                <w14:ligatures w14:val="none"/>
+              </w:rPr>
+              <w:t xml:space="preserve"> Circle implements Shape {</w:t>
             </w:r>
           </w:p>
           <w:p>
@@ -4096,7 +4387,25 @@
                 <w:kern w:val="0"/>
                 <w14:ligatures w14:val="none"/>
               </w:rPr>
-              <w:t>    public void draw() {</w:t>
+              <w:t xml:space="preserve">    public void </w:t>
+            </w:r>
+            <w:proofErr w:type="gramStart"/>
+            <w:r>
+              <w:rPr>
+                <w:rFonts w:ascii="Times New Roman" w:eastAsia="Times New Roman" w:hAnsi="Times New Roman" w:cs="Times New Roman"/>
+                <w:kern w:val="0"/>
+                <w14:ligatures w14:val="none"/>
+              </w:rPr>
+              <w:t>draw(</w:t>
+            </w:r>
+            <w:proofErr w:type="gramEnd"/>
+            <w:r>
+              <w:rPr>
+                <w:rFonts w:ascii="Times New Roman" w:eastAsia="Times New Roman" w:hAnsi="Times New Roman" w:cs="Times New Roman"/>
+                <w:kern w:val="0"/>
+                <w14:ligatures w14:val="none"/>
+              </w:rPr>
+              <w:t>) {</w:t>
             </w:r>
           </w:p>
           <w:p>
@@ -4238,7 +4547,25 @@
                 <w:kern w:val="0"/>
                 <w14:ligatures w14:val="none"/>
               </w:rPr>
-              <w:t>    public void draw() {</w:t>
+              <w:t xml:space="preserve">    public void </w:t>
+            </w:r>
+            <w:proofErr w:type="gramStart"/>
+            <w:r>
+              <w:rPr>
+                <w:rFonts w:ascii="Times New Roman" w:eastAsia="Times New Roman" w:hAnsi="Times New Roman" w:cs="Times New Roman"/>
+                <w:kern w:val="0"/>
+                <w14:ligatures w14:val="none"/>
+              </w:rPr>
+              <w:t>draw(</w:t>
+            </w:r>
+            <w:proofErr w:type="gramEnd"/>
+            <w:r>
+              <w:rPr>
+                <w:rFonts w:ascii="Times New Roman" w:eastAsia="Times New Roman" w:hAnsi="Times New Roman" w:cs="Times New Roman"/>
+                <w:kern w:val="0"/>
+                <w14:ligatures w14:val="none"/>
+              </w:rPr>
+              <w:t>) {</w:t>
             </w:r>
           </w:p>
           <w:p>
@@ -4401,6 +4728,7 @@
               <w:t xml:space="preserve">    public static Shape </w:t>
             </w:r>
             <w:proofErr w:type="spellStart"/>
+            <w:proofErr w:type="gramStart"/>
             <w:r>
               <w:rPr>
                 <w:rFonts w:ascii="Times New Roman" w:eastAsia="Times New Roman" w:hAnsi="Times New Roman" w:cs="Times New Roman"/>
@@ -4416,7 +4744,16 @@
                 <w:kern w:val="0"/>
                 <w14:ligatures w14:val="none"/>
               </w:rPr>
-              <w:t>(String type) {</w:t>
+              <w:t>(</w:t>
+            </w:r>
+            <w:proofErr w:type="gramEnd"/>
+            <w:r>
+              <w:rPr>
+                <w:rFonts w:ascii="Times New Roman" w:eastAsia="Times New Roman" w:hAnsi="Times New Roman" w:cs="Times New Roman"/>
+                <w:kern w:val="0"/>
+                <w14:ligatures w14:val="none"/>
+              </w:rPr>
+              <w:t>String type) {</w:t>
             </w:r>
           </w:p>
           <w:p>
@@ -4441,6 +4778,7 @@
               <w:t>        if (</w:t>
             </w:r>
             <w:proofErr w:type="spellStart"/>
+            <w:proofErr w:type="gramStart"/>
             <w:r>
               <w:rPr>
                 <w:rFonts w:ascii="Times New Roman" w:eastAsia="Times New Roman" w:hAnsi="Times New Roman" w:cs="Times New Roman"/>
@@ -4450,13 +4788,32 @@
               <w:t>type.equals</w:t>
             </w:r>
             <w:proofErr w:type="spellEnd"/>
+            <w:proofErr w:type="gramEnd"/>
             <w:r>
               <w:rPr>
                 <w:rFonts w:ascii="Times New Roman" w:eastAsia="Times New Roman" w:hAnsi="Times New Roman" w:cs="Times New Roman"/>
                 <w:kern w:val="0"/>
                 <w14:ligatures w14:val="none"/>
               </w:rPr>
-              <w:t>("CIRCLE")) return new Circle();</w:t>
+              <w:t xml:space="preserve">("CIRCLE")) return new </w:t>
+            </w:r>
+            <w:proofErr w:type="gramStart"/>
+            <w:r>
+              <w:rPr>
+                <w:rFonts w:ascii="Times New Roman" w:eastAsia="Times New Roman" w:hAnsi="Times New Roman" w:cs="Times New Roman"/>
+                <w:kern w:val="0"/>
+                <w14:ligatures w14:val="none"/>
+              </w:rPr>
+              <w:t>Circle(</w:t>
+            </w:r>
+            <w:proofErr w:type="gramEnd"/>
+            <w:r>
+              <w:rPr>
+                <w:rFonts w:ascii="Times New Roman" w:eastAsia="Times New Roman" w:hAnsi="Times New Roman" w:cs="Times New Roman"/>
+                <w:kern w:val="0"/>
+                <w14:ligatures w14:val="none"/>
+              </w:rPr>
+              <w:t>);</w:t>
             </w:r>
           </w:p>
           <w:p>
@@ -4481,6 +4838,7 @@
               <w:t>        if (</w:t>
             </w:r>
             <w:proofErr w:type="spellStart"/>
+            <w:proofErr w:type="gramStart"/>
             <w:r>
               <w:rPr>
                 <w:rFonts w:ascii="Times New Roman" w:eastAsia="Times New Roman" w:hAnsi="Times New Roman" w:cs="Times New Roman"/>
@@ -4490,13 +4848,32 @@
               <w:t>type.equals</w:t>
             </w:r>
             <w:proofErr w:type="spellEnd"/>
+            <w:proofErr w:type="gramEnd"/>
             <w:r>
               <w:rPr>
                 <w:rFonts w:ascii="Times New Roman" w:eastAsia="Times New Roman" w:hAnsi="Times New Roman" w:cs="Times New Roman"/>
                 <w:kern w:val="0"/>
                 <w14:ligatures w14:val="none"/>
               </w:rPr>
-              <w:t>("RECT")) return new Rectangle();</w:t>
+              <w:t xml:space="preserve">("RECT")) return new </w:t>
+            </w:r>
+            <w:proofErr w:type="gramStart"/>
+            <w:r>
+              <w:rPr>
+                <w:rFonts w:ascii="Times New Roman" w:eastAsia="Times New Roman" w:hAnsi="Times New Roman" w:cs="Times New Roman"/>
+                <w:kern w:val="0"/>
+                <w14:ligatures w14:val="none"/>
+              </w:rPr>
+              <w:t>Rectangle(</w:t>
+            </w:r>
+            <w:proofErr w:type="gramEnd"/>
+            <w:r>
+              <w:rPr>
+                <w:rFonts w:ascii="Times New Roman" w:eastAsia="Times New Roman" w:hAnsi="Times New Roman" w:cs="Times New Roman"/>
+                <w:kern w:val="0"/>
+                <w14:ligatures w14:val="none"/>
+              </w:rPr>
+              <w:t>);</w:t>
             </w:r>
           </w:p>
           <w:p>
@@ -4598,6 +4975,7 @@
                 <w:kern w:val="0"/>
                 <w14:ligatures w14:val="none"/>
               </w:rPr>
+              <w:lastRenderedPageBreak/>
               <w:t>// Usage</w:t>
             </w:r>
           </w:p>
@@ -4673,6 +5051,7 @@
               </w:rPr>
             </w:pPr>
             <w:proofErr w:type="spellStart"/>
+            <w:proofErr w:type="gramStart"/>
             <w:r>
               <w:rPr>
                 <w:rFonts w:ascii="Times New Roman" w:eastAsia="Times New Roman" w:hAnsi="Times New Roman" w:cs="Times New Roman"/>
@@ -4682,6 +5061,7 @@
               <w:t>shape.draw</w:t>
             </w:r>
             <w:proofErr w:type="spellEnd"/>
+            <w:proofErr w:type="gramEnd"/>
             <w:r>
               <w:rPr>
                 <w:rFonts w:ascii="Times New Roman" w:eastAsia="Times New Roman" w:hAnsi="Times New Roman" w:cs="Times New Roman"/>
@@ -4738,7 +5118,6 @@
           <w:b/>
           <w:bCs/>
         </w:rPr>
-        <w:lastRenderedPageBreak/>
         <w:t>🎯</w:t>
       </w:r>
       <w:r>
@@ -4769,8 +5148,13 @@
         </w:numPr>
         <w:spacing w:line="240" w:lineRule="auto"/>
       </w:pPr>
-      <w:r>
-        <w:t>Hides implementation details</w:t>
+      <w:proofErr w:type="gramStart"/>
+      <w:r>
+        <w:t>Hides</w:t>
+      </w:r>
+      <w:proofErr w:type="gramEnd"/>
+      <w:r>
+        <w:t xml:space="preserve"> implementation details</w:t>
       </w:r>
     </w:p>
     <w:p>
@@ -5082,6 +5466,7 @@
           <w:sz w:val="36"/>
           <w:szCs w:val="36"/>
         </w:rPr>
+        <w:lastRenderedPageBreak/>
         <w:t xml:space="preserve">Architect 1: </w:t>
       </w:r>
     </w:p>
@@ -5144,7 +5529,6 @@
           <w:b/>
           <w:bCs/>
         </w:rPr>
-        <w:lastRenderedPageBreak/>
         <w:t>2. Security Layer (JWT + OAuth2)</w:t>
       </w:r>
     </w:p>
@@ -5396,8 +5780,13 @@
             <w:pPr>
               <w:spacing w:line="240" w:lineRule="auto"/>
             </w:pPr>
+            <w:proofErr w:type="gramStart"/>
             <w:r>
-              <w:t>Prevent failure spreading</w:t>
+              <w:t>Prevent</w:t>
+            </w:r>
+            <w:proofErr w:type="gramEnd"/>
+            <w:r>
+              <w:t xml:space="preserve"> failure spreading</w:t>
             </w:r>
           </w:p>
         </w:tc>
@@ -5802,6 +6191,7 @@
                 <w:kern w:val="0"/>
                 <w14:ligatures w14:val="none"/>
               </w:rPr>
+              <w:lastRenderedPageBreak/>
               <w:t>Prometheus</w:t>
             </w:r>
           </w:p>
@@ -7368,6 +7758,7 @@
           <w:szCs w:val="32"/>
           <w14:ligatures w14:val="none"/>
         </w:rPr>
+        <w:lastRenderedPageBreak/>
         <w:t>Best Strategy for Microservices</w:t>
       </w:r>
     </w:p>
@@ -7456,7 +7847,25 @@
           <w:kern w:val="0"/>
           <w14:ligatures w14:val="none"/>
         </w:rPr>
-        <w:t xml:space="preserve"> Blue-Green + Canary + Rolling</w:t>
+        <w:t xml:space="preserve"> </w:t>
+      </w:r>
+      <w:proofErr w:type="gramStart"/>
+      <w:r>
+        <w:rPr>
+          <w:rFonts w:ascii="Courier New" w:eastAsia="Times New Roman" w:hAnsi="Courier New" w:cs="Courier New"/>
+          <w:kern w:val="0"/>
+          <w14:ligatures w14:val="none"/>
+        </w:rPr>
+        <w:t>Blue-Green</w:t>
+      </w:r>
+      <w:proofErr w:type="gramEnd"/>
+      <w:r>
+        <w:rPr>
+          <w:rFonts w:ascii="Courier New" w:eastAsia="Times New Roman" w:hAnsi="Courier New" w:cs="Courier New"/>
+          <w:kern w:val="0"/>
+          <w14:ligatures w14:val="none"/>
+        </w:rPr>
+        <w:t xml:space="preserve"> + Canary + Rolling</w:t>
       </w:r>
     </w:p>
     <w:p>
@@ -7572,18 +7981,7 @@
           <w:szCs w:val="32"/>
           <w14:ligatures w14:val="none"/>
         </w:rPr>
-        <w:t xml:space="preserve">“To handle 100K+ requests, I design a horizontally scalable microservices architecture using Kubernetes and Istio. Traffic flows through multi-level load balancers into an API Gateway that handles authentication and </w:t>
-      </w:r>
-      <w:r>
-        <w:rPr>
-          <w:rFonts w:ascii="Courier New" w:eastAsia="Times New Roman" w:hAnsi="Courier New" w:cs="Courier New"/>
-          <w:kern w:val="0"/>
-          <w:sz w:val="32"/>
-          <w:szCs w:val="32"/>
-          <w14:ligatures w14:val="none"/>
-        </w:rPr>
-        <w:lastRenderedPageBreak/>
-        <w:t>throttling.</w:t>
+        <w:t>“To handle 100K+ requests, I design a horizontally scalable microservices architecture using Kubernetes and Istio. Traffic flows through multi-level load balancers into an API Gateway that handles authentication and throttling.</w:t>
       </w:r>
       <w:r>
         <w:rPr>
@@ -7923,6 +8321,155 @@
 <file path=word/numbering.xml><?xml version="1.0" encoding="utf-8"?>
 <w:numbering xmlns:wpc="http://schemas.microsoft.com/office/word/2010/wordprocessingCanvas" xmlns:cx="http://schemas.microsoft.com/office/drawing/2014/chartex" xmlns:cx1="http://schemas.microsoft.com/office/drawing/2015/9/8/chartex" xmlns:cx2="http://schemas.microsoft.com/office/drawing/2015/10/21/chartex" xmlns:cx3="http://schemas.microsoft.com/office/drawing/2016/5/9/chartex" xmlns:cx4="http://schemas.microsoft.com/office/drawing/2016/5/10/chartex" xmlns:cx5="http://schemas.microsoft.com/office/drawing/2016/5/11/chartex" xmlns:cx6="http://schemas.microsoft.com/office/drawing/2016/5/12/chartex" xmlns:cx7="http://schemas.microsoft.com/office/drawing/2016/5/13/chartex" xmlns:cx8="http://schemas.microsoft.com/office/drawing/2016/5/14/chartex" xmlns:mc="http://schemas.openxmlformats.org/markup-compatibility/2006" xmlns:aink="http://schemas.microsoft.com/office/drawing/2016/ink" xmlns:am3d="http://schemas.microsoft.com/office/drawing/2017/model3d" xmlns:o="urn:schemas-microsoft-com:office:office" xmlns:oel="http://schemas.microsoft.com/office/2019/extlst" xmlns:r="http://schemas.openxmlformats.org/officeDocument/2006/relationships" xmlns:m="http://schemas.openxmlformats.org/officeDocument/2006/math" xmlns:v="urn:schemas-microsoft-com:vml" xmlns:wp14="http://schemas.microsoft.com/office/word/2010/wordprocessingDrawing" xmlns:wp="http://schemas.openxmlformats.org/drawingml/2006/wordprocessingDrawing" xmlns:w10="urn:schemas-microsoft-com:office:word" xmlns:w="http://schemas.openxmlformats.org/wordprocessingml/2006/main" xmlns:w14="http://schemas.microsoft.com/office/word/2010/wordml" xmlns:w15="http://schemas.microsoft.com/office/word/2012/wordml" xmlns:w16cex="http://schemas.microsoft.com/office/word/2018/wordml/cex" xmlns:w16cid="http://schemas.microsoft.com/office/word/2016/wordml/cid" xmlns:w16="http://schemas.microsoft.com/office/word/2018/wordml" xmlns:w16du="http://schemas.microsoft.com/office/word/2023/wordml/word16du" xmlns:w16sdtdh="http://schemas.microsoft.com/office/word/2020/wordml/sdtdatahash" xmlns:w16sdtfl="http://schemas.microsoft.com/office/word/2024/wordml/sdtformatlock" xmlns:w16se="http://schemas.microsoft.com/office/word/2015/wordml/symex" xmlns:wpg="http://schemas.microsoft.com/office/word/2010/wordprocessingGroup" xmlns:wpi="http://schemas.microsoft.com/office/word/2010/wordprocessingInk" xmlns:wne="http://schemas.microsoft.com/office/word/2006/wordml" xmlns:wps="http://schemas.microsoft.com/office/word/2010/wordprocessingShape" mc:Ignorable="w14 w15 w16se w16cid w16 w16cex w16sdtdh w16sdtfl w16du wp14">
   <w:abstractNum w:abstractNumId="0" w15:restartNumberingAfterBreak="0">
+    <w:nsid w:val="03B56B6E"/>
+    <w:multiLevelType w:val="multilevel"/>
+    <w:tmpl w:val="2CA8A6EA"/>
+    <w:lvl w:ilvl="0">
+      <w:start w:val="1"/>
+      <w:numFmt w:val="bullet"/>
+      <w:lvlText w:val=""/>
+      <w:lvlJc w:val="left"/>
+      <w:pPr>
+        <w:tabs>
+          <w:tab w:val="num" w:pos="720"/>
+        </w:tabs>
+        <w:ind w:left="720" w:hanging="360"/>
+      </w:pPr>
+      <w:rPr>
+        <w:rFonts w:ascii="Symbol" w:hAnsi="Symbol" w:hint="default"/>
+        <w:sz w:val="20"/>
+      </w:rPr>
+    </w:lvl>
+    <w:lvl w:ilvl="1" w:tentative="1">
+      <w:start w:val="1"/>
+      <w:numFmt w:val="bullet"/>
+      <w:lvlText w:val="o"/>
+      <w:lvlJc w:val="left"/>
+      <w:pPr>
+        <w:tabs>
+          <w:tab w:val="num" w:pos="1440"/>
+        </w:tabs>
+        <w:ind w:left="1440" w:hanging="360"/>
+      </w:pPr>
+      <w:rPr>
+        <w:rFonts w:ascii="Courier New" w:hAnsi="Courier New" w:hint="default"/>
+        <w:sz w:val="20"/>
+      </w:rPr>
+    </w:lvl>
+    <w:lvl w:ilvl="2" w:tentative="1">
+      <w:start w:val="1"/>
+      <w:numFmt w:val="bullet"/>
+      <w:lvlText w:val=""/>
+      <w:lvlJc w:val="left"/>
+      <w:pPr>
+        <w:tabs>
+          <w:tab w:val="num" w:pos="2160"/>
+        </w:tabs>
+        <w:ind w:left="2160" w:hanging="360"/>
+      </w:pPr>
+      <w:rPr>
+        <w:rFonts w:ascii="Wingdings" w:hAnsi="Wingdings" w:hint="default"/>
+        <w:sz w:val="20"/>
+      </w:rPr>
+    </w:lvl>
+    <w:lvl w:ilvl="3" w:tentative="1">
+      <w:start w:val="1"/>
+      <w:numFmt w:val="bullet"/>
+      <w:lvlText w:val=""/>
+      <w:lvlJc w:val="left"/>
+      <w:pPr>
+        <w:tabs>
+          <w:tab w:val="num" w:pos="2880"/>
+        </w:tabs>
+        <w:ind w:left="2880" w:hanging="360"/>
+      </w:pPr>
+      <w:rPr>
+        <w:rFonts w:ascii="Wingdings" w:hAnsi="Wingdings" w:hint="default"/>
+        <w:sz w:val="20"/>
+      </w:rPr>
+    </w:lvl>
+    <w:lvl w:ilvl="4" w:tentative="1">
+      <w:start w:val="1"/>
+      <w:numFmt w:val="bullet"/>
+      <w:lvlText w:val=""/>
+      <w:lvlJc w:val="left"/>
+      <w:pPr>
+        <w:tabs>
+          <w:tab w:val="num" w:pos="3600"/>
+        </w:tabs>
+        <w:ind w:left="3600" w:hanging="360"/>
+      </w:pPr>
+      <w:rPr>
+        <w:rFonts w:ascii="Wingdings" w:hAnsi="Wingdings" w:hint="default"/>
+        <w:sz w:val="20"/>
+      </w:rPr>
+    </w:lvl>
+    <w:lvl w:ilvl="5" w:tentative="1">
+      <w:start w:val="1"/>
+      <w:numFmt w:val="bullet"/>
+      <w:lvlText w:val=""/>
+      <w:lvlJc w:val="left"/>
+      <w:pPr>
+        <w:tabs>
+          <w:tab w:val="num" w:pos="4320"/>
+        </w:tabs>
+        <w:ind w:left="4320" w:hanging="360"/>
+      </w:pPr>
+      <w:rPr>
+        <w:rFonts w:ascii="Wingdings" w:hAnsi="Wingdings" w:hint="default"/>
+        <w:sz w:val="20"/>
+      </w:rPr>
+    </w:lvl>
+    <w:lvl w:ilvl="6" w:tentative="1">
+      <w:start w:val="1"/>
+      <w:numFmt w:val="bullet"/>
+      <w:lvlText w:val=""/>
+      <w:lvlJc w:val="left"/>
+      <w:pPr>
+        <w:tabs>
+          <w:tab w:val="num" w:pos="5040"/>
+        </w:tabs>
+        <w:ind w:left="5040" w:hanging="360"/>
+      </w:pPr>
+      <w:rPr>
+        <w:rFonts w:ascii="Wingdings" w:hAnsi="Wingdings" w:hint="default"/>
+        <w:sz w:val="20"/>
+      </w:rPr>
+    </w:lvl>
+    <w:lvl w:ilvl="7" w:tentative="1">
+      <w:start w:val="1"/>
+      <w:numFmt w:val="bullet"/>
+      <w:lvlText w:val=""/>
+      <w:lvlJc w:val="left"/>
+      <w:pPr>
+        <w:tabs>
+          <w:tab w:val="num" w:pos="5760"/>
+        </w:tabs>
+        <w:ind w:left="5760" w:hanging="360"/>
+      </w:pPr>
+      <w:rPr>
+        <w:rFonts w:ascii="Wingdings" w:hAnsi="Wingdings" w:hint="default"/>
+        <w:sz w:val="20"/>
+      </w:rPr>
+    </w:lvl>
+    <w:lvl w:ilvl="8" w:tentative="1">
+      <w:start w:val="1"/>
+      <w:numFmt w:val="bullet"/>
+      <w:lvlText w:val=""/>
+      <w:lvlJc w:val="left"/>
+      <w:pPr>
+        <w:tabs>
+          <w:tab w:val="num" w:pos="6480"/>
+        </w:tabs>
+        <w:ind w:left="6480" w:hanging="360"/>
+      </w:pPr>
+      <w:rPr>
+        <w:rFonts w:ascii="Wingdings" w:hAnsi="Wingdings" w:hint="default"/>
+        <w:sz w:val="20"/>
+      </w:rPr>
+    </w:lvl>
+  </w:abstractNum>
+  <w:abstractNum w:abstractNumId="1" w15:restartNumberingAfterBreak="0">
     <w:nsid w:val="095827F9"/>
     <w:multiLevelType w:val="multilevel"/>
     <w:tmpl w:val="49C80CF0"/>
@@ -8071,7 +8618,7 @@
       </w:rPr>
     </w:lvl>
   </w:abstractNum>
-  <w:abstractNum w:abstractNumId="1" w15:restartNumberingAfterBreak="0">
+  <w:abstractNum w:abstractNumId="2" w15:restartNumberingAfterBreak="0">
     <w:nsid w:val="0BF01FD0"/>
     <w:multiLevelType w:val="hybridMultilevel"/>
     <w:tmpl w:val="1DCED7DC"/>
@@ -8160,7 +8707,7 @@
       </w:pPr>
     </w:lvl>
   </w:abstractNum>
-  <w:abstractNum w:abstractNumId="2" w15:restartNumberingAfterBreak="0">
+  <w:abstractNum w:abstractNumId="3" w15:restartNumberingAfterBreak="0">
     <w:nsid w:val="16585EB2"/>
     <w:multiLevelType w:val="multilevel"/>
     <w:tmpl w:val="1EDEB120"/>
@@ -8277,7 +8824,7 @@
       </w:pPr>
     </w:lvl>
   </w:abstractNum>
-  <w:abstractNum w:abstractNumId="3" w15:restartNumberingAfterBreak="0">
+  <w:abstractNum w:abstractNumId="4" w15:restartNumberingAfterBreak="0">
     <w:nsid w:val="171B09B9"/>
     <w:multiLevelType w:val="hybridMultilevel"/>
     <w:tmpl w:val="3F4210D4"/>
@@ -8366,7 +8913,7 @@
       </w:pPr>
     </w:lvl>
   </w:abstractNum>
-  <w:abstractNum w:abstractNumId="4" w15:restartNumberingAfterBreak="0">
+  <w:abstractNum w:abstractNumId="5" w15:restartNumberingAfterBreak="0">
     <w:nsid w:val="1BCF13EF"/>
     <w:multiLevelType w:val="multilevel"/>
     <w:tmpl w:val="B832EC38"/>
@@ -8515,7 +9062,7 @@
       </w:rPr>
     </w:lvl>
   </w:abstractNum>
-  <w:abstractNum w:abstractNumId="5" w15:restartNumberingAfterBreak="0">
+  <w:abstractNum w:abstractNumId="6" w15:restartNumberingAfterBreak="0">
     <w:nsid w:val="1BFA7A12"/>
     <w:multiLevelType w:val="multilevel"/>
     <w:tmpl w:val="C67E5FDE"/>
@@ -8664,7 +9211,7 @@
       </w:rPr>
     </w:lvl>
   </w:abstractNum>
-  <w:abstractNum w:abstractNumId="6" w15:restartNumberingAfterBreak="0">
+  <w:abstractNum w:abstractNumId="7" w15:restartNumberingAfterBreak="0">
     <w:nsid w:val="1E834A59"/>
     <w:multiLevelType w:val="multilevel"/>
     <w:tmpl w:val="EEDE5A1C"/>
@@ -8781,7 +9328,7 @@
       </w:pPr>
     </w:lvl>
   </w:abstractNum>
-  <w:abstractNum w:abstractNumId="7" w15:restartNumberingAfterBreak="0">
+  <w:abstractNum w:abstractNumId="8" w15:restartNumberingAfterBreak="0">
     <w:nsid w:val="23E84165"/>
     <w:multiLevelType w:val="multilevel"/>
     <w:tmpl w:val="F8AC993A"/>
@@ -8930,7 +9477,7 @@
       </w:rPr>
     </w:lvl>
   </w:abstractNum>
-  <w:abstractNum w:abstractNumId="8" w15:restartNumberingAfterBreak="0">
+  <w:abstractNum w:abstractNumId="9" w15:restartNumberingAfterBreak="0">
     <w:nsid w:val="2B6D3925"/>
     <w:multiLevelType w:val="multilevel"/>
     <w:tmpl w:val="F5904E5A"/>
@@ -9047,7 +9594,7 @@
       </w:pPr>
     </w:lvl>
   </w:abstractNum>
-  <w:abstractNum w:abstractNumId="9" w15:restartNumberingAfterBreak="0">
+  <w:abstractNum w:abstractNumId="10" w15:restartNumberingAfterBreak="0">
     <w:nsid w:val="2BF2310A"/>
     <w:multiLevelType w:val="multilevel"/>
     <w:tmpl w:val="36EA1692"/>
@@ -9196,7 +9743,7 @@
       </w:rPr>
     </w:lvl>
   </w:abstractNum>
-  <w:abstractNum w:abstractNumId="10" w15:restartNumberingAfterBreak="0">
+  <w:abstractNum w:abstractNumId="11" w15:restartNumberingAfterBreak="0">
     <w:nsid w:val="2F620A8B"/>
     <w:multiLevelType w:val="multilevel"/>
     <w:tmpl w:val="5F98DF56"/>
@@ -9345,7 +9892,7 @@
       </w:rPr>
     </w:lvl>
   </w:abstractNum>
-  <w:abstractNum w:abstractNumId="11" w15:restartNumberingAfterBreak="0">
+  <w:abstractNum w:abstractNumId="12" w15:restartNumberingAfterBreak="0">
     <w:nsid w:val="31FD787A"/>
     <w:multiLevelType w:val="multilevel"/>
     <w:tmpl w:val="6D3AA730"/>
@@ -9494,7 +10041,7 @@
       </w:rPr>
     </w:lvl>
   </w:abstractNum>
-  <w:abstractNum w:abstractNumId="12" w15:restartNumberingAfterBreak="0">
+  <w:abstractNum w:abstractNumId="13" w15:restartNumberingAfterBreak="0">
     <w:nsid w:val="368D0B23"/>
     <w:multiLevelType w:val="multilevel"/>
     <w:tmpl w:val="E788C948"/>
@@ -9643,7 +10190,7 @@
       </w:rPr>
     </w:lvl>
   </w:abstractNum>
-  <w:abstractNum w:abstractNumId="13" w15:restartNumberingAfterBreak="0">
+  <w:abstractNum w:abstractNumId="14" w15:restartNumberingAfterBreak="0">
     <w:nsid w:val="388C0B43"/>
     <w:multiLevelType w:val="multilevel"/>
     <w:tmpl w:val="6242DD30"/>
@@ -9792,7 +10339,7 @@
       </w:rPr>
     </w:lvl>
   </w:abstractNum>
-  <w:abstractNum w:abstractNumId="14" w15:restartNumberingAfterBreak="0">
+  <w:abstractNum w:abstractNumId="15" w15:restartNumberingAfterBreak="0">
     <w:nsid w:val="3E5E4CD6"/>
     <w:multiLevelType w:val="multilevel"/>
     <w:tmpl w:val="02585C8A"/>
@@ -9941,7 +10488,7 @@
       </w:rPr>
     </w:lvl>
   </w:abstractNum>
-  <w:abstractNum w:abstractNumId="15" w15:restartNumberingAfterBreak="0">
+  <w:abstractNum w:abstractNumId="16" w15:restartNumberingAfterBreak="0">
     <w:nsid w:val="43AE2E43"/>
     <w:multiLevelType w:val="multilevel"/>
     <w:tmpl w:val="E4AE9C8A"/>
@@ -10090,7 +10637,7 @@
       </w:rPr>
     </w:lvl>
   </w:abstractNum>
-  <w:abstractNum w:abstractNumId="16" w15:restartNumberingAfterBreak="0">
+  <w:abstractNum w:abstractNumId="17" w15:restartNumberingAfterBreak="0">
     <w:nsid w:val="4A590667"/>
     <w:multiLevelType w:val="multilevel"/>
     <w:tmpl w:val="B438717A"/>
@@ -10239,7 +10786,7 @@
       </w:rPr>
     </w:lvl>
   </w:abstractNum>
-  <w:abstractNum w:abstractNumId="17" w15:restartNumberingAfterBreak="0">
+  <w:abstractNum w:abstractNumId="18" w15:restartNumberingAfterBreak="0">
     <w:nsid w:val="5171135A"/>
     <w:multiLevelType w:val="hybridMultilevel"/>
     <w:tmpl w:val="9D9E4994"/>
@@ -10328,7 +10875,7 @@
       </w:pPr>
     </w:lvl>
   </w:abstractNum>
-  <w:abstractNum w:abstractNumId="18" w15:restartNumberingAfterBreak="0">
+  <w:abstractNum w:abstractNumId="19" w15:restartNumberingAfterBreak="0">
     <w:nsid w:val="538D1206"/>
     <w:multiLevelType w:val="multilevel"/>
     <w:tmpl w:val="5AA61482"/>
@@ -10477,7 +11024,7 @@
       </w:rPr>
     </w:lvl>
   </w:abstractNum>
-  <w:abstractNum w:abstractNumId="19" w15:restartNumberingAfterBreak="0">
+  <w:abstractNum w:abstractNumId="20" w15:restartNumberingAfterBreak="0">
     <w:nsid w:val="575E08AC"/>
     <w:multiLevelType w:val="multilevel"/>
     <w:tmpl w:val="C6EE29AE"/>
@@ -10594,7 +11141,7 @@
       </w:pPr>
     </w:lvl>
   </w:abstractNum>
-  <w:abstractNum w:abstractNumId="20" w15:restartNumberingAfterBreak="0">
+  <w:abstractNum w:abstractNumId="21" w15:restartNumberingAfterBreak="0">
     <w:nsid w:val="5E8F7069"/>
     <w:multiLevelType w:val="multilevel"/>
     <w:tmpl w:val="67F6C5E8"/>
@@ -10743,7 +11290,7 @@
       </w:rPr>
     </w:lvl>
   </w:abstractNum>
-  <w:abstractNum w:abstractNumId="21" w15:restartNumberingAfterBreak="0">
+  <w:abstractNum w:abstractNumId="22" w15:restartNumberingAfterBreak="0">
     <w:nsid w:val="6223234D"/>
     <w:multiLevelType w:val="multilevel"/>
     <w:tmpl w:val="0780F478"/>
@@ -10892,7 +11439,7 @@
       </w:rPr>
     </w:lvl>
   </w:abstractNum>
-  <w:abstractNum w:abstractNumId="22" w15:restartNumberingAfterBreak="0">
+  <w:abstractNum w:abstractNumId="23" w15:restartNumberingAfterBreak="0">
     <w:nsid w:val="701A5C5D"/>
     <w:multiLevelType w:val="multilevel"/>
     <w:tmpl w:val="6920892C"/>
@@ -11010,88 +11557,91 @@
     </w:lvl>
   </w:abstractNum>
   <w:num w:numId="1" w16cid:durableId="785733051">
+    <w:abstractNumId w:val="4"/>
+  </w:num>
+  <w:num w:numId="2" w16cid:durableId="2103405555">
+    <w:abstractNumId w:val="14"/>
+  </w:num>
+  <w:num w:numId="3" w16cid:durableId="1488399922">
+    <w:abstractNumId w:val="8"/>
+  </w:num>
+  <w:num w:numId="4" w16cid:durableId="1278756651">
+    <w:abstractNumId w:val="11"/>
+  </w:num>
+  <w:num w:numId="5" w16cid:durableId="1045367560">
+    <w:abstractNumId w:val="7"/>
+  </w:num>
+  <w:num w:numId="6" w16cid:durableId="1697344709">
+    <w:abstractNumId w:val="23"/>
+  </w:num>
+  <w:num w:numId="7" w16cid:durableId="1392845520">
     <w:abstractNumId w:val="3"/>
   </w:num>
-  <w:num w:numId="2" w16cid:durableId="2103405555">
+  <w:num w:numId="8" w16cid:durableId="601380741">
+    <w:abstractNumId w:val="9"/>
+  </w:num>
+  <w:num w:numId="9" w16cid:durableId="649872750">
+    <w:abstractNumId w:val="20"/>
+  </w:num>
+  <w:num w:numId="10" w16cid:durableId="1710762094">
+    <w:abstractNumId w:val="16"/>
+  </w:num>
+  <w:num w:numId="11" w16cid:durableId="985939145">
+    <w:abstractNumId w:val="12"/>
+  </w:num>
+  <w:num w:numId="12" w16cid:durableId="1050884664">
+    <w:abstractNumId w:val="15"/>
+  </w:num>
+  <w:num w:numId="13" w16cid:durableId="520513376">
+    <w:abstractNumId w:val="10"/>
+  </w:num>
+  <w:num w:numId="14" w16cid:durableId="1226913152">
+    <w:abstractNumId w:val="1"/>
+  </w:num>
+  <w:num w:numId="15" w16cid:durableId="15891729">
+    <w:abstractNumId w:val="19"/>
+  </w:num>
+  <w:num w:numId="16" w16cid:durableId="420687544">
+    <w:abstractNumId w:val="2"/>
+  </w:num>
+  <w:num w:numId="17" w16cid:durableId="128480605">
+    <w:abstractNumId w:val="21"/>
+  </w:num>
+  <w:num w:numId="18" w16cid:durableId="1612782187">
+    <w:abstractNumId w:val="5"/>
+  </w:num>
+  <w:num w:numId="19" w16cid:durableId="372928546">
+    <w:abstractNumId w:val="22"/>
+  </w:num>
+  <w:num w:numId="20" w16cid:durableId="608660815">
+    <w:abstractNumId w:val="6"/>
+  </w:num>
+  <w:num w:numId="21" w16cid:durableId="1051923816">
     <w:abstractNumId w:val="13"/>
   </w:num>
-  <w:num w:numId="3" w16cid:durableId="1488399922">
-    <w:abstractNumId w:val="7"/>
-  </w:num>
-  <w:num w:numId="4" w16cid:durableId="1278756651">
-    <w:abstractNumId w:val="10"/>
-  </w:num>
-  <w:num w:numId="5" w16cid:durableId="1045367560">
-    <w:abstractNumId w:val="6"/>
-  </w:num>
-  <w:num w:numId="6" w16cid:durableId="1697344709">
-    <w:abstractNumId w:val="22"/>
-  </w:num>
-  <w:num w:numId="7" w16cid:durableId="1392845520">
-    <w:abstractNumId w:val="2"/>
-  </w:num>
-  <w:num w:numId="8" w16cid:durableId="601380741">
-    <w:abstractNumId w:val="8"/>
-  </w:num>
-  <w:num w:numId="9" w16cid:durableId="649872750">
-    <w:abstractNumId w:val="19"/>
-  </w:num>
-  <w:num w:numId="10" w16cid:durableId="1710762094">
-    <w:abstractNumId w:val="15"/>
-  </w:num>
-  <w:num w:numId="11" w16cid:durableId="985939145">
-    <w:abstractNumId w:val="11"/>
-  </w:num>
-  <w:num w:numId="12" w16cid:durableId="1050884664">
-    <w:abstractNumId w:val="14"/>
-  </w:num>
-  <w:num w:numId="13" w16cid:durableId="520513376">
-    <w:abstractNumId w:val="9"/>
-  </w:num>
-  <w:num w:numId="14" w16cid:durableId="1226913152">
-    <w:abstractNumId w:val="0"/>
-  </w:num>
-  <w:num w:numId="15" w16cid:durableId="15891729">
-    <w:abstractNumId w:val="18"/>
-  </w:num>
-  <w:num w:numId="16" w16cid:durableId="420687544">
-    <w:abstractNumId w:val="1"/>
-  </w:num>
-  <w:num w:numId="17" w16cid:durableId="128480605">
-    <w:abstractNumId w:val="20"/>
-  </w:num>
-  <w:num w:numId="18" w16cid:durableId="1612782187">
-    <w:abstractNumId w:val="4"/>
-  </w:num>
-  <w:num w:numId="19" w16cid:durableId="372928546">
-    <w:abstractNumId w:val="21"/>
-  </w:num>
-  <w:num w:numId="20" w16cid:durableId="608660815">
-    <w:abstractNumId w:val="5"/>
-  </w:num>
-  <w:num w:numId="21" w16cid:durableId="1051923816">
-    <w:abstractNumId w:val="12"/>
-  </w:num>
   <w:num w:numId="22" w16cid:durableId="1793865123">
-    <w:abstractNumId w:val="16"/>
+    <w:abstractNumId w:val="17"/>
     <w:lvlOverride w:ilvl="0">
       <w:startOverride w:val="1"/>
     </w:lvlOverride>
   </w:num>
   <w:num w:numId="23" w16cid:durableId="1203784103">
-    <w:abstractNumId w:val="16"/>
+    <w:abstractNumId w:val="17"/>
     <w:lvlOverride w:ilvl="0">
       <w:startOverride w:val="2"/>
     </w:lvlOverride>
   </w:num>
   <w:num w:numId="24" w16cid:durableId="818963689">
-    <w:abstractNumId w:val="16"/>
+    <w:abstractNumId w:val="17"/>
     <w:lvlOverride w:ilvl="0">
       <w:startOverride w:val="3"/>
     </w:lvlOverride>
   </w:num>
   <w:num w:numId="25" w16cid:durableId="736324476">
-    <w:abstractNumId w:val="17"/>
+    <w:abstractNumId w:val="18"/>
+  </w:num>
+  <w:num w:numId="26" w16cid:durableId="2007048771">
+    <w:abstractNumId w:val="0"/>
   </w:num>
   <w:numIdMacAtCleanup w:val="4"/>
 </w:numbering>
@@ -12342,12 +12892,12 @@
     <w:rsid w:val="00424D0E"/>
     <w:rsid w:val="006371B1"/>
     <w:rsid w:val="00736F4F"/>
-    <w:rsid w:val="00747377"/>
     <w:rsid w:val="008474B6"/>
     <w:rsid w:val="00912463"/>
     <w:rsid w:val="00962F7A"/>
     <w:rsid w:val="009C53AA"/>
     <w:rsid w:val="00AA4640"/>
+    <w:rsid w:val="00AB5C93"/>
     <w:rsid w:val="00B30E24"/>
     <w:rsid w:val="00C13FAF"/>
     <w:rsid w:val="00C6146D"/>

--- a/src/main/java/architect/Architect.docx
+++ b/src/main/java/architect/Architect.docx
@@ -3130,10 +3130,10 @@
             <v:path o:extrusionok="f" gradientshapeok="t" o:connecttype="rect"/>
             <o:lock v:ext="edit" aspectratio="t"/>
           </v:shapetype>
-          <v:shape id="_x0000_i1036" type="#_x0000_t75" style="width:75.35pt;height:48.7pt" o:ole="">
+          <v:shape id="_x0000_i1036" type="#_x0000_t75" style="width:75.3pt;height:48.75pt" o:ole="">
             <v:imagedata r:id="rId8" o:title=""/>
           </v:shape>
-          <o:OLEObject Type="Embed" ProgID="Package" ShapeID="_x0000_i1036" DrawAspect="Icon" ObjectID="_1842000620" r:id="rId9"/>
+          <o:OLEObject Type="Embed" ProgID="Package" ShapeID="_x0000_i1036" DrawAspect="Icon" ObjectID="_1842592513" r:id="rId9"/>
         </w:object>
       </w:r>
     </w:p>
@@ -3747,14 +3747,16 @@
       <w:pPr>
         <w:spacing w:line="240" w:lineRule="auto"/>
       </w:pPr>
-      <w:r>
-        <w:object w:dxaOrig="1508" w:dyaOrig="984" w14:anchorId="210B7EE8">
-          <v:shape id="_x0000_i1037" type="#_x0000_t75" style="width:75.35pt;height:49.1pt" o:ole="">
-            <v:imagedata r:id="rId13" o:title=""/>
-          </v:shape>
-          <o:OLEObject Type="Embed" ProgID="Package" ShapeID="_x0000_i1037" DrawAspect="Icon" ObjectID="_1842000621" r:id="rId14"/>
-        </w:object>
-      </w:r>
+    </w:p>
+    <w:p>
+      <w:pPr>
+        <w:spacing w:line="240" w:lineRule="auto"/>
+      </w:pPr>
+    </w:p>
+    <w:p>
+      <w:pPr>
+        <w:spacing w:line="240" w:lineRule="auto"/>
+      </w:pPr>
     </w:p>
     <w:tbl>
       <w:tblPr>
@@ -3858,6 +3860,7 @@
               <w:pStyle w:val="ListParagraph"/>
             </w:pPr>
             <w:r>
+              <w:lastRenderedPageBreak/>
               <w:t>Factory</w:t>
             </w:r>
           </w:p>
@@ -3910,7 +3913,6 @@
               <w:pStyle w:val="ListParagraph"/>
             </w:pPr>
             <w:r>
-              <w:lastRenderedPageBreak/>
               <w:t>Abstract Factory</w:t>
             </w:r>
           </w:p>
@@ -4939,6 +4941,7 @@
                 <w:kern w:val="0"/>
                 <w14:ligatures w14:val="none"/>
               </w:rPr>
+              <w:lastRenderedPageBreak/>
               <w:t>}</w:t>
             </w:r>
           </w:p>
@@ -4975,7 +4978,6 @@
                 <w:kern w:val="0"/>
                 <w14:ligatures w14:val="none"/>
               </w:rPr>
-              <w:lastRenderedPageBreak/>
               <w:t>// Usage</w:t>
             </w:r>
           </w:p>
@@ -5446,6 +5448,7 @@
         <w:spacing w:line="240" w:lineRule="auto"/>
       </w:pPr>
       <w:r>
+        <w:lastRenderedPageBreak/>
         <w:t>*************************************************************************************</w:t>
       </w:r>
     </w:p>
@@ -5466,7 +5469,6 @@
           <w:sz w:val="36"/>
           <w:szCs w:val="36"/>
         </w:rPr>
-        <w:lastRenderedPageBreak/>
         <w:t xml:space="preserve">Architect 1: </w:t>
       </w:r>
     </w:p>
@@ -6118,6 +6120,7 @@
                 <w:kern w:val="0"/>
                 <w14:ligatures w14:val="none"/>
               </w:rPr>
+              <w:lastRenderedPageBreak/>
               <w:t>Tool</w:t>
             </w:r>
           </w:p>
@@ -6191,7 +6194,6 @@
                 <w:kern w:val="0"/>
                 <w14:ligatures w14:val="none"/>
               </w:rPr>
-              <w:lastRenderedPageBreak/>
               <w:t>Prometheus</w:t>
             </w:r>
           </w:p>
@@ -7714,6 +7716,7 @@
           <w:kern w:val="0"/>
           <w14:ligatures w14:val="none"/>
         </w:rPr>
+        <w:lastRenderedPageBreak/>
         <w:t>→ 20% → 50% → 100%</w:t>
       </w:r>
     </w:p>
@@ -7758,7 +7761,6 @@
           <w:szCs w:val="32"/>
           <w14:ligatures w14:val="none"/>
         </w:rPr>
-        <w:lastRenderedPageBreak/>
         <w:t>Best Strategy for Microservices</w:t>
       </w:r>
     </w:p>
@@ -8116,7 +8118,7 @@
       </w:pPr>
     </w:p>
     <w:sectPr>
-      <w:headerReference w:type="default" r:id="rId15"/>
+      <w:headerReference w:type="default" r:id="rId13"/>
       <w:pgSz w:w="12240" w:h="15840"/>
       <w:pgMar w:top="1440" w:right="1440" w:bottom="1440" w:left="1440" w:header="708" w:footer="708" w:gutter="0"/>
       <w:pgBorders w:offsetFrom="page">
@@ -12248,6 +12250,7 @@
   <w:style w:type="character" w:default="1" w:styleId="DefaultParagraphFont">
     <w:name w:val="Default Paragraph Font"/>
     <w:uiPriority w:val="1"/>
+    <w:semiHidden/>
     <w:unhideWhenUsed/>
   </w:style>
   <w:style w:type="table" w:default="1" w:styleId="TableNormal">
@@ -12887,11 +12890,14 @@
     <w:rsid w:val="001358DF"/>
     <w:rsid w:val="001744E1"/>
     <w:rsid w:val="001A7EFE"/>
+    <w:rsid w:val="002C1585"/>
     <w:rsid w:val="003311E6"/>
     <w:rsid w:val="003729BC"/>
     <w:rsid w:val="00424D0E"/>
     <w:rsid w:val="006371B1"/>
     <w:rsid w:val="00736F4F"/>
+    <w:rsid w:val="00784334"/>
+    <w:rsid w:val="00846252"/>
     <w:rsid w:val="008474B6"/>
     <w:rsid w:val="00912463"/>
     <w:rsid w:val="00962F7A"/>
@@ -12902,6 +12908,7 @@
     <w:rsid w:val="00C13FAF"/>
     <w:rsid w:val="00C6146D"/>
     <w:rsid w:val="00D94638"/>
+    <w:rsid w:val="00EC68E2"/>
   </w:rsids>
   <m:mathPr>
     <m:mathFont m:val="Cambria Math"/>
